--- a/public/resume/malcolm-xavier-resume-template.docx
+++ b/public/resume/malcolm-xavier-resume-template.docx
@@ -40,7 +40,7 @@
       <w:pPr>
         <w:spacing w:after="40" w:before="0"/>
       </w:pPr>
-      <w:hyperlink w:history="1" r:id="rIdusdfmnrak6unhquwfavib">
+      <w:hyperlink w:history="1" r:id="rIdkge4qvfvcsj5xopoqu8kv">
         <w:r>
           <w:rPr>
             <w:rFonts w:ascii="DM Sans" w:cs="DM Sans" w:eastAsia="DM Sans" w:hAnsi="DM Sans"/>
@@ -69,7 +69,7 @@
         </w:rPr>
         <w:t xml:space="preserve"> · </w:t>
       </w:r>
-      <w:hyperlink w:history="1" r:id="rId8dsfdl3gbgafxjt2kc9ql">
+      <w:hyperlink w:history="1" r:id="rIdumqznkfdhjqs8k5213mxx">
         <w:r>
           <w:rPr>
             <w:rFonts w:ascii="DM Sans" w:cs="DM Sans" w:eastAsia="DM Sans" w:hAnsi="DM Sans"/>
@@ -116,7 +116,7 @@
       <w:pPr>
         <w:spacing w:after="200" w:before="0"/>
       </w:pPr>
-      <w:hyperlink w:history="1" r:id="rIdxq5jlaoex_cpjkf2uhcn1">
+      <w:hyperlink w:history="1" r:id="rIdu7ehyjj3ymtx_yiiu2fpv">
         <w:r>
           <w:rPr>
             <w:rFonts w:ascii="DM Sans" w:cs="DM Sans" w:eastAsia="DM Sans" w:hAnsi="DM Sans"/>
@@ -145,7 +145,7 @@
         </w:rPr>
         <w:t xml:space="preserve"> · </w:t>
       </w:r>
-      <w:hyperlink w:history="1" r:id="rIdlobn_h3o1rt1wyww__bfw">
+      <w:hyperlink w:history="1" r:id="rIdmdrou6k_ftr8unuwt1srr">
         <w:r>
           <w:rPr>
             <w:rFonts w:ascii="DM Sans" w:cs="DM Sans" w:eastAsia="DM Sans" w:hAnsi="DM Sans"/>
@@ -174,7 +174,7 @@
         </w:rPr>
         <w:t xml:space="preserve"> · </w:t>
       </w:r>
-      <w:hyperlink w:history="1" r:id="rIdmkdmqgievbptgxn_fwvzh">
+      <w:hyperlink w:history="1" r:id="rIddhq0ghb4vood01ru21u0u">
         <w:r>
           <w:rPr>
             <w:rFonts w:ascii="DM Sans" w:cs="DM Sans" w:eastAsia="DM Sans" w:hAnsi="DM Sans"/>
@@ -235,7 +235,7 @@
         <w:keepNext/>
         <w:spacing w:after="0" w:before="0"/>
       </w:pPr>
-      <w:hyperlink w:history="1" r:id="rIdkgd9prl9kxw2izb2x0j16">
+      <w:hyperlink w:history="1" r:id="rIdjphrkfxae6icpeqj70sss">
         <w:r>
           <w:rPr>
             <w:rFonts w:ascii="DM Sans" w:cs="DM Sans" w:eastAsia="DM Sans" w:hAnsi="DM Sans"/>
@@ -614,7 +614,7 @@
         <w:keepNext/>
         <w:spacing w:after="0" w:before="200"/>
       </w:pPr>
-      <w:hyperlink w:history="1" r:id="rId6msxfpqprfcxeijxtf2jq">
+      <w:hyperlink w:history="1" r:id="rIdzj17lltus5tgzezr-661f">
         <w:r>
           <w:rPr>
             <w:rFonts w:ascii="DM Sans" w:cs="DM Sans" w:eastAsia="DM Sans" w:hAnsi="DM Sans"/>
@@ -887,7 +887,7 @@
         </w:rPr>
         <w:t xml:space="preserve">Product consulting for </w:t>
       </w:r>
-      <w:hyperlink w:history="1" r:id="rIdj6nkv_ppmbzrokosfirqr">
+      <w:hyperlink w:history="1" r:id="rId-vrw3iql5b2a6dlqxjd8n">
         <w:r>
           <w:rPr>
             <w:rFonts w:ascii="DM Sans" w:cs="DM Sans" w:eastAsia="DM Sans" w:hAnsi="DM Sans"/>
@@ -916,7 +916,7 @@
         </w:rPr>
         <w:t xml:space="preserve"> (SaaS, music industry); developed content strategy for </w:t>
       </w:r>
-      <w:hyperlink w:history="1" r:id="rIdfbirmpt-ql7dwnbbhvouq">
+      <w:hyperlink w:history="1" r:id="rIdx8pv5fu0weydajl8-iapr">
         <w:r>
           <w:rPr>
             <w:rFonts w:ascii="DM Sans" w:cs="DM Sans" w:eastAsia="DM Sans" w:hAnsi="DM Sans"/>
@@ -951,7 +951,7 @@
         <w:keepNext/>
         <w:spacing w:after="0" w:before="200"/>
       </w:pPr>
-      <w:hyperlink w:history="1" r:id="rIdgosntmplwo2i9eb9txr8x">
+      <w:hyperlink w:history="1" r:id="rIdur40rw9svykemo4ggz48l">
         <w:r>
           <w:rPr>
             <w:rFonts w:ascii="DM Sans" w:cs="DM Sans" w:eastAsia="DM Sans" w:hAnsi="DM Sans"/>
@@ -1136,7 +1136,7 @@
         <w:keepNext/>
         <w:spacing w:after="0" w:before="200"/>
       </w:pPr>
-      <w:hyperlink w:history="1" r:id="rId2j--adywz6jvs9sfllpqy">
+      <w:hyperlink w:history="1" r:id="rIdsn-8-hepxflclmqlxqspb">
         <w:r>
           <w:rPr>
             <w:rFonts w:ascii="DM Sans" w:cs="DM Sans" w:eastAsia="DM Sans" w:hAnsi="DM Sans"/>
@@ -1271,7 +1271,7 @@
         <w:keepNext/>
         <w:spacing w:after="0" w:before="200"/>
       </w:pPr>
-      <w:hyperlink w:history="1" r:id="rIdn-w-eauxreu5gmndf2ted">
+      <w:hyperlink w:history="1" r:id="rIdxbmawwcy8hzuah_eti8ou">
         <w:r>
           <w:rPr>
             <w:rFonts w:ascii="DM Sans" w:cs="DM Sans" w:eastAsia="DM Sans" w:hAnsi="DM Sans"/>
@@ -1832,47 +1832,7 @@
         <w:keepNext/>
         <w:spacing w:after="60" w:before="0"/>
       </w:pPr>
-      <w:hyperlink w:history="1" r:id="rIdzu99ikwzcexyr_uyvx2xa">
-        <w:r>
-          <w:rPr>
-            <w:rFonts w:ascii="DM Sans" w:cs="DM Sans" w:eastAsia="DM Sans" w:hAnsi="DM Sans"/>
-            <w:b/>
-            <w:bCs/>
-            <w:i w:val="false"/>
-            <w:iCs w:val="false"/>
-            <w:color w:val="000000"/>
-            <w:sz w:val="24"/>
-            <w:szCs w:val="24"/>
-            <w:u w:val="single" w:color="000000"/>
-          </w:rPr>
-          <w:t xml:space="preserve">malxavi.com — A portfolio in public</w:t>
-        </w:r>
-      </w:hyperlink>
-    </w:p>
-    <w:p>
-      <w:pPr>
-        <w:spacing w:after="40" w:before="0"/>
-      </w:pPr>
-      <w:r>
-        <w:rPr>
-          <w:rFonts w:ascii="DM Sans" w:cs="DM Sans" w:eastAsia="DM Sans" w:hAnsi="DM Sans"/>
-          <w:b w:val="false"/>
-          <w:bCs w:val="false"/>
-          <w:i w:val="false"/>
-          <w:iCs w:val="false"/>
-          <w:color w:val="000000"/>
-          <w:sz w:val="21"/>
-          <w:szCs w:val="21"/>
-        </w:rPr>
-        <w:t xml:space="preserve">Lorem ipsum dolor sit amet, consectetur adipiscing elit. Sed do eiusmod tempor incididunt ut labore et dolore magna aliqua, ut enim ad minim veniam. Built end-to-end with Claude Code, Next.js, and Vercel.</w:t>
-      </w:r>
-    </w:p>
-    <w:p>
-      <w:pPr>
-        <w:keepNext/>
-        <w:spacing w:after="60" w:before="200"/>
-      </w:pPr>
-      <w:hyperlink w:history="1" r:id="rIdsryzs7zpys8ujtnj0zop9">
+      <w:hyperlink w:history="1" r:id="rId-dpme7djeq2dzl0il5jio">
         <w:r>
           <w:rPr>
             <w:rFonts w:ascii="DM Sans" w:cs="DM Sans" w:eastAsia="DM Sans" w:hAnsi="DM Sans"/>
@@ -1905,6 +1865,46 @@
           <w:szCs w:val="21"/>
         </w:rPr>
         <w:t xml:space="preserve">An interactive coffee-personality quiz exploring product discovery, conversational UX, and lightweight personalization for a fictional specialty roaster. Built end-to-end with Claude Code, Next.js, and Vercel.</w:t>
+      </w:r>
+    </w:p>
+    <w:p>
+      <w:pPr>
+        <w:keepNext/>
+        <w:spacing w:after="60" w:before="200"/>
+      </w:pPr>
+      <w:hyperlink w:history="1" r:id="rIdqhci3mldgtoheuxhfvvlm">
+        <w:r>
+          <w:rPr>
+            <w:rFonts w:ascii="DM Sans" w:cs="DM Sans" w:eastAsia="DM Sans" w:hAnsi="DM Sans"/>
+            <w:b/>
+            <w:bCs/>
+            <w:i w:val="false"/>
+            <w:iCs w:val="false"/>
+            <w:color w:val="000000"/>
+            <w:sz w:val="24"/>
+            <w:szCs w:val="24"/>
+            <w:u w:val="single" w:color="000000"/>
+          </w:rPr>
+          <w:t xml:space="preserve">Building this site, one rate-limit at a time</w:t>
+        </w:r>
+      </w:hyperlink>
+    </w:p>
+    <w:p>
+      <w:pPr>
+        <w:spacing w:after="40" w:before="0"/>
+      </w:pPr>
+      <w:r>
+        <w:rPr>
+          <w:rFonts w:ascii="DM Sans" w:cs="DM Sans" w:eastAsia="DM Sans" w:hAnsi="DM Sans"/>
+          <w:b w:val="false"/>
+          <w:bCs w:val="false"/>
+          <w:i w:val="false"/>
+          <w:iCs w:val="false"/>
+          <w:color w:val="000000"/>
+          <w:sz w:val="21"/>
+          <w:szCs w:val="21"/>
+        </w:rPr>
+        <w:t xml:space="preserve">A meta case study on shipping this portfolio in seven days with Claude Code as build partner. Architecture bets, two production incidents, and what AI-native PM work looks like when the human stays in the loop.</w:t>
       </w:r>
     </w:p>
     <w:sectPr>
@@ -2042,7 +2042,7 @@
       </w:pBdr>
       <w:spacing w:after="80" w:before="40"/>
     </w:pPr>
-    <w:hyperlink w:history="1" r:id="rId71r48coon4i2k0dutzr2o">
+    <w:hyperlink w:history="1" r:id="rId1ez8j1kd76bj6lcwupbqp">
       <w:r>
         <w:rPr>
           <w:rFonts w:ascii="DM Sans" w:cs="DM Sans" w:eastAsia="DM Sans" w:hAnsi="DM Sans"/>
@@ -2067,7 +2067,7 @@
       </w:rPr>
       <w:t xml:space="preserve"> · </w:t>
     </w:r>
-    <w:hyperlink w:history="1" r:id="rIddavbk_-smixd-f_0culin">
+    <w:hyperlink w:history="1" r:id="rIdyhtvfg62k7mlsleq7g_3r">
       <w:r>
         <w:rPr>
           <w:rFonts w:ascii="DM Sans" w:cs="DM Sans" w:eastAsia="DM Sans" w:hAnsi="DM Sans"/>
@@ -2118,7 +2118,7 @@
       </w:rPr>
       <w:t xml:space="preserve"> · </w:t>
     </w:r>
-    <w:hyperlink w:history="1" r:id="rIdrllmu_o_3vj9sd9t9nomo">
+    <w:hyperlink w:history="1" r:id="rId-m04ljf5acum1l9drfgnp">
       <w:r>
         <w:rPr>
           <w:rFonts w:ascii="DM Sans" w:cs="DM Sans" w:eastAsia="DM Sans" w:hAnsi="DM Sans"/>
@@ -2143,7 +2143,7 @@
       </w:rPr>
       <w:t xml:space="preserve"> · </w:t>
     </w:r>
-    <w:hyperlink w:history="1" r:id="rIdsmlwaa5xd1yvp9zlg32ia">
+    <w:hyperlink w:history="1" r:id="rIdq3q0dteysxzfvh0lf0ist">
       <w:r>
         <w:rPr>
           <w:rFonts w:ascii="DM Sans" w:cs="DM Sans" w:eastAsia="DM Sans" w:hAnsi="DM Sans"/>
@@ -2168,7 +2168,7 @@
       </w:rPr>
       <w:t xml:space="preserve"> · </w:t>
     </w:r>
-    <w:hyperlink w:history="1" r:id="rIdqemviw6_gqq2bjezdjhe8">
+    <w:hyperlink w:history="1" r:id="rId5eq7ck99urodwkrv31aeb">
       <w:r>
         <w:rPr>
           <w:rFonts w:ascii="DM Sans" w:cs="DM Sans" w:eastAsia="DM Sans" w:hAnsi="DM Sans"/>

--- a/public/resume/malcolm-xavier-resume-template.docx
+++ b/public/resume/malcolm-xavier-resume-template.docx
@@ -40,7 +40,7 @@
       <w:pPr>
         <w:spacing w:after="40" w:before="0"/>
       </w:pPr>
-      <w:hyperlink w:history="1" r:id="rIdkge4qvfvcsj5xopoqu8kv">
+      <w:hyperlink w:history="1" r:id="rIdefzljqvadou5-msmsc1vn">
         <w:r>
           <w:rPr>
             <w:rFonts w:ascii="DM Sans" w:cs="DM Sans" w:eastAsia="DM Sans" w:hAnsi="DM Sans"/>
@@ -69,7 +69,7 @@
         </w:rPr>
         <w:t xml:space="preserve"> · </w:t>
       </w:r>
-      <w:hyperlink w:history="1" r:id="rIdumqznkfdhjqs8k5213mxx">
+      <w:hyperlink w:history="1" r:id="rIdiyhbq4g0naiz3xx6analh">
         <w:r>
           <w:rPr>
             <w:rFonts w:ascii="DM Sans" w:cs="DM Sans" w:eastAsia="DM Sans" w:hAnsi="DM Sans"/>
@@ -116,7 +116,7 @@
       <w:pPr>
         <w:spacing w:after="200" w:before="0"/>
       </w:pPr>
-      <w:hyperlink w:history="1" r:id="rIdu7ehyjj3ymtx_yiiu2fpv">
+      <w:hyperlink w:history="1" r:id="rIddgsfh0ohnsoft31fyxfpl">
         <w:r>
           <w:rPr>
             <w:rFonts w:ascii="DM Sans" w:cs="DM Sans" w:eastAsia="DM Sans" w:hAnsi="DM Sans"/>
@@ -145,7 +145,7 @@
         </w:rPr>
         <w:t xml:space="preserve"> · </w:t>
       </w:r>
-      <w:hyperlink w:history="1" r:id="rIdmdrou6k_ftr8unuwt1srr">
+      <w:hyperlink w:history="1" r:id="rId36r-83otopvyx0b4v5wru">
         <w:r>
           <w:rPr>
             <w:rFonts w:ascii="DM Sans" w:cs="DM Sans" w:eastAsia="DM Sans" w:hAnsi="DM Sans"/>
@@ -174,7 +174,7 @@
         </w:rPr>
         <w:t xml:space="preserve"> · </w:t>
       </w:r>
-      <w:hyperlink w:history="1" r:id="rIddhq0ghb4vood01ru21u0u">
+      <w:hyperlink w:history="1" r:id="rIdkwfd8j2sw7qqnhw2ir9qh">
         <w:r>
           <w:rPr>
             <w:rFonts w:ascii="DM Sans" w:cs="DM Sans" w:eastAsia="DM Sans" w:hAnsi="DM Sans"/>
@@ -235,7 +235,7 @@
         <w:keepNext/>
         <w:spacing w:after="0" w:before="0"/>
       </w:pPr>
-      <w:hyperlink w:history="1" r:id="rIdjphrkfxae6icpeqj70sss">
+      <w:hyperlink w:history="1" r:id="rIdh8ajdl06uo2dum_-hifa4">
         <w:r>
           <w:rPr>
             <w:rFonts w:ascii="DM Sans" w:cs="DM Sans" w:eastAsia="DM Sans" w:hAnsi="DM Sans"/>
@@ -330,65 +330,104 @@
       <w:r>
         <w:rPr>
           <w:rFonts w:ascii="DM Sans" w:cs="DM Sans" w:eastAsia="DM Sans" w:hAnsi="DM Sans"/>
-          <w:b w:val="false"/>
-          <w:bCs w:val="false"/>
-          <w:i w:val="false"/>
-          <w:iCs w:val="false"/>
-          <w:color w:val="000000"/>
-          <w:sz w:val="21"/>
-          <w:szCs w:val="21"/>
-        </w:rPr>
-        <w:t xml:space="preserve">Grew email revenue 33% YoY with reusable components and lifecycle marketing playbooks</w:t>
-      </w:r>
-    </w:p>
-    <w:p>
-      <w:pPr>
-        <w:pStyle w:val="ListParagraph"/>
-        <w:keepNext/>
-        <w:numPr>
-          <w:ilvl w:val="0"/>
-          <w:numId w:val="1"/>
-        </w:numPr>
-        <w:spacing w:after="40" w:before="0"/>
-        <w:ind w:left="288"/>
-      </w:pPr>
-      <w:r>
-        <w:rPr>
-          <w:rFonts w:ascii="DM Sans" w:cs="DM Sans" w:eastAsia="DM Sans" w:hAnsi="DM Sans"/>
-          <w:b w:val="false"/>
-          <w:bCs w:val="false"/>
-          <w:i w:val="false"/>
-          <w:iCs w:val="false"/>
-          <w:color w:val="000000"/>
-          <w:sz w:val="21"/>
-          <w:szCs w:val="21"/>
-        </w:rPr>
-        <w:t xml:space="preserve">Partnered with data science to scale a recipe recommendation service and drive 2x traffic</w:t>
-      </w:r>
-    </w:p>
-    <w:p>
-      <w:pPr>
-        <w:pStyle w:val="ListParagraph"/>
-        <w:keepNext/>
-        <w:numPr>
-          <w:ilvl w:val="0"/>
-          <w:numId w:val="1"/>
-        </w:numPr>
-        <w:spacing w:after="40" w:before="0"/>
-        <w:ind w:left="288"/>
-      </w:pPr>
-      <w:r>
-        <w:rPr>
-          <w:rFonts w:ascii="DM Sans" w:cs="DM Sans" w:eastAsia="DM Sans" w:hAnsi="DM Sans"/>
-          <w:b w:val="false"/>
-          <w:bCs w:val="false"/>
-          <w:i w:val="false"/>
-          <w:iCs w:val="false"/>
-          <w:color w:val="000000"/>
-          <w:sz w:val="21"/>
-          <w:szCs w:val="21"/>
-        </w:rPr>
-        <w:t xml:space="preserve">Introduced a content-specific newsletter program with 3x open rates and 2x user LTV</w:t>
+          <w:b/>
+          <w:bCs/>
+          <w:i w:val="false"/>
+          <w:iCs w:val="false"/>
+          <w:color w:val="000000"/>
+          <w:sz w:val="21"/>
+          <w:szCs w:val="21"/>
+        </w:rPr>
+        <w:t xml:space="preserve">Grew email revenue 33% YoY</w:t>
+      </w:r>
+      <w:r>
+        <w:rPr>
+          <w:rFonts w:ascii="DM Sans" w:cs="DM Sans" w:eastAsia="DM Sans" w:hAnsi="DM Sans"/>
+          <w:b w:val="false"/>
+          <w:bCs w:val="false"/>
+          <w:i w:val="false"/>
+          <w:iCs w:val="false"/>
+          <w:color w:val="000000"/>
+          <w:sz w:val="21"/>
+          <w:szCs w:val="21"/>
+        </w:rPr>
+        <w:t xml:space="preserve"> with reusable components and lifecycle marketing playbooks</w:t>
+      </w:r>
+    </w:p>
+    <w:p>
+      <w:pPr>
+        <w:pStyle w:val="ListParagraph"/>
+        <w:keepNext/>
+        <w:numPr>
+          <w:ilvl w:val="0"/>
+          <w:numId w:val="1"/>
+        </w:numPr>
+        <w:spacing w:after="40" w:before="0"/>
+        <w:ind w:left="288"/>
+      </w:pPr>
+      <w:r>
+        <w:rPr>
+          <w:rFonts w:ascii="DM Sans" w:cs="DM Sans" w:eastAsia="DM Sans" w:hAnsi="DM Sans"/>
+          <w:b w:val="false"/>
+          <w:bCs w:val="false"/>
+          <w:i w:val="false"/>
+          <w:iCs w:val="false"/>
+          <w:color w:val="000000"/>
+          <w:sz w:val="21"/>
+          <w:szCs w:val="21"/>
+        </w:rPr>
+        <w:t xml:space="preserve">Partnered with data science to scale a recipe recommendation service and drive </w:t>
+      </w:r>
+      <w:r>
+        <w:rPr>
+          <w:rFonts w:ascii="DM Sans" w:cs="DM Sans" w:eastAsia="DM Sans" w:hAnsi="DM Sans"/>
+          <w:b/>
+          <w:bCs/>
+          <w:i w:val="false"/>
+          <w:iCs w:val="false"/>
+          <w:color w:val="000000"/>
+          <w:sz w:val="21"/>
+          <w:szCs w:val="21"/>
+        </w:rPr>
+        <w:t xml:space="preserve">2x traffic</w:t>
+      </w:r>
+    </w:p>
+    <w:p>
+      <w:pPr>
+        <w:pStyle w:val="ListParagraph"/>
+        <w:keepNext/>
+        <w:numPr>
+          <w:ilvl w:val="0"/>
+          <w:numId w:val="1"/>
+        </w:numPr>
+        <w:spacing w:after="40" w:before="0"/>
+        <w:ind w:left="288"/>
+      </w:pPr>
+      <w:r>
+        <w:rPr>
+          <w:rFonts w:ascii="DM Sans" w:cs="DM Sans" w:eastAsia="DM Sans" w:hAnsi="DM Sans"/>
+          <w:b w:val="false"/>
+          <w:bCs w:val="false"/>
+          <w:i w:val="false"/>
+          <w:iCs w:val="false"/>
+          <w:color w:val="000000"/>
+          <w:sz w:val="21"/>
+          <w:szCs w:val="21"/>
+        </w:rPr>
+        <w:t xml:space="preserve">Introduced a content-specific newsletter program with </w:t>
+      </w:r>
+      <w:r>
+        <w:rPr>
+          <w:rFonts w:ascii="DM Sans" w:cs="DM Sans" w:eastAsia="DM Sans" w:hAnsi="DM Sans"/>
+          <w:b/>
+          <w:bCs/>
+          <w:i w:val="false"/>
+          <w:iCs w:val="false"/>
+          <w:color w:val="000000"/>
+          <w:sz w:val="21"/>
+          <w:szCs w:val="21"/>
+        </w:rPr>
+        <w:t xml:space="preserve">3x open rates and 2x user LTV</w:t>
       </w:r>
     </w:p>
     <w:p>
@@ -614,7 +653,7 @@
         <w:keepNext/>
         <w:spacing w:after="0" w:before="200"/>
       </w:pPr>
-      <w:hyperlink w:history="1" r:id="rIdzj17lltus5tgzezr-661f">
+      <w:hyperlink w:history="1" r:id="rIdpthvjviburj5mexv0klqy">
         <w:r>
           <w:rPr>
             <w:rFonts w:ascii="DM Sans" w:cs="DM Sans" w:eastAsia="DM Sans" w:hAnsi="DM Sans"/>
@@ -709,65 +748,104 @@
       <w:r>
         <w:rPr>
           <w:rFonts w:ascii="DM Sans" w:cs="DM Sans" w:eastAsia="DM Sans" w:hAnsi="DM Sans"/>
-          <w:b w:val="false"/>
-          <w:bCs w:val="false"/>
-          <w:i w:val="false"/>
-          <w:iCs w:val="false"/>
-          <w:color w:val="000000"/>
-          <w:sz w:val="21"/>
-          <w:szCs w:val="21"/>
-        </w:rPr>
-        <w:t xml:space="preserve">Scaled ingestion 350% YoY, enabling downstream ML classification, search, and reporting</w:t>
-      </w:r>
-    </w:p>
-    <w:p>
-      <w:pPr>
-        <w:pStyle w:val="ListParagraph"/>
-        <w:keepNext/>
-        <w:numPr>
-          <w:ilvl w:val="0"/>
-          <w:numId w:val="1"/>
-        </w:numPr>
-        <w:spacing w:after="40" w:before="0"/>
-        <w:ind w:left="288"/>
-      </w:pPr>
-      <w:r>
-        <w:rPr>
-          <w:rFonts w:ascii="DM Sans" w:cs="DM Sans" w:eastAsia="DM Sans" w:hAnsi="DM Sans"/>
-          <w:b w:val="false"/>
-          <w:bCs w:val="false"/>
-          <w:i w:val="false"/>
-          <w:iCs w:val="false"/>
-          <w:color w:val="000000"/>
-          <w:sz w:val="21"/>
-          <w:szCs w:val="21"/>
-        </w:rPr>
-        <w:t xml:space="preserve">Improved core AI/ML model accuracy, reducing parsing errors by 45% YoY</w:t>
-      </w:r>
-    </w:p>
-    <w:p>
-      <w:pPr>
-        <w:pStyle w:val="ListParagraph"/>
-        <w:keepNext/>
-        <w:numPr>
-          <w:ilvl w:val="0"/>
-          <w:numId w:val="1"/>
-        </w:numPr>
-        <w:spacing w:after="40" w:before="0"/>
-        <w:ind w:left="288"/>
-      </w:pPr>
-      <w:r>
-        <w:rPr>
-          <w:rFonts w:ascii="DM Sans" w:cs="DM Sans" w:eastAsia="DM Sans" w:hAnsi="DM Sans"/>
-          <w:b w:val="false"/>
-          <w:bCs w:val="false"/>
-          <w:i w:val="false"/>
-          <w:iCs w:val="false"/>
-          <w:color w:val="000000"/>
-          <w:sz w:val="21"/>
-          <w:szCs w:val="21"/>
-        </w:rPr>
-        <w:t xml:space="preserve">Backfilled content and data to achieve a 500% increase in historical coverage</w:t>
+          <w:b/>
+          <w:bCs/>
+          <w:i w:val="false"/>
+          <w:iCs w:val="false"/>
+          <w:color w:val="000000"/>
+          <w:sz w:val="21"/>
+          <w:szCs w:val="21"/>
+        </w:rPr>
+        <w:t xml:space="preserve">Scaled ingestion 350% YoY</w:t>
+      </w:r>
+      <w:r>
+        <w:rPr>
+          <w:rFonts w:ascii="DM Sans" w:cs="DM Sans" w:eastAsia="DM Sans" w:hAnsi="DM Sans"/>
+          <w:b w:val="false"/>
+          <w:bCs w:val="false"/>
+          <w:i w:val="false"/>
+          <w:iCs w:val="false"/>
+          <w:color w:val="000000"/>
+          <w:sz w:val="21"/>
+          <w:szCs w:val="21"/>
+        </w:rPr>
+        <w:t xml:space="preserve">, enabling downstream ML classification, search, and reporting</w:t>
+      </w:r>
+    </w:p>
+    <w:p>
+      <w:pPr>
+        <w:pStyle w:val="ListParagraph"/>
+        <w:keepNext/>
+        <w:numPr>
+          <w:ilvl w:val="0"/>
+          <w:numId w:val="1"/>
+        </w:numPr>
+        <w:spacing w:after="40" w:before="0"/>
+        <w:ind w:left="288"/>
+      </w:pPr>
+      <w:r>
+        <w:rPr>
+          <w:rFonts w:ascii="DM Sans" w:cs="DM Sans" w:eastAsia="DM Sans" w:hAnsi="DM Sans"/>
+          <w:b w:val="false"/>
+          <w:bCs w:val="false"/>
+          <w:i w:val="false"/>
+          <w:iCs w:val="false"/>
+          <w:color w:val="000000"/>
+          <w:sz w:val="21"/>
+          <w:szCs w:val="21"/>
+        </w:rPr>
+        <w:t xml:space="preserve">Improved core AI/ML model accuracy, </w:t>
+      </w:r>
+      <w:r>
+        <w:rPr>
+          <w:rFonts w:ascii="DM Sans" w:cs="DM Sans" w:eastAsia="DM Sans" w:hAnsi="DM Sans"/>
+          <w:b/>
+          <w:bCs/>
+          <w:i w:val="false"/>
+          <w:iCs w:val="false"/>
+          <w:color w:val="000000"/>
+          <w:sz w:val="21"/>
+          <w:szCs w:val="21"/>
+        </w:rPr>
+        <w:t xml:space="preserve">reducing parsing errors by 45% YoY</w:t>
+      </w:r>
+    </w:p>
+    <w:p>
+      <w:pPr>
+        <w:pStyle w:val="ListParagraph"/>
+        <w:keepNext/>
+        <w:numPr>
+          <w:ilvl w:val="0"/>
+          <w:numId w:val="1"/>
+        </w:numPr>
+        <w:spacing w:after="40" w:before="0"/>
+        <w:ind w:left="288"/>
+      </w:pPr>
+      <w:r>
+        <w:rPr>
+          <w:rFonts w:ascii="DM Sans" w:cs="DM Sans" w:eastAsia="DM Sans" w:hAnsi="DM Sans"/>
+          <w:b w:val="false"/>
+          <w:bCs w:val="false"/>
+          <w:i w:val="false"/>
+          <w:iCs w:val="false"/>
+          <w:color w:val="000000"/>
+          <w:sz w:val="21"/>
+          <w:szCs w:val="21"/>
+        </w:rPr>
+        <w:t xml:space="preserve">Backfilled content and data to achieve a </w:t>
+      </w:r>
+      <w:r>
+        <w:rPr>
+          <w:rFonts w:ascii="DM Sans" w:cs="DM Sans" w:eastAsia="DM Sans" w:hAnsi="DM Sans"/>
+          <w:b/>
+          <w:bCs/>
+          <w:i w:val="false"/>
+          <w:iCs w:val="false"/>
+          <w:color w:val="000000"/>
+          <w:sz w:val="21"/>
+          <w:szCs w:val="21"/>
+        </w:rPr>
+        <w:t xml:space="preserve">500% increase in historical coverage</w:t>
       </w:r>
     </w:p>
     <w:p>
@@ -887,7 +965,7 @@
         </w:rPr>
         <w:t xml:space="preserve">Product consulting for </w:t>
       </w:r>
-      <w:hyperlink w:history="1" r:id="rId-vrw3iql5b2a6dlqxjd8n">
+      <w:hyperlink w:history="1" r:id="rIdpflevg33aglwc-va_gxup">
         <w:r>
           <w:rPr>
             <w:rFonts w:ascii="DM Sans" w:cs="DM Sans" w:eastAsia="DM Sans" w:hAnsi="DM Sans"/>
@@ -916,7 +994,7 @@
         </w:rPr>
         <w:t xml:space="preserve"> (SaaS, music industry); developed content strategy for </w:t>
       </w:r>
-      <w:hyperlink w:history="1" r:id="rIdx8pv5fu0weydajl8-iapr">
+      <w:hyperlink w:history="1" r:id="rIdbpzq_jwwrqxz5xzuxcb6r">
         <w:r>
           <w:rPr>
             <w:rFonts w:ascii="DM Sans" w:cs="DM Sans" w:eastAsia="DM Sans" w:hAnsi="DM Sans"/>
@@ -951,7 +1029,7 @@
         <w:keepNext/>
         <w:spacing w:after="0" w:before="200"/>
       </w:pPr>
-      <w:hyperlink w:history="1" r:id="rIdur40rw9svykemo4ggz48l">
+      <w:hyperlink w:history="1" r:id="rIdkjwh7vsckogrx2j1ecir4">
         <w:r>
           <w:rPr>
             <w:rFonts w:ascii="DM Sans" w:cs="DM Sans" w:eastAsia="DM Sans" w:hAnsi="DM Sans"/>
@@ -1054,32 +1132,58 @@
           <w:sz w:val="21"/>
           <w:szCs w:val="21"/>
         </w:rPr>
-        <w:t xml:space="preserve">Improved marketplace management by driving a 135% increase in participant re-recruitment</w:t>
-      </w:r>
-    </w:p>
-    <w:p>
-      <w:pPr>
-        <w:pStyle w:val="ListParagraph"/>
-        <w:keepNext/>
-        <w:numPr>
-          <w:ilvl w:val="0"/>
-          <w:numId w:val="1"/>
-        </w:numPr>
-        <w:spacing w:after="40" w:before="0"/>
-        <w:ind w:left="288"/>
-      </w:pPr>
-      <w:r>
-        <w:rPr>
-          <w:rFonts w:ascii="DM Sans" w:cs="DM Sans" w:eastAsia="DM Sans" w:hAnsi="DM Sans"/>
-          <w:b w:val="false"/>
-          <w:bCs w:val="false"/>
-          <w:i w:val="false"/>
-          <w:iCs w:val="false"/>
-          <w:color w:val="000000"/>
-          <w:sz w:val="21"/>
-          <w:szCs w:val="21"/>
-        </w:rPr>
-        <w:t xml:space="preserve">Implemented targeting features that improved the core marketplace fulfillment metric by 15%</w:t>
+        <w:t xml:space="preserve">Improved marketplace management by driving a </w:t>
+      </w:r>
+      <w:r>
+        <w:rPr>
+          <w:rFonts w:ascii="DM Sans" w:cs="DM Sans" w:eastAsia="DM Sans" w:hAnsi="DM Sans"/>
+          <w:b/>
+          <w:bCs/>
+          <w:i w:val="false"/>
+          <w:iCs w:val="false"/>
+          <w:color w:val="000000"/>
+          <w:sz w:val="21"/>
+          <w:szCs w:val="21"/>
+        </w:rPr>
+        <w:t xml:space="preserve">135% increase in participant re-recruitment</w:t>
+      </w:r>
+    </w:p>
+    <w:p>
+      <w:pPr>
+        <w:pStyle w:val="ListParagraph"/>
+        <w:keepNext/>
+        <w:numPr>
+          <w:ilvl w:val="0"/>
+          <w:numId w:val="1"/>
+        </w:numPr>
+        <w:spacing w:after="40" w:before="0"/>
+        <w:ind w:left="288"/>
+      </w:pPr>
+      <w:r>
+        <w:rPr>
+          <w:rFonts w:ascii="DM Sans" w:cs="DM Sans" w:eastAsia="DM Sans" w:hAnsi="DM Sans"/>
+          <w:b w:val="false"/>
+          <w:bCs w:val="false"/>
+          <w:i w:val="false"/>
+          <w:iCs w:val="false"/>
+          <w:color w:val="000000"/>
+          <w:sz w:val="21"/>
+          <w:szCs w:val="21"/>
+        </w:rPr>
+        <w:t xml:space="preserve">Implemented targeting features that </w:t>
+      </w:r>
+      <w:r>
+        <w:rPr>
+          <w:rFonts w:ascii="DM Sans" w:cs="DM Sans" w:eastAsia="DM Sans" w:hAnsi="DM Sans"/>
+          <w:b/>
+          <w:bCs/>
+          <w:i w:val="false"/>
+          <w:iCs w:val="false"/>
+          <w:color w:val="000000"/>
+          <w:sz w:val="21"/>
+          <w:szCs w:val="21"/>
+        </w:rPr>
+        <w:t xml:space="preserve">improved core marketplace fulfillment metric by 15%</w:t>
       </w:r>
     </w:p>
     <w:p>
@@ -1136,7 +1240,7 @@
         <w:keepNext/>
         <w:spacing w:after="0" w:before="200"/>
       </w:pPr>
-      <w:hyperlink w:history="1" r:id="rIdsn-8-hepxflclmqlxqspb">
+      <w:hyperlink w:history="1" r:id="rIddama2lznr65absdzadtap">
         <w:r>
           <w:rPr>
             <w:rFonts w:ascii="DM Sans" w:cs="DM Sans" w:eastAsia="DM Sans" w:hAnsi="DM Sans"/>
@@ -1239,7 +1343,33 @@
           <w:sz w:val="21"/>
           <w:szCs w:val="21"/>
         </w:rPr>
-        <w:t xml:space="preserve">Generated $30M+ in annual revenue (170% YoY increase) by scaling enrollment</w:t>
+        <w:t xml:space="preserve">Generated </w:t>
+      </w:r>
+      <w:r>
+        <w:rPr>
+          <w:rFonts w:ascii="DM Sans" w:cs="DM Sans" w:eastAsia="DM Sans" w:hAnsi="DM Sans"/>
+          <w:b/>
+          <w:bCs/>
+          <w:i w:val="false"/>
+          <w:iCs w:val="false"/>
+          <w:color w:val="000000"/>
+          <w:sz w:val="21"/>
+          <w:szCs w:val="21"/>
+        </w:rPr>
+        <w:t xml:space="preserve">$30M+ in annual revenue (170% YoY increase)</w:t>
+      </w:r>
+      <w:r>
+        <w:rPr>
+          <w:rFonts w:ascii="DM Sans" w:cs="DM Sans" w:eastAsia="DM Sans" w:hAnsi="DM Sans"/>
+          <w:b w:val="false"/>
+          <w:bCs w:val="false"/>
+          <w:i w:val="false"/>
+          <w:iCs w:val="false"/>
+          <w:color w:val="000000"/>
+          <w:sz w:val="21"/>
+          <w:szCs w:val="21"/>
+        </w:rPr>
+        <w:t xml:space="preserve"> by scaling enrollment</w:t>
       </w:r>
     </w:p>
     <w:p>
@@ -1271,7 +1401,7 @@
         <w:keepNext/>
         <w:spacing w:after="0" w:before="200"/>
       </w:pPr>
-      <w:hyperlink w:history="1" r:id="rIdxbmawwcy8hzuah_eti8ou">
+      <w:hyperlink w:history="1" r:id="rIdgi_mu13rldnofbaibwrli">
         <w:r>
           <w:rPr>
             <w:rFonts w:ascii="DM Sans" w:cs="DM Sans" w:eastAsia="DM Sans" w:hAnsi="DM Sans"/>
@@ -1832,7 +1962,7 @@
         <w:keepNext/>
         <w:spacing w:after="60" w:before="0"/>
       </w:pPr>
-      <w:hyperlink w:history="1" r:id="rId-dpme7djeq2dzl0il5jio">
+      <w:hyperlink w:history="1" r:id="rIducekg8cvzmnvfmfbqg7kt">
         <w:r>
           <w:rPr>
             <w:rFonts w:ascii="DM Sans" w:cs="DM Sans" w:eastAsia="DM Sans" w:hAnsi="DM Sans"/>
@@ -1845,7 +1975,7 @@
             <w:szCs w:val="24"/>
             <w:u w:val="single" w:color="000000"/>
           </w:rPr>
-          <w:t xml:space="preserve">Basecamp Coffee — Find your ritual</w:t>
+          <w:t xml:space="preserve">Basecamp Coffee—Find your ritual</w:t>
         </w:r>
       </w:hyperlink>
     </w:p>
@@ -1872,7 +2002,7 @@
         <w:keepNext/>
         <w:spacing w:after="60" w:before="200"/>
       </w:pPr>
-      <w:hyperlink w:history="1" r:id="rIdqhci3mldgtoheuxhfvvlm">
+      <w:hyperlink w:history="1" r:id="rIdjrywucn50wlppibdbflue">
         <w:r>
           <w:rPr>
             <w:rFonts w:ascii="DM Sans" w:cs="DM Sans" w:eastAsia="DM Sans" w:hAnsi="DM Sans"/>
@@ -1885,7 +2015,7 @@
             <w:szCs w:val="24"/>
             <w:u w:val="single" w:color="000000"/>
           </w:rPr>
-          <w:t xml:space="preserve">Building this site, one rate-limit at a time</w:t>
+          <w:t xml:space="preserve">Building my personal website, malxavi.com</w:t>
         </w:r>
       </w:hyperlink>
     </w:p>
@@ -1904,7 +2034,7 @@
           <w:sz w:val="21"/>
           <w:szCs w:val="21"/>
         </w:rPr>
-        <w:t xml:space="preserve">A meta case study on shipping this portfolio in seven days with Claude Code as build partner. Architecture bets, two production incidents, and what AI-native PM work looks like when the human stays in the loop.</w:t>
+        <w:t xml:space="preserve">A meta case study on shipping my personal website with Claude Code as build partner. Architecture bets, production incidents, and what AI-native PM work looks like when the human stays in the loop.</w:t>
       </w:r>
     </w:p>
     <w:sectPr>
@@ -2042,7 +2172,7 @@
       </w:pBdr>
       <w:spacing w:after="80" w:before="40"/>
     </w:pPr>
-    <w:hyperlink w:history="1" r:id="rId1ez8j1kd76bj6lcwupbqp">
+    <w:hyperlink w:history="1" r:id="rIdlvlrtvc1p-dqhcrni2ltj">
       <w:r>
         <w:rPr>
           <w:rFonts w:ascii="DM Sans" w:cs="DM Sans" w:eastAsia="DM Sans" w:hAnsi="DM Sans"/>
@@ -2067,7 +2197,7 @@
       </w:rPr>
       <w:t xml:space="preserve"> · </w:t>
     </w:r>
-    <w:hyperlink w:history="1" r:id="rIdyhtvfg62k7mlsleq7g_3r">
+    <w:hyperlink w:history="1" r:id="rId2wub2qqva5riugpenpwvv">
       <w:r>
         <w:rPr>
           <w:rFonts w:ascii="DM Sans" w:cs="DM Sans" w:eastAsia="DM Sans" w:hAnsi="DM Sans"/>
@@ -2118,7 +2248,7 @@
       </w:rPr>
       <w:t xml:space="preserve"> · </w:t>
     </w:r>
-    <w:hyperlink w:history="1" r:id="rId-m04ljf5acum1l9drfgnp">
+    <w:hyperlink w:history="1" r:id="rIdxdwbu4bkovt3z3k_ky4pw">
       <w:r>
         <w:rPr>
           <w:rFonts w:ascii="DM Sans" w:cs="DM Sans" w:eastAsia="DM Sans" w:hAnsi="DM Sans"/>
@@ -2143,7 +2273,7 @@
       </w:rPr>
       <w:t xml:space="preserve"> · </w:t>
     </w:r>
-    <w:hyperlink w:history="1" r:id="rIdq3q0dteysxzfvh0lf0ist">
+    <w:hyperlink w:history="1" r:id="rIdlcmk3r0dqfa1mxu0pkun9">
       <w:r>
         <w:rPr>
           <w:rFonts w:ascii="DM Sans" w:cs="DM Sans" w:eastAsia="DM Sans" w:hAnsi="DM Sans"/>
@@ -2168,7 +2298,7 @@
       </w:rPr>
       <w:t xml:space="preserve"> · </w:t>
     </w:r>
-    <w:hyperlink w:history="1" r:id="rId5eq7ck99urodwkrv31aeb">
+    <w:hyperlink w:history="1" r:id="rIdohz8dh-8aiwvhewzckj4h">
       <w:r>
         <w:rPr>
           <w:rFonts w:ascii="DM Sans" w:cs="DM Sans" w:eastAsia="DM Sans" w:hAnsi="DM Sans"/>

--- a/public/resume/malcolm-xavier-resume-template.docx
+++ b/public/resume/malcolm-xavier-resume-template.docx
@@ -40,7 +40,7 @@
       <w:pPr>
         <w:spacing w:after="40" w:before="0"/>
       </w:pPr>
-      <w:hyperlink w:history="1" r:id="rIdefzljqvadou5-msmsc1vn">
+      <w:hyperlink w:history="1" r:id="rIduxdbgkdss5o9qhqsosmv-">
         <w:r>
           <w:rPr>
             <w:rFonts w:ascii="DM Sans" w:cs="DM Sans" w:eastAsia="DM Sans" w:hAnsi="DM Sans"/>
@@ -69,7 +69,7 @@
         </w:rPr>
         <w:t xml:space="preserve"> · </w:t>
       </w:r>
-      <w:hyperlink w:history="1" r:id="rIdiyhbq4g0naiz3xx6analh">
+      <w:hyperlink w:history="1" r:id="rIdimeaaeofsj0y2kskonwti">
         <w:r>
           <w:rPr>
             <w:rFonts w:ascii="DM Sans" w:cs="DM Sans" w:eastAsia="DM Sans" w:hAnsi="DM Sans"/>
@@ -116,7 +116,7 @@
       <w:pPr>
         <w:spacing w:after="200" w:before="0"/>
       </w:pPr>
-      <w:hyperlink w:history="1" r:id="rIddgsfh0ohnsoft31fyxfpl">
+      <w:hyperlink w:history="1" r:id="rId8lnxq7bbo4t__prwzyx6a">
         <w:r>
           <w:rPr>
             <w:rFonts w:ascii="DM Sans" w:cs="DM Sans" w:eastAsia="DM Sans" w:hAnsi="DM Sans"/>
@@ -145,7 +145,7 @@
         </w:rPr>
         <w:t xml:space="preserve"> · </w:t>
       </w:r>
-      <w:hyperlink w:history="1" r:id="rId36r-83otopvyx0b4v5wru">
+      <w:hyperlink w:history="1" r:id="rId2mhyphtp3i4-5umfw5g1p">
         <w:r>
           <w:rPr>
             <w:rFonts w:ascii="DM Sans" w:cs="DM Sans" w:eastAsia="DM Sans" w:hAnsi="DM Sans"/>
@@ -174,7 +174,7 @@
         </w:rPr>
         <w:t xml:space="preserve"> · </w:t>
       </w:r>
-      <w:hyperlink w:history="1" r:id="rIdkwfd8j2sw7qqnhw2ir9qh">
+      <w:hyperlink w:history="1" r:id="rIdekjyf6ownnjtwbzcal1tu">
         <w:r>
           <w:rPr>
             <w:rFonts w:ascii="DM Sans" w:cs="DM Sans" w:eastAsia="DM Sans" w:hAnsi="DM Sans"/>
@@ -235,7 +235,7 @@
         <w:keepNext/>
         <w:spacing w:after="0" w:before="0"/>
       </w:pPr>
-      <w:hyperlink w:history="1" r:id="rIdh8ajdl06uo2dum_-hifa4">
+      <w:hyperlink w:history="1" r:id="rId2aa89igqwwmebu-htnhgy">
         <w:r>
           <w:rPr>
             <w:rFonts w:ascii="DM Sans" w:cs="DM Sans" w:eastAsia="DM Sans" w:hAnsi="DM Sans"/>
@@ -653,7 +653,7 @@
         <w:keepNext/>
         <w:spacing w:after="0" w:before="200"/>
       </w:pPr>
-      <w:hyperlink w:history="1" r:id="rIdpthvjviburj5mexv0klqy">
+      <w:hyperlink w:history="1" r:id="rIdbomiesmdpkvwlmwcs5gdl">
         <w:r>
           <w:rPr>
             <w:rFonts w:ascii="DM Sans" w:cs="DM Sans" w:eastAsia="DM Sans" w:hAnsi="DM Sans"/>
@@ -965,7 +965,7 @@
         </w:rPr>
         <w:t xml:space="preserve">Product consulting for </w:t>
       </w:r>
-      <w:hyperlink w:history="1" r:id="rIdpflevg33aglwc-va_gxup">
+      <w:hyperlink w:history="1" r:id="rIdjqgazb59jxjytlxqh7qku">
         <w:r>
           <w:rPr>
             <w:rFonts w:ascii="DM Sans" w:cs="DM Sans" w:eastAsia="DM Sans" w:hAnsi="DM Sans"/>
@@ -994,7 +994,7 @@
         </w:rPr>
         <w:t xml:space="preserve"> (SaaS, music industry); developed content strategy for </w:t>
       </w:r>
-      <w:hyperlink w:history="1" r:id="rIdbpzq_jwwrqxz5xzuxcb6r">
+      <w:hyperlink w:history="1" r:id="rId88ieufnbmquf7mm4tr24k">
         <w:r>
           <w:rPr>
             <w:rFonts w:ascii="DM Sans" w:cs="DM Sans" w:eastAsia="DM Sans" w:hAnsi="DM Sans"/>
@@ -1029,7 +1029,7 @@
         <w:keepNext/>
         <w:spacing w:after="0" w:before="200"/>
       </w:pPr>
-      <w:hyperlink w:history="1" r:id="rIdkjwh7vsckogrx2j1ecir4">
+      <w:hyperlink w:history="1" r:id="rIdlqb4lyopp6gv77vmyh7vm">
         <w:r>
           <w:rPr>
             <w:rFonts w:ascii="DM Sans" w:cs="DM Sans" w:eastAsia="DM Sans" w:hAnsi="DM Sans"/>
@@ -1240,7 +1240,7 @@
         <w:keepNext/>
         <w:spacing w:after="0" w:before="200"/>
       </w:pPr>
-      <w:hyperlink w:history="1" r:id="rIddama2lznr65absdzadtap">
+      <w:hyperlink w:history="1" r:id="rIdzvnkcaqzjjpdlz7kczciu">
         <w:r>
           <w:rPr>
             <w:rFonts w:ascii="DM Sans" w:cs="DM Sans" w:eastAsia="DM Sans" w:hAnsi="DM Sans"/>
@@ -1401,7 +1401,7 @@
         <w:keepNext/>
         <w:spacing w:after="0" w:before="200"/>
       </w:pPr>
-      <w:hyperlink w:history="1" r:id="rIdgi_mu13rldnofbaibwrli">
+      <w:hyperlink w:history="1" r:id="rIdcuj97ijlfuuckste5umt5">
         <w:r>
           <w:rPr>
             <w:rFonts w:ascii="DM Sans" w:cs="DM Sans" w:eastAsia="DM Sans" w:hAnsi="DM Sans"/>
@@ -1962,7 +1962,7 @@
         <w:keepNext/>
         <w:spacing w:after="60" w:before="0"/>
       </w:pPr>
-      <w:hyperlink w:history="1" r:id="rIducekg8cvzmnvfmfbqg7kt">
+      <w:hyperlink w:history="1" r:id="rIdl3kr5yibhbc4_tgyuyd6a">
         <w:r>
           <w:rPr>
             <w:rFonts w:ascii="DM Sans" w:cs="DM Sans" w:eastAsia="DM Sans" w:hAnsi="DM Sans"/>
@@ -2002,7 +2002,7 @@
         <w:keepNext/>
         <w:spacing w:after="60" w:before="200"/>
       </w:pPr>
-      <w:hyperlink w:history="1" r:id="rIdjrywucn50wlppibdbflue">
+      <w:hyperlink w:history="1" r:id="rIdfexk8_w2faag9iczyhoev">
         <w:r>
           <w:rPr>
             <w:rFonts w:ascii="DM Sans" w:cs="DM Sans" w:eastAsia="DM Sans" w:hAnsi="DM Sans"/>
@@ -2172,7 +2172,7 @@
       </w:pBdr>
       <w:spacing w:after="80" w:before="40"/>
     </w:pPr>
-    <w:hyperlink w:history="1" r:id="rIdlvlrtvc1p-dqhcrni2ltj">
+    <w:hyperlink w:history="1" r:id="rId-f4b0csd2lkuguukk5b01">
       <w:r>
         <w:rPr>
           <w:rFonts w:ascii="DM Sans" w:cs="DM Sans" w:eastAsia="DM Sans" w:hAnsi="DM Sans"/>
@@ -2197,7 +2197,7 @@
       </w:rPr>
       <w:t xml:space="preserve"> · </w:t>
     </w:r>
-    <w:hyperlink w:history="1" r:id="rId2wub2qqva5riugpenpwvv">
+    <w:hyperlink w:history="1" r:id="rIda2yrhbuh2yz8owdcnx35c">
       <w:r>
         <w:rPr>
           <w:rFonts w:ascii="DM Sans" w:cs="DM Sans" w:eastAsia="DM Sans" w:hAnsi="DM Sans"/>
@@ -2248,7 +2248,7 @@
       </w:rPr>
       <w:t xml:space="preserve"> · </w:t>
     </w:r>
-    <w:hyperlink w:history="1" r:id="rIdxdwbu4bkovt3z3k_ky4pw">
+    <w:hyperlink w:history="1" r:id="rIda30y0sj77uy6hsf5imvsv">
       <w:r>
         <w:rPr>
           <w:rFonts w:ascii="DM Sans" w:cs="DM Sans" w:eastAsia="DM Sans" w:hAnsi="DM Sans"/>
@@ -2273,7 +2273,7 @@
       </w:rPr>
       <w:t xml:space="preserve"> · </w:t>
     </w:r>
-    <w:hyperlink w:history="1" r:id="rIdlcmk3r0dqfa1mxu0pkun9">
+    <w:hyperlink w:history="1" r:id="rIdhawsl6ctmtygkpcn9k9vd">
       <w:r>
         <w:rPr>
           <w:rFonts w:ascii="DM Sans" w:cs="DM Sans" w:eastAsia="DM Sans" w:hAnsi="DM Sans"/>
@@ -2298,7 +2298,7 @@
       </w:rPr>
       <w:t xml:space="preserve"> · </w:t>
     </w:r>
-    <w:hyperlink w:history="1" r:id="rIdohz8dh-8aiwvhewzckj4h">
+    <w:hyperlink w:history="1" r:id="rIdajxbgnzly02jjjy_dlgcb">
       <w:r>
         <w:rPr>
           <w:rFonts w:ascii="DM Sans" w:cs="DM Sans" w:eastAsia="DM Sans" w:hAnsi="DM Sans"/>

--- a/public/resume/malcolm-xavier-resume-template.docx
+++ b/public/resume/malcolm-xavier-resume-template.docx
@@ -40,7 +40,7 @@
       <w:pPr>
         <w:spacing w:after="40" w:before="0"/>
       </w:pPr>
-      <w:hyperlink w:history="1" r:id="rIduxdbgkdss5o9qhqsosmv-">
+      <w:hyperlink w:history="1" r:id="rIdqsi6mhv08mfcjfdjwwn9s">
         <w:r>
           <w:rPr>
             <w:rFonts w:ascii="DM Sans" w:cs="DM Sans" w:eastAsia="DM Sans" w:hAnsi="DM Sans"/>
@@ -69,7 +69,7 @@
         </w:rPr>
         <w:t xml:space="preserve"> · </w:t>
       </w:r>
-      <w:hyperlink w:history="1" r:id="rIdimeaaeofsj0y2kskonwti">
+      <w:hyperlink w:history="1" r:id="rIddqqhdgpm-o8jmyn0whboo">
         <w:r>
           <w:rPr>
             <w:rFonts w:ascii="DM Sans" w:cs="DM Sans" w:eastAsia="DM Sans" w:hAnsi="DM Sans"/>
@@ -116,7 +116,7 @@
       <w:pPr>
         <w:spacing w:after="200" w:before="0"/>
       </w:pPr>
-      <w:hyperlink w:history="1" r:id="rId8lnxq7bbo4t__prwzyx6a">
+      <w:hyperlink w:history="1" r:id="rIdf5oomcxprxtr9ndzpdtap">
         <w:r>
           <w:rPr>
             <w:rFonts w:ascii="DM Sans" w:cs="DM Sans" w:eastAsia="DM Sans" w:hAnsi="DM Sans"/>
@@ -145,7 +145,7 @@
         </w:rPr>
         <w:t xml:space="preserve"> · </w:t>
       </w:r>
-      <w:hyperlink w:history="1" r:id="rId2mhyphtp3i4-5umfw5g1p">
+      <w:hyperlink w:history="1" r:id="rIdrrhjdhkiysfcgo1y-_bb4">
         <w:r>
           <w:rPr>
             <w:rFonts w:ascii="DM Sans" w:cs="DM Sans" w:eastAsia="DM Sans" w:hAnsi="DM Sans"/>
@@ -174,7 +174,7 @@
         </w:rPr>
         <w:t xml:space="preserve"> · </w:t>
       </w:r>
-      <w:hyperlink w:history="1" r:id="rIdekjyf6ownnjtwbzcal1tu">
+      <w:hyperlink w:history="1" r:id="rIdqft1llmbdyx7cap4qvmti">
         <w:r>
           <w:rPr>
             <w:rFonts w:ascii="DM Sans" w:cs="DM Sans" w:eastAsia="DM Sans" w:hAnsi="DM Sans"/>
@@ -235,7 +235,7 @@
         <w:keepNext/>
         <w:spacing w:after="0" w:before="0"/>
       </w:pPr>
-      <w:hyperlink w:history="1" r:id="rId2aa89igqwwmebu-htnhgy">
+      <w:hyperlink w:history="1" r:id="rIdzx9bbj8kdkrk4dgl8jpx0">
         <w:r>
           <w:rPr>
             <w:rFonts w:ascii="DM Sans" w:cs="DM Sans" w:eastAsia="DM Sans" w:hAnsi="DM Sans"/>
@@ -653,7 +653,7 @@
         <w:keepNext/>
         <w:spacing w:after="0" w:before="200"/>
       </w:pPr>
-      <w:hyperlink w:history="1" r:id="rIdbomiesmdpkvwlmwcs5gdl">
+      <w:hyperlink w:history="1" r:id="rIde3upfd9vnrzitu9c7etxw">
         <w:r>
           <w:rPr>
             <w:rFonts w:ascii="DM Sans" w:cs="DM Sans" w:eastAsia="DM Sans" w:hAnsi="DM Sans"/>
@@ -965,7 +965,7 @@
         </w:rPr>
         <w:t xml:space="preserve">Product consulting for </w:t>
       </w:r>
-      <w:hyperlink w:history="1" r:id="rIdjqgazb59jxjytlxqh7qku">
+      <w:hyperlink w:history="1" r:id="rIdsshlebxmhdv0evuisanzw">
         <w:r>
           <w:rPr>
             <w:rFonts w:ascii="DM Sans" w:cs="DM Sans" w:eastAsia="DM Sans" w:hAnsi="DM Sans"/>
@@ -994,7 +994,7 @@
         </w:rPr>
         <w:t xml:space="preserve"> (SaaS, music industry); developed content strategy for </w:t>
       </w:r>
-      <w:hyperlink w:history="1" r:id="rId88ieufnbmquf7mm4tr24k">
+      <w:hyperlink w:history="1" r:id="rIdojbebwyxl3ey3rkybwkyh">
         <w:r>
           <w:rPr>
             <w:rFonts w:ascii="DM Sans" w:cs="DM Sans" w:eastAsia="DM Sans" w:hAnsi="DM Sans"/>
@@ -1029,7 +1029,7 @@
         <w:keepNext/>
         <w:spacing w:after="0" w:before="200"/>
       </w:pPr>
-      <w:hyperlink w:history="1" r:id="rIdlqb4lyopp6gv77vmyh7vm">
+      <w:hyperlink w:history="1" r:id="rIdu8p9zstknmdjcqyodtqkc">
         <w:r>
           <w:rPr>
             <w:rFonts w:ascii="DM Sans" w:cs="DM Sans" w:eastAsia="DM Sans" w:hAnsi="DM Sans"/>
@@ -1240,7 +1240,7 @@
         <w:keepNext/>
         <w:spacing w:after="0" w:before="200"/>
       </w:pPr>
-      <w:hyperlink w:history="1" r:id="rIdzvnkcaqzjjpdlz7kczciu">
+      <w:hyperlink w:history="1" r:id="rIdv85qbfqhzev8mtuac47je">
         <w:r>
           <w:rPr>
             <w:rFonts w:ascii="DM Sans" w:cs="DM Sans" w:eastAsia="DM Sans" w:hAnsi="DM Sans"/>
@@ -1401,7 +1401,7 @@
         <w:keepNext/>
         <w:spacing w:after="0" w:before="200"/>
       </w:pPr>
-      <w:hyperlink w:history="1" r:id="rIdcuj97ijlfuuckste5umt5">
+      <w:hyperlink w:history="1" r:id="rIdien7pcl5vz9wdz4snmvkf">
         <w:r>
           <w:rPr>
             <w:rFonts w:ascii="DM Sans" w:cs="DM Sans" w:eastAsia="DM Sans" w:hAnsi="DM Sans"/>
@@ -1962,7 +1962,7 @@
         <w:keepNext/>
         <w:spacing w:after="60" w:before="0"/>
       </w:pPr>
-      <w:hyperlink w:history="1" r:id="rIdl3kr5yibhbc4_tgyuyd6a">
+      <w:hyperlink w:history="1" r:id="rIdigheba1wu6x_9li46i3ma">
         <w:r>
           <w:rPr>
             <w:rFonts w:ascii="DM Sans" w:cs="DM Sans" w:eastAsia="DM Sans" w:hAnsi="DM Sans"/>
@@ -2002,7 +2002,7 @@
         <w:keepNext/>
         <w:spacing w:after="60" w:before="200"/>
       </w:pPr>
-      <w:hyperlink w:history="1" r:id="rIdfexk8_w2faag9iczyhoev">
+      <w:hyperlink w:history="1" r:id="rIdqv0mzyqkffxkqmsf7-mt5">
         <w:r>
           <w:rPr>
             <w:rFonts w:ascii="DM Sans" w:cs="DM Sans" w:eastAsia="DM Sans" w:hAnsi="DM Sans"/>
@@ -2172,7 +2172,7 @@
       </w:pBdr>
       <w:spacing w:after="80" w:before="40"/>
     </w:pPr>
-    <w:hyperlink w:history="1" r:id="rId-f4b0csd2lkuguukk5b01">
+    <w:hyperlink w:history="1" r:id="rIdicq3zoq4kezh59gim3jiy">
       <w:r>
         <w:rPr>
           <w:rFonts w:ascii="DM Sans" w:cs="DM Sans" w:eastAsia="DM Sans" w:hAnsi="DM Sans"/>
@@ -2197,7 +2197,7 @@
       </w:rPr>
       <w:t xml:space="preserve"> · </w:t>
     </w:r>
-    <w:hyperlink w:history="1" r:id="rIda2yrhbuh2yz8owdcnx35c">
+    <w:hyperlink w:history="1" r:id="rId8rkc_srn0utuwexqpxb8z">
       <w:r>
         <w:rPr>
           <w:rFonts w:ascii="DM Sans" w:cs="DM Sans" w:eastAsia="DM Sans" w:hAnsi="DM Sans"/>
@@ -2248,7 +2248,7 @@
       </w:rPr>
       <w:t xml:space="preserve"> · </w:t>
     </w:r>
-    <w:hyperlink w:history="1" r:id="rIda30y0sj77uy6hsf5imvsv">
+    <w:hyperlink w:history="1" r:id="rIdqcetpvpq4d3_m0uxhp1z7">
       <w:r>
         <w:rPr>
           <w:rFonts w:ascii="DM Sans" w:cs="DM Sans" w:eastAsia="DM Sans" w:hAnsi="DM Sans"/>
@@ -2273,7 +2273,7 @@
       </w:rPr>
       <w:t xml:space="preserve"> · </w:t>
     </w:r>
-    <w:hyperlink w:history="1" r:id="rIdhawsl6ctmtygkpcn9k9vd">
+    <w:hyperlink w:history="1" r:id="rIdehlo8bi97uks210-klqrf">
       <w:r>
         <w:rPr>
           <w:rFonts w:ascii="DM Sans" w:cs="DM Sans" w:eastAsia="DM Sans" w:hAnsi="DM Sans"/>
@@ -2298,7 +2298,7 @@
       </w:rPr>
       <w:t xml:space="preserve"> · </w:t>
     </w:r>
-    <w:hyperlink w:history="1" r:id="rIdajxbgnzly02jjjy_dlgcb">
+    <w:hyperlink w:history="1" r:id="rIdqxsmp40janqk-ti3jwbba">
       <w:r>
         <w:rPr>
           <w:rFonts w:ascii="DM Sans" w:cs="DM Sans" w:eastAsia="DM Sans" w:hAnsi="DM Sans"/>

--- a/public/resume/malcolm-xavier-resume-template.docx
+++ b/public/resume/malcolm-xavier-resume-template.docx
@@ -40,7 +40,7 @@
       <w:pPr>
         <w:spacing w:after="40" w:before="0"/>
       </w:pPr>
-      <w:hyperlink w:history="1" r:id="rIdqsi6mhv08mfcjfdjwwn9s">
+      <w:hyperlink w:history="1" r:id="rIdqw58r4kdf_rpu5yplney2">
         <w:r>
           <w:rPr>
             <w:rFonts w:ascii="DM Sans" w:cs="DM Sans" w:eastAsia="DM Sans" w:hAnsi="DM Sans"/>
@@ -69,7 +69,7 @@
         </w:rPr>
         <w:t xml:space="preserve"> · </w:t>
       </w:r>
-      <w:hyperlink w:history="1" r:id="rIddqqhdgpm-o8jmyn0whboo">
+      <w:hyperlink w:history="1" r:id="rId-3zuh2m9fi-jrvhg4axlp">
         <w:r>
           <w:rPr>
             <w:rFonts w:ascii="DM Sans" w:cs="DM Sans" w:eastAsia="DM Sans" w:hAnsi="DM Sans"/>
@@ -116,7 +116,7 @@
       <w:pPr>
         <w:spacing w:after="200" w:before="0"/>
       </w:pPr>
-      <w:hyperlink w:history="1" r:id="rIdf5oomcxprxtr9ndzpdtap">
+      <w:hyperlink w:history="1" r:id="rIdb_odfcyjwoezgmpcdslqe">
         <w:r>
           <w:rPr>
             <w:rFonts w:ascii="DM Sans" w:cs="DM Sans" w:eastAsia="DM Sans" w:hAnsi="DM Sans"/>
@@ -145,7 +145,7 @@
         </w:rPr>
         <w:t xml:space="preserve"> · </w:t>
       </w:r>
-      <w:hyperlink w:history="1" r:id="rIdrrhjdhkiysfcgo1y-_bb4">
+      <w:hyperlink w:history="1" r:id="rIdiokvdf6yr4frbqls9umki">
         <w:r>
           <w:rPr>
             <w:rFonts w:ascii="DM Sans" w:cs="DM Sans" w:eastAsia="DM Sans" w:hAnsi="DM Sans"/>
@@ -174,7 +174,7 @@
         </w:rPr>
         <w:t xml:space="preserve"> · </w:t>
       </w:r>
-      <w:hyperlink w:history="1" r:id="rIdqft1llmbdyx7cap4qvmti">
+      <w:hyperlink w:history="1" r:id="rIdhyf0vuuce8ejgsyiamq52">
         <w:r>
           <w:rPr>
             <w:rFonts w:ascii="DM Sans" w:cs="DM Sans" w:eastAsia="DM Sans" w:hAnsi="DM Sans"/>
@@ -235,7 +235,7 @@
         <w:keepNext/>
         <w:spacing w:after="0" w:before="0"/>
       </w:pPr>
-      <w:hyperlink w:history="1" r:id="rIdzx9bbj8kdkrk4dgl8jpx0">
+      <w:hyperlink w:history="1" r:id="rIdwttqzvxtpk5wqau6bqnco">
         <w:r>
           <w:rPr>
             <w:rFonts w:ascii="DM Sans" w:cs="DM Sans" w:eastAsia="DM Sans" w:hAnsi="DM Sans"/>
@@ -653,7 +653,7 @@
         <w:keepNext/>
         <w:spacing w:after="0" w:before="200"/>
       </w:pPr>
-      <w:hyperlink w:history="1" r:id="rIde3upfd9vnrzitu9c7etxw">
+      <w:hyperlink w:history="1" r:id="rIdnmrji73a9vn-cb3snay-o">
         <w:r>
           <w:rPr>
             <w:rFonts w:ascii="DM Sans" w:cs="DM Sans" w:eastAsia="DM Sans" w:hAnsi="DM Sans"/>
@@ -965,7 +965,7 @@
         </w:rPr>
         <w:t xml:space="preserve">Product consulting for </w:t>
       </w:r>
-      <w:hyperlink w:history="1" r:id="rIdsshlebxmhdv0evuisanzw">
+      <w:hyperlink w:history="1" r:id="rIdztr-d2whph5x1xvciv2o8">
         <w:r>
           <w:rPr>
             <w:rFonts w:ascii="DM Sans" w:cs="DM Sans" w:eastAsia="DM Sans" w:hAnsi="DM Sans"/>
@@ -994,7 +994,7 @@
         </w:rPr>
         <w:t xml:space="preserve"> (SaaS, music industry); developed content strategy for </w:t>
       </w:r>
-      <w:hyperlink w:history="1" r:id="rIdojbebwyxl3ey3rkybwkyh">
+      <w:hyperlink w:history="1" r:id="rIdsiftwpz4dvaiizd7cuqlz">
         <w:r>
           <w:rPr>
             <w:rFonts w:ascii="DM Sans" w:cs="DM Sans" w:eastAsia="DM Sans" w:hAnsi="DM Sans"/>
@@ -1029,7 +1029,7 @@
         <w:keepNext/>
         <w:spacing w:after="0" w:before="200"/>
       </w:pPr>
-      <w:hyperlink w:history="1" r:id="rIdu8p9zstknmdjcqyodtqkc">
+      <w:hyperlink w:history="1" r:id="rId87nur2trtc2a0v-m8gd1e">
         <w:r>
           <w:rPr>
             <w:rFonts w:ascii="DM Sans" w:cs="DM Sans" w:eastAsia="DM Sans" w:hAnsi="DM Sans"/>
@@ -1240,7 +1240,7 @@
         <w:keepNext/>
         <w:spacing w:after="0" w:before="200"/>
       </w:pPr>
-      <w:hyperlink w:history="1" r:id="rIdv85qbfqhzev8mtuac47je">
+      <w:hyperlink w:history="1" r:id="rIduano6dednrmocgbrrooaj">
         <w:r>
           <w:rPr>
             <w:rFonts w:ascii="DM Sans" w:cs="DM Sans" w:eastAsia="DM Sans" w:hAnsi="DM Sans"/>
@@ -1401,7 +1401,7 @@
         <w:keepNext/>
         <w:spacing w:after="0" w:before="200"/>
       </w:pPr>
-      <w:hyperlink w:history="1" r:id="rIdien7pcl5vz9wdz4snmvkf">
+      <w:hyperlink w:history="1" r:id="rIdlouy95g56jsvp9app4whs">
         <w:r>
           <w:rPr>
             <w:rFonts w:ascii="DM Sans" w:cs="DM Sans" w:eastAsia="DM Sans" w:hAnsi="DM Sans"/>
@@ -1962,7 +1962,7 @@
         <w:keepNext/>
         <w:spacing w:after="60" w:before="0"/>
       </w:pPr>
-      <w:hyperlink w:history="1" r:id="rIdigheba1wu6x_9li46i3ma">
+      <w:hyperlink w:history="1" r:id="rIdgbbzeq-jeockavjqzqye9">
         <w:r>
           <w:rPr>
             <w:rFonts w:ascii="DM Sans" w:cs="DM Sans" w:eastAsia="DM Sans" w:hAnsi="DM Sans"/>
@@ -2002,7 +2002,7 @@
         <w:keepNext/>
         <w:spacing w:after="60" w:before="200"/>
       </w:pPr>
-      <w:hyperlink w:history="1" r:id="rIdqv0mzyqkffxkqmsf7-mt5">
+      <w:hyperlink w:history="1" r:id="rIdyjukfx5fondtdy9pgowrp">
         <w:r>
           <w:rPr>
             <w:rFonts w:ascii="DM Sans" w:cs="DM Sans" w:eastAsia="DM Sans" w:hAnsi="DM Sans"/>
@@ -2172,7 +2172,7 @@
       </w:pBdr>
       <w:spacing w:after="80" w:before="40"/>
     </w:pPr>
-    <w:hyperlink w:history="1" r:id="rIdicq3zoq4kezh59gim3jiy">
+    <w:hyperlink w:history="1" r:id="rIdqfcukyc_tp2am8upyq_mc">
       <w:r>
         <w:rPr>
           <w:rFonts w:ascii="DM Sans" w:cs="DM Sans" w:eastAsia="DM Sans" w:hAnsi="DM Sans"/>
@@ -2197,7 +2197,7 @@
       </w:rPr>
       <w:t xml:space="preserve"> · </w:t>
     </w:r>
-    <w:hyperlink w:history="1" r:id="rId8rkc_srn0utuwexqpxb8z">
+    <w:hyperlink w:history="1" r:id="rIdsucegoyjhfv2aou7uymma">
       <w:r>
         <w:rPr>
           <w:rFonts w:ascii="DM Sans" w:cs="DM Sans" w:eastAsia="DM Sans" w:hAnsi="DM Sans"/>
@@ -2248,7 +2248,7 @@
       </w:rPr>
       <w:t xml:space="preserve"> · </w:t>
     </w:r>
-    <w:hyperlink w:history="1" r:id="rIdqcetpvpq4d3_m0uxhp1z7">
+    <w:hyperlink w:history="1" r:id="rIdktbdk1cgaswoi7gmm8s_m">
       <w:r>
         <w:rPr>
           <w:rFonts w:ascii="DM Sans" w:cs="DM Sans" w:eastAsia="DM Sans" w:hAnsi="DM Sans"/>
@@ -2273,7 +2273,7 @@
       </w:rPr>
       <w:t xml:space="preserve"> · </w:t>
     </w:r>
-    <w:hyperlink w:history="1" r:id="rIdehlo8bi97uks210-klqrf">
+    <w:hyperlink w:history="1" r:id="rIdfcld6smmlzgk6xwpukusy">
       <w:r>
         <w:rPr>
           <w:rFonts w:ascii="DM Sans" w:cs="DM Sans" w:eastAsia="DM Sans" w:hAnsi="DM Sans"/>
@@ -2298,7 +2298,7 @@
       </w:rPr>
       <w:t xml:space="preserve"> · </w:t>
     </w:r>
-    <w:hyperlink w:history="1" r:id="rIdqxsmp40janqk-ti3jwbba">
+    <w:hyperlink w:history="1" r:id="rId-lkyni6jkg50e1xuyo1f8">
       <w:r>
         <w:rPr>
           <w:rFonts w:ascii="DM Sans" w:cs="DM Sans" w:eastAsia="DM Sans" w:hAnsi="DM Sans"/>

--- a/public/resume/malcolm-xavier-resume-template.docx
+++ b/public/resume/malcolm-xavier-resume-template.docx
@@ -33,14 +33,14 @@
           <w:sz w:val="21"/>
           <w:szCs w:val="21"/>
         </w:rPr>
-        <w:t xml:space="preserve">Senior Product Manager · Growth and Data · Media, Publishing, and Streaming · AI-Native</w:t>
-      </w:r>
-    </w:p>
-    <w:p>
-      <w:pPr>
-        <w:spacing w:after="40" w:before="0"/>
-      </w:pPr>
-      <w:hyperlink w:history="1" r:id="rIdqw58r4kdf_rpu5yplney2">
+        <w:t xml:space="preserve">Senior Product Manager · Growth, MarTech, and Data Platform · Media, Publishing, and Streaming · AI-Native</w:t>
+      </w:r>
+    </w:p>
+    <w:p>
+      <w:pPr>
+        <w:spacing w:after="40" w:before="0"/>
+      </w:pPr>
+      <w:hyperlink w:history="1" r:id="rIdjmb4nqkypdg3n88nzkltr">
         <w:r>
           <w:rPr>
             <w:rFonts w:ascii="DM Sans" w:cs="DM Sans" w:eastAsia="DM Sans" w:hAnsi="DM Sans"/>
@@ -69,7 +69,7 @@
         </w:rPr>
         <w:t xml:space="preserve"> · </w:t>
       </w:r>
-      <w:hyperlink w:history="1" r:id="rId-3zuh2m9fi-jrvhg4axlp">
+      <w:hyperlink w:history="1" r:id="rIdbuzvb86yaahye7mgh0b1u">
         <w:r>
           <w:rPr>
             <w:rFonts w:ascii="DM Sans" w:cs="DM Sans" w:eastAsia="DM Sans" w:hAnsi="DM Sans"/>
@@ -116,7 +116,7 @@
       <w:pPr>
         <w:spacing w:after="200" w:before="0"/>
       </w:pPr>
-      <w:hyperlink w:history="1" r:id="rIdb_odfcyjwoezgmpcdslqe">
+      <w:hyperlink w:history="1" r:id="rIdimgloymmarothmsk-rg4n">
         <w:r>
           <w:rPr>
             <w:rFonts w:ascii="DM Sans" w:cs="DM Sans" w:eastAsia="DM Sans" w:hAnsi="DM Sans"/>
@@ -145,7 +145,7 @@
         </w:rPr>
         <w:t xml:space="preserve"> · </w:t>
       </w:r>
-      <w:hyperlink w:history="1" r:id="rIdiokvdf6yr4frbqls9umki">
+      <w:hyperlink w:history="1" r:id="rIdiwhpr3qe0kylypgvfttsw">
         <w:r>
           <w:rPr>
             <w:rFonts w:ascii="DM Sans" w:cs="DM Sans" w:eastAsia="DM Sans" w:hAnsi="DM Sans"/>
@@ -174,7 +174,7 @@
         </w:rPr>
         <w:t xml:space="preserve"> · </w:t>
       </w:r>
-      <w:hyperlink w:history="1" r:id="rIdhyf0vuuce8ejgsyiamq52">
+      <w:hyperlink w:history="1" r:id="rIdxs8e9mowsmjbsb5tl7eck">
         <w:r>
           <w:rPr>
             <w:rFonts w:ascii="DM Sans" w:cs="DM Sans" w:eastAsia="DM Sans" w:hAnsi="DM Sans"/>
@@ -235,7 +235,7 @@
         <w:keepNext/>
         <w:spacing w:after="0" w:before="0"/>
       </w:pPr>
-      <w:hyperlink w:history="1" r:id="rIdwttqzvxtpk5wqau6bqnco">
+      <w:hyperlink w:history="1" r:id="rIdp9xtasmeu66kva5zurtzs">
         <w:r>
           <w:rPr>
             <w:rFonts w:ascii="DM Sans" w:cs="DM Sans" w:eastAsia="DM Sans" w:hAnsi="DM Sans"/>
@@ -281,7 +281,7 @@
           <w:sz w:val="21"/>
           <w:szCs w:val="21"/>
         </w:rPr>
-        <w:t xml:space="preserve">Senior Product Manager, Audience Relationships</w:t>
+        <w:t xml:space="preserve">Senior Product Manager, Audience Relationships (Growth, MarTech, and Data Platform)</w:t>
       </w:r>
       <w:r>
         <w:rPr>
@@ -653,7 +653,7 @@
         <w:keepNext/>
         <w:spacing w:after="0" w:before="200"/>
       </w:pPr>
-      <w:hyperlink w:history="1" r:id="rIdnmrji73a9vn-cb3snay-o">
+      <w:hyperlink w:history="1" r:id="rIdmydkazofdvfnuvz0olmh8">
         <w:r>
           <w:rPr>
             <w:rFonts w:ascii="DM Sans" w:cs="DM Sans" w:eastAsia="DM Sans" w:hAnsi="DM Sans"/>
@@ -965,7 +965,7 @@
         </w:rPr>
         <w:t xml:space="preserve">Product consulting for </w:t>
       </w:r>
-      <w:hyperlink w:history="1" r:id="rIdztr-d2whph5x1xvciv2o8">
+      <w:hyperlink w:history="1" r:id="rIdrxcbquikf8zx72pu9dlsp">
         <w:r>
           <w:rPr>
             <w:rFonts w:ascii="DM Sans" w:cs="DM Sans" w:eastAsia="DM Sans" w:hAnsi="DM Sans"/>
@@ -994,7 +994,7 @@
         </w:rPr>
         <w:t xml:space="preserve"> (SaaS, music industry); developed content strategy for </w:t>
       </w:r>
-      <w:hyperlink w:history="1" r:id="rIdsiftwpz4dvaiizd7cuqlz">
+      <w:hyperlink w:history="1" r:id="rIdjxh7xxudxyugsdazokgxp">
         <w:r>
           <w:rPr>
             <w:rFonts w:ascii="DM Sans" w:cs="DM Sans" w:eastAsia="DM Sans" w:hAnsi="DM Sans"/>
@@ -1029,7 +1029,7 @@
         <w:keepNext/>
         <w:spacing w:after="0" w:before="200"/>
       </w:pPr>
-      <w:hyperlink w:history="1" r:id="rId87nur2trtc2a0v-m8gd1e">
+      <w:hyperlink w:history="1" r:id="rIduhpat8psgx04h9iontrb0">
         <w:r>
           <w:rPr>
             <w:rFonts w:ascii="DM Sans" w:cs="DM Sans" w:eastAsia="DM Sans" w:hAnsi="DM Sans"/>
@@ -1240,7 +1240,7 @@
         <w:keepNext/>
         <w:spacing w:after="0" w:before="200"/>
       </w:pPr>
-      <w:hyperlink w:history="1" r:id="rIduano6dednrmocgbrrooaj">
+      <w:hyperlink w:history="1" r:id="rIdwahe7jiig8izxtzu0g1qj">
         <w:r>
           <w:rPr>
             <w:rFonts w:ascii="DM Sans" w:cs="DM Sans" w:eastAsia="DM Sans" w:hAnsi="DM Sans"/>
@@ -1286,7 +1286,7 @@
           <w:sz w:val="21"/>
           <w:szCs w:val="21"/>
         </w:rPr>
-        <w:t xml:space="preserve">Admissions Lead (Project Manager)</w:t>
+        <w:t xml:space="preserve">Admissions Lead, Project Manager</w:t>
       </w:r>
       <w:r>
         <w:rPr>
@@ -1401,7 +1401,7 @@
         <w:keepNext/>
         <w:spacing w:after="0" w:before="200"/>
       </w:pPr>
-      <w:hyperlink w:history="1" r:id="rIdlouy95g56jsvp9app4whs">
+      <w:hyperlink w:history="1" r:id="rIdkgjsubxrf7f4pun_zrqa9">
         <w:r>
           <w:rPr>
             <w:rFonts w:ascii="DM Sans" w:cs="DM Sans" w:eastAsia="DM Sans" w:hAnsi="DM Sans"/>
@@ -1962,7 +1962,7 @@
         <w:keepNext/>
         <w:spacing w:after="60" w:before="0"/>
       </w:pPr>
-      <w:hyperlink w:history="1" r:id="rIdgbbzeq-jeockavjqzqye9">
+      <w:hyperlink w:history="1" r:id="rIddho3ffikyf8qs04gkjqul">
         <w:r>
           <w:rPr>
             <w:rFonts w:ascii="DM Sans" w:cs="DM Sans" w:eastAsia="DM Sans" w:hAnsi="DM Sans"/>
@@ -2002,7 +2002,7 @@
         <w:keepNext/>
         <w:spacing w:after="60" w:before="200"/>
       </w:pPr>
-      <w:hyperlink w:history="1" r:id="rIdyjukfx5fondtdy9pgowrp">
+      <w:hyperlink w:history="1" r:id="rIdenmeui6h2dqxk-rgy5-0w">
         <w:r>
           <w:rPr>
             <w:rFonts w:ascii="DM Sans" w:cs="DM Sans" w:eastAsia="DM Sans" w:hAnsi="DM Sans"/>
@@ -2162,7 +2162,7 @@
         <w:sz w:val="18"/>
         <w:szCs w:val="18"/>
       </w:rPr>
-      <w:t xml:space="preserve">Senior Product Manager · Growth and Data · Media, Publishing, and Streaming · AI-Native</w:t>
+      <w:t xml:space="preserve">Senior Product Manager · Growth, MarTech, and Data Platform · Media, Publishing, and Streaming · AI-Native</w:t>
     </w:r>
   </w:p>
   <w:p>
@@ -2172,7 +2172,7 @@
       </w:pBdr>
       <w:spacing w:after="80" w:before="40"/>
     </w:pPr>
-    <w:hyperlink w:history="1" r:id="rIdqfcukyc_tp2am8upyq_mc">
+    <w:hyperlink w:history="1" r:id="rIdamkowjevccqqap5g0twa8">
       <w:r>
         <w:rPr>
           <w:rFonts w:ascii="DM Sans" w:cs="DM Sans" w:eastAsia="DM Sans" w:hAnsi="DM Sans"/>
@@ -2197,7 +2197,7 @@
       </w:rPr>
       <w:t xml:space="preserve"> · </w:t>
     </w:r>
-    <w:hyperlink w:history="1" r:id="rIdsucegoyjhfv2aou7uymma">
+    <w:hyperlink w:history="1" r:id="rIdfg0kn8lt6-ai2rn7jlmh8">
       <w:r>
         <w:rPr>
           <w:rFonts w:ascii="DM Sans" w:cs="DM Sans" w:eastAsia="DM Sans" w:hAnsi="DM Sans"/>
@@ -2248,7 +2248,7 @@
       </w:rPr>
       <w:t xml:space="preserve"> · </w:t>
     </w:r>
-    <w:hyperlink w:history="1" r:id="rIdktbdk1cgaswoi7gmm8s_m">
+    <w:hyperlink w:history="1" r:id="rId0z4meshg6hkivqhv3lcep">
       <w:r>
         <w:rPr>
           <w:rFonts w:ascii="DM Sans" w:cs="DM Sans" w:eastAsia="DM Sans" w:hAnsi="DM Sans"/>
@@ -2273,7 +2273,7 @@
       </w:rPr>
       <w:t xml:space="preserve"> · </w:t>
     </w:r>
-    <w:hyperlink w:history="1" r:id="rIdfcld6smmlzgk6xwpukusy">
+    <w:hyperlink w:history="1" r:id="rIdyjfan0s-b3kxtmka0pesj">
       <w:r>
         <w:rPr>
           <w:rFonts w:ascii="DM Sans" w:cs="DM Sans" w:eastAsia="DM Sans" w:hAnsi="DM Sans"/>
@@ -2298,7 +2298,7 @@
       </w:rPr>
       <w:t xml:space="preserve"> · </w:t>
     </w:r>
-    <w:hyperlink w:history="1" r:id="rId-lkyni6jkg50e1xuyo1f8">
+    <w:hyperlink w:history="1" r:id="rIddpwy5dabezd9fiduwbm7p">
       <w:r>
         <w:rPr>
           <w:rFonts w:ascii="DM Sans" w:cs="DM Sans" w:eastAsia="DM Sans" w:hAnsi="DM Sans"/>

--- a/public/resume/malcolm-xavier-resume-template.docx
+++ b/public/resume/malcolm-xavier-resume-template.docx
@@ -33,14 +33,14 @@
           <w:sz w:val="21"/>
           <w:szCs w:val="21"/>
         </w:rPr>
-        <w:t xml:space="preserve">Senior Product Manager · Growth, MarTech, and Data Platform · Media, Publishing, and Streaming · AI-Native</w:t>
-      </w:r>
-    </w:p>
-    <w:p>
-      <w:pPr>
-        <w:spacing w:after="40" w:before="0"/>
-      </w:pPr>
-      <w:hyperlink w:history="1" r:id="rIdjmb4nqkypdg3n88nzkltr">
+        <w:t xml:space="preserve">Senior Product Manager · Growth and Data Platform · Media, Publishing, and Streaming · AI-Native</w:t>
+      </w:r>
+    </w:p>
+    <w:p>
+      <w:pPr>
+        <w:spacing w:after="40" w:before="0"/>
+      </w:pPr>
+      <w:hyperlink w:history="1" r:id="rIdzcr5ppq2jianw9p0pyylo">
         <w:r>
           <w:rPr>
             <w:rFonts w:ascii="DM Sans" w:cs="DM Sans" w:eastAsia="DM Sans" w:hAnsi="DM Sans"/>
@@ -69,7 +69,7 @@
         </w:rPr>
         <w:t xml:space="preserve"> · </w:t>
       </w:r>
-      <w:hyperlink w:history="1" r:id="rIdbuzvb86yaahye7mgh0b1u">
+      <w:hyperlink w:history="1" r:id="rIdhk0_qyoqcfvucl9irqt-6">
         <w:r>
           <w:rPr>
             <w:rFonts w:ascii="DM Sans" w:cs="DM Sans" w:eastAsia="DM Sans" w:hAnsi="DM Sans"/>
@@ -116,7 +116,7 @@
       <w:pPr>
         <w:spacing w:after="200" w:before="0"/>
       </w:pPr>
-      <w:hyperlink w:history="1" r:id="rIdimgloymmarothmsk-rg4n">
+      <w:hyperlink w:history="1" r:id="rId4k-nybskghrjb8sgbsner">
         <w:r>
           <w:rPr>
             <w:rFonts w:ascii="DM Sans" w:cs="DM Sans" w:eastAsia="DM Sans" w:hAnsi="DM Sans"/>
@@ -145,7 +145,7 @@
         </w:rPr>
         <w:t xml:space="preserve"> · </w:t>
       </w:r>
-      <w:hyperlink w:history="1" r:id="rIdiwhpr3qe0kylypgvfttsw">
+      <w:hyperlink w:history="1" r:id="rIdkzy7pzu3l5webkou8hwv2">
         <w:r>
           <w:rPr>
             <w:rFonts w:ascii="DM Sans" w:cs="DM Sans" w:eastAsia="DM Sans" w:hAnsi="DM Sans"/>
@@ -174,7 +174,7 @@
         </w:rPr>
         <w:t xml:space="preserve"> · </w:t>
       </w:r>
-      <w:hyperlink w:history="1" r:id="rIdxs8e9mowsmjbsb5tl7eck">
+      <w:hyperlink w:history="1" r:id="rIdi08bbgwt_lxit2ggkix5s">
         <w:r>
           <w:rPr>
             <w:rFonts w:ascii="DM Sans" w:cs="DM Sans" w:eastAsia="DM Sans" w:hAnsi="DM Sans"/>
@@ -235,7 +235,7 @@
         <w:keepNext/>
         <w:spacing w:after="0" w:before="0"/>
       </w:pPr>
-      <w:hyperlink w:history="1" r:id="rIdp9xtasmeu66kva5zurtzs">
+      <w:hyperlink w:history="1" r:id="rIdvjexweuzfjo7ee4p_sal1">
         <w:r>
           <w:rPr>
             <w:rFonts w:ascii="DM Sans" w:cs="DM Sans" w:eastAsia="DM Sans" w:hAnsi="DM Sans"/>
@@ -281,7 +281,7 @@
           <w:sz w:val="21"/>
           <w:szCs w:val="21"/>
         </w:rPr>
-        <w:t xml:space="preserve">Senior Product Manager, Audience Relationships (Growth, MarTech, and Data Platform)</w:t>
+        <w:t xml:space="preserve">Senior Product Manager, Audience Relationships</w:t>
       </w:r>
       <w:r>
         <w:rPr>
@@ -653,7 +653,7 @@
         <w:keepNext/>
         <w:spacing w:after="0" w:before="200"/>
       </w:pPr>
-      <w:hyperlink w:history="1" r:id="rIdmydkazofdvfnuvz0olmh8">
+      <w:hyperlink w:history="1" r:id="rIdkyixtanxdd2utpl_cvifa">
         <w:r>
           <w:rPr>
             <w:rFonts w:ascii="DM Sans" w:cs="DM Sans" w:eastAsia="DM Sans" w:hAnsi="DM Sans"/>
@@ -965,7 +965,7 @@
         </w:rPr>
         <w:t xml:space="preserve">Product consulting for </w:t>
       </w:r>
-      <w:hyperlink w:history="1" r:id="rIdrxcbquikf8zx72pu9dlsp">
+      <w:hyperlink w:history="1" r:id="rIdy8jgd-m-1zcvnoupvhupw">
         <w:r>
           <w:rPr>
             <w:rFonts w:ascii="DM Sans" w:cs="DM Sans" w:eastAsia="DM Sans" w:hAnsi="DM Sans"/>
@@ -994,7 +994,7 @@
         </w:rPr>
         <w:t xml:space="preserve"> (SaaS, music industry); developed content strategy for </w:t>
       </w:r>
-      <w:hyperlink w:history="1" r:id="rIdjxh7xxudxyugsdazokgxp">
+      <w:hyperlink w:history="1" r:id="rId1hxesgnwxdqqi0sifhuf_">
         <w:r>
           <w:rPr>
             <w:rFonts w:ascii="DM Sans" w:cs="DM Sans" w:eastAsia="DM Sans" w:hAnsi="DM Sans"/>
@@ -1029,7 +1029,7 @@
         <w:keepNext/>
         <w:spacing w:after="0" w:before="200"/>
       </w:pPr>
-      <w:hyperlink w:history="1" r:id="rIduhpat8psgx04h9iontrb0">
+      <w:hyperlink w:history="1" r:id="rIdsktdtfpfzqn_v5bsd-oh7">
         <w:r>
           <w:rPr>
             <w:rFonts w:ascii="DM Sans" w:cs="DM Sans" w:eastAsia="DM Sans" w:hAnsi="DM Sans"/>
@@ -1240,7 +1240,7 @@
         <w:keepNext/>
         <w:spacing w:after="0" w:before="200"/>
       </w:pPr>
-      <w:hyperlink w:history="1" r:id="rIdwahe7jiig8izxtzu0g1qj">
+      <w:hyperlink w:history="1" r:id="rIdxxebzwbt5nlnrgnikpfhf">
         <w:r>
           <w:rPr>
             <w:rFonts w:ascii="DM Sans" w:cs="DM Sans" w:eastAsia="DM Sans" w:hAnsi="DM Sans"/>
@@ -1401,7 +1401,7 @@
         <w:keepNext/>
         <w:spacing w:after="0" w:before="200"/>
       </w:pPr>
-      <w:hyperlink w:history="1" r:id="rIdkgjsubxrf7f4pun_zrqa9">
+      <w:hyperlink w:history="1" r:id="rIdhxnvk5aw64ih5jztkk6te">
         <w:r>
           <w:rPr>
             <w:rFonts w:ascii="DM Sans" w:cs="DM Sans" w:eastAsia="DM Sans" w:hAnsi="DM Sans"/>
@@ -1962,7 +1962,7 @@
         <w:keepNext/>
         <w:spacing w:after="60" w:before="0"/>
       </w:pPr>
-      <w:hyperlink w:history="1" r:id="rIddho3ffikyf8qs04gkjqul">
+      <w:hyperlink w:history="1" r:id="rIdnf0it0tvadsdlwkmxlwr2">
         <w:r>
           <w:rPr>
             <w:rFonts w:ascii="DM Sans" w:cs="DM Sans" w:eastAsia="DM Sans" w:hAnsi="DM Sans"/>
@@ -2002,7 +2002,7 @@
         <w:keepNext/>
         <w:spacing w:after="60" w:before="200"/>
       </w:pPr>
-      <w:hyperlink w:history="1" r:id="rIdenmeui6h2dqxk-rgy5-0w">
+      <w:hyperlink w:history="1" r:id="rIdgeqznqhickyg_hvfmxdeb">
         <w:r>
           <w:rPr>
             <w:rFonts w:ascii="DM Sans" w:cs="DM Sans" w:eastAsia="DM Sans" w:hAnsi="DM Sans"/>
@@ -2162,7 +2162,7 @@
         <w:sz w:val="18"/>
         <w:szCs w:val="18"/>
       </w:rPr>
-      <w:t xml:space="preserve">Senior Product Manager · Growth, MarTech, and Data Platform · Media, Publishing, and Streaming · AI-Native</w:t>
+      <w:t xml:space="preserve">Senior Product Manager · Growth and Data Platform · Media, Publishing, and Streaming · AI-Native</w:t>
     </w:r>
   </w:p>
   <w:p>
@@ -2172,7 +2172,7 @@
       </w:pBdr>
       <w:spacing w:after="80" w:before="40"/>
     </w:pPr>
-    <w:hyperlink w:history="1" r:id="rIdamkowjevccqqap5g0twa8">
+    <w:hyperlink w:history="1" r:id="rIdvcchbreyolgf9uetdl2qm">
       <w:r>
         <w:rPr>
           <w:rFonts w:ascii="DM Sans" w:cs="DM Sans" w:eastAsia="DM Sans" w:hAnsi="DM Sans"/>
@@ -2197,7 +2197,7 @@
       </w:rPr>
       <w:t xml:space="preserve"> · </w:t>
     </w:r>
-    <w:hyperlink w:history="1" r:id="rIdfg0kn8lt6-ai2rn7jlmh8">
+    <w:hyperlink w:history="1" r:id="rIduxu6ea6bbciv3flpwjlql">
       <w:r>
         <w:rPr>
           <w:rFonts w:ascii="DM Sans" w:cs="DM Sans" w:eastAsia="DM Sans" w:hAnsi="DM Sans"/>
@@ -2248,7 +2248,7 @@
       </w:rPr>
       <w:t xml:space="preserve"> · </w:t>
     </w:r>
-    <w:hyperlink w:history="1" r:id="rId0z4meshg6hkivqhv3lcep">
+    <w:hyperlink w:history="1" r:id="rIdjiiplzeeyfacpcpsfowjo">
       <w:r>
         <w:rPr>
           <w:rFonts w:ascii="DM Sans" w:cs="DM Sans" w:eastAsia="DM Sans" w:hAnsi="DM Sans"/>
@@ -2273,7 +2273,7 @@
       </w:rPr>
       <w:t xml:space="preserve"> · </w:t>
     </w:r>
-    <w:hyperlink w:history="1" r:id="rIdyjfan0s-b3kxtmka0pesj">
+    <w:hyperlink w:history="1" r:id="rIdzhk3kd1l_dghgxr2togfj">
       <w:r>
         <w:rPr>
           <w:rFonts w:ascii="DM Sans" w:cs="DM Sans" w:eastAsia="DM Sans" w:hAnsi="DM Sans"/>
@@ -2298,7 +2298,7 @@
       </w:rPr>
       <w:t xml:space="preserve"> · </w:t>
     </w:r>
-    <w:hyperlink w:history="1" r:id="rIddpwy5dabezd9fiduwbm7p">
+    <w:hyperlink w:history="1" r:id="rIdruci2_oqja8uhqikqu86e">
       <w:r>
         <w:rPr>
           <w:rFonts w:ascii="DM Sans" w:cs="DM Sans" w:eastAsia="DM Sans" w:hAnsi="DM Sans"/>

--- a/public/resume/malcolm-xavier-resume-template.docx
+++ b/public/resume/malcolm-xavier-resume-template.docx
@@ -40,7 +40,7 @@
       <w:pPr>
         <w:spacing w:after="40" w:before="0"/>
       </w:pPr>
-      <w:hyperlink w:history="1" r:id="rIdzcr5ppq2jianw9p0pyylo">
+      <w:hyperlink w:history="1" r:id="rIdurmtcpjhmidhbiy3lsiuy">
         <w:r>
           <w:rPr>
             <w:rFonts w:ascii="DM Sans" w:cs="DM Sans" w:eastAsia="DM Sans" w:hAnsi="DM Sans"/>
@@ -69,7 +69,7 @@
         </w:rPr>
         <w:t xml:space="preserve"> · </w:t>
       </w:r>
-      <w:hyperlink w:history="1" r:id="rIdhk0_qyoqcfvucl9irqt-6">
+      <w:hyperlink w:history="1" r:id="rIdzabg-joii53luxxynros4">
         <w:r>
           <w:rPr>
             <w:rFonts w:ascii="DM Sans" w:cs="DM Sans" w:eastAsia="DM Sans" w:hAnsi="DM Sans"/>
@@ -116,7 +116,7 @@
       <w:pPr>
         <w:spacing w:after="200" w:before="0"/>
       </w:pPr>
-      <w:hyperlink w:history="1" r:id="rId4k-nybskghrjb8sgbsner">
+      <w:hyperlink w:history="1" r:id="rIdqat605bztsbthu2s5pzay">
         <w:r>
           <w:rPr>
             <w:rFonts w:ascii="DM Sans" w:cs="DM Sans" w:eastAsia="DM Sans" w:hAnsi="DM Sans"/>
@@ -145,7 +145,7 @@
         </w:rPr>
         <w:t xml:space="preserve"> · </w:t>
       </w:r>
-      <w:hyperlink w:history="1" r:id="rIdkzy7pzu3l5webkou8hwv2">
+      <w:hyperlink w:history="1" r:id="rIdpdgphmadvx6b8fp3tscdy">
         <w:r>
           <w:rPr>
             <w:rFonts w:ascii="DM Sans" w:cs="DM Sans" w:eastAsia="DM Sans" w:hAnsi="DM Sans"/>
@@ -174,7 +174,7 @@
         </w:rPr>
         <w:t xml:space="preserve"> · </w:t>
       </w:r>
-      <w:hyperlink w:history="1" r:id="rIdi08bbgwt_lxit2ggkix5s">
+      <w:hyperlink w:history="1" r:id="rIdrggnmgr6ywcvgtjxden0q">
         <w:r>
           <w:rPr>
             <w:rFonts w:ascii="DM Sans" w:cs="DM Sans" w:eastAsia="DM Sans" w:hAnsi="DM Sans"/>
@@ -235,7 +235,7 @@
         <w:keepNext/>
         <w:spacing w:after="0" w:before="0"/>
       </w:pPr>
-      <w:hyperlink w:history="1" r:id="rIdvjexweuzfjo7ee4p_sal1">
+      <w:hyperlink w:history="1" r:id="rIdaq4ryu10ew4ffhns4az9_">
         <w:r>
           <w:rPr>
             <w:rFonts w:ascii="DM Sans" w:cs="DM Sans" w:eastAsia="DM Sans" w:hAnsi="DM Sans"/>
@@ -653,7 +653,7 @@
         <w:keepNext/>
         <w:spacing w:after="0" w:before="200"/>
       </w:pPr>
-      <w:hyperlink w:history="1" r:id="rIdkyixtanxdd2utpl_cvifa">
+      <w:hyperlink w:history="1" r:id="rIdfrpmyw_xkw0eyyfkvzcqg">
         <w:r>
           <w:rPr>
             <w:rFonts w:ascii="DM Sans" w:cs="DM Sans" w:eastAsia="DM Sans" w:hAnsi="DM Sans"/>
@@ -699,7 +699,7 @@
           <w:sz w:val="21"/>
           <w:szCs w:val="21"/>
         </w:rPr>
-        <w:t xml:space="preserve">Technical Product Manager, Content &amp; Data Ingestion</w:t>
+        <w:t xml:space="preserve">Technical Product Manager, Content and Data Ingestion</w:t>
       </w:r>
       <w:r>
         <w:rPr>
@@ -965,7 +965,7 @@
         </w:rPr>
         <w:t xml:space="preserve">Product consulting for </w:t>
       </w:r>
-      <w:hyperlink w:history="1" r:id="rIdy8jgd-m-1zcvnoupvhupw">
+      <w:hyperlink w:history="1" r:id="rIdxrywvlej89qvqjavadmfi">
         <w:r>
           <w:rPr>
             <w:rFonts w:ascii="DM Sans" w:cs="DM Sans" w:eastAsia="DM Sans" w:hAnsi="DM Sans"/>
@@ -994,7 +994,7 @@
         </w:rPr>
         <w:t xml:space="preserve"> (SaaS, music industry); developed content strategy for </w:t>
       </w:r>
-      <w:hyperlink w:history="1" r:id="rId1hxesgnwxdqqi0sifhuf_">
+      <w:hyperlink w:history="1" r:id="rId3jb2vwxwdltfywdbbex34">
         <w:r>
           <w:rPr>
             <w:rFonts w:ascii="DM Sans" w:cs="DM Sans" w:eastAsia="DM Sans" w:hAnsi="DM Sans"/>
@@ -1029,7 +1029,7 @@
         <w:keepNext/>
         <w:spacing w:after="0" w:before="200"/>
       </w:pPr>
-      <w:hyperlink w:history="1" r:id="rIdsktdtfpfzqn_v5bsd-oh7">
+      <w:hyperlink w:history="1" r:id="rIdc5ma1q7ntwzjvax_fzhgg">
         <w:r>
           <w:rPr>
             <w:rFonts w:ascii="DM Sans" w:cs="DM Sans" w:eastAsia="DM Sans" w:hAnsi="DM Sans"/>
@@ -1240,7 +1240,7 @@
         <w:keepNext/>
         <w:spacing w:after="0" w:before="200"/>
       </w:pPr>
-      <w:hyperlink w:history="1" r:id="rIdxxebzwbt5nlnrgnikpfhf">
+      <w:hyperlink w:history="1" r:id="rIdnmert8d055gd6hjsm2ntv">
         <w:r>
           <w:rPr>
             <w:rFonts w:ascii="DM Sans" w:cs="DM Sans" w:eastAsia="DM Sans" w:hAnsi="DM Sans"/>
@@ -1401,7 +1401,7 @@
         <w:keepNext/>
         <w:spacing w:after="0" w:before="200"/>
       </w:pPr>
-      <w:hyperlink w:history="1" r:id="rIdhxnvk5aw64ih5jztkk6te">
+      <w:hyperlink w:history="1" r:id="rIdeqtbrgppdh8j1179hlpvg">
         <w:r>
           <w:rPr>
             <w:rFonts w:ascii="DM Sans" w:cs="DM Sans" w:eastAsia="DM Sans" w:hAnsi="DM Sans"/>
@@ -1962,7 +1962,7 @@
         <w:keepNext/>
         <w:spacing w:after="60" w:before="0"/>
       </w:pPr>
-      <w:hyperlink w:history="1" r:id="rIdnf0it0tvadsdlwkmxlwr2">
+      <w:hyperlink w:history="1" r:id="rIdsbdmp1cuifqobqo9clkef">
         <w:r>
           <w:rPr>
             <w:rFonts w:ascii="DM Sans" w:cs="DM Sans" w:eastAsia="DM Sans" w:hAnsi="DM Sans"/>
@@ -2002,7 +2002,7 @@
         <w:keepNext/>
         <w:spacing w:after="60" w:before="200"/>
       </w:pPr>
-      <w:hyperlink w:history="1" r:id="rIdgeqznqhickyg_hvfmxdeb">
+      <w:hyperlink w:history="1" r:id="rId_iuxzxcd5j5hk2hqdl2qr">
         <w:r>
           <w:rPr>
             <w:rFonts w:ascii="DM Sans" w:cs="DM Sans" w:eastAsia="DM Sans" w:hAnsi="DM Sans"/>
@@ -2172,7 +2172,7 @@
       </w:pBdr>
       <w:spacing w:after="80" w:before="40"/>
     </w:pPr>
-    <w:hyperlink w:history="1" r:id="rIdvcchbreyolgf9uetdl2qm">
+    <w:hyperlink w:history="1" r:id="rIdtj1xe1t-tkdam7bwvn6rh">
       <w:r>
         <w:rPr>
           <w:rFonts w:ascii="DM Sans" w:cs="DM Sans" w:eastAsia="DM Sans" w:hAnsi="DM Sans"/>
@@ -2197,7 +2197,7 @@
       </w:rPr>
       <w:t xml:space="preserve"> · </w:t>
     </w:r>
-    <w:hyperlink w:history="1" r:id="rIduxu6ea6bbciv3flpwjlql">
+    <w:hyperlink w:history="1" r:id="rIdmru2jhy5crsq01waoxngm">
       <w:r>
         <w:rPr>
           <w:rFonts w:ascii="DM Sans" w:cs="DM Sans" w:eastAsia="DM Sans" w:hAnsi="DM Sans"/>
@@ -2248,7 +2248,7 @@
       </w:rPr>
       <w:t xml:space="preserve"> · </w:t>
     </w:r>
-    <w:hyperlink w:history="1" r:id="rIdjiiplzeeyfacpcpsfowjo">
+    <w:hyperlink w:history="1" r:id="rIdjwersjcddd1jjjskdljem">
       <w:r>
         <w:rPr>
           <w:rFonts w:ascii="DM Sans" w:cs="DM Sans" w:eastAsia="DM Sans" w:hAnsi="DM Sans"/>
@@ -2273,7 +2273,7 @@
       </w:rPr>
       <w:t xml:space="preserve"> · </w:t>
     </w:r>
-    <w:hyperlink w:history="1" r:id="rIdzhk3kd1l_dghgxr2togfj">
+    <w:hyperlink w:history="1" r:id="rId6pfurzvqagmlypqirb_ek">
       <w:r>
         <w:rPr>
           <w:rFonts w:ascii="DM Sans" w:cs="DM Sans" w:eastAsia="DM Sans" w:hAnsi="DM Sans"/>
@@ -2298,7 +2298,7 @@
       </w:rPr>
       <w:t xml:space="preserve"> · </w:t>
     </w:r>
-    <w:hyperlink w:history="1" r:id="rIdruci2_oqja8uhqikqu86e">
+    <w:hyperlink w:history="1" r:id="rIdl9tebyun3qxp1x2pffasb">
       <w:r>
         <w:rPr>
           <w:rFonts w:ascii="DM Sans" w:cs="DM Sans" w:eastAsia="DM Sans" w:hAnsi="DM Sans"/>

--- a/public/resume/malcolm-xavier-resume-template.docx
+++ b/public/resume/malcolm-xavier-resume-template.docx
@@ -40,7 +40,7 @@
       <w:pPr>
         <w:spacing w:after="40" w:before="0"/>
       </w:pPr>
-      <w:hyperlink w:history="1" r:id="rIdurmtcpjhmidhbiy3lsiuy">
+      <w:hyperlink w:history="1" r:id="rIddedwsxprtfn1ywljxyrjm">
         <w:r>
           <w:rPr>
             <w:rFonts w:ascii="DM Sans" w:cs="DM Sans" w:eastAsia="DM Sans" w:hAnsi="DM Sans"/>
@@ -69,7 +69,7 @@
         </w:rPr>
         <w:t xml:space="preserve"> · </w:t>
       </w:r>
-      <w:hyperlink w:history="1" r:id="rIdzabg-joii53luxxynros4">
+      <w:hyperlink w:history="1" r:id="rId5ikzo1zo83xuiv86mtwhc">
         <w:r>
           <w:rPr>
             <w:rFonts w:ascii="DM Sans" w:cs="DM Sans" w:eastAsia="DM Sans" w:hAnsi="DM Sans"/>
@@ -116,7 +116,7 @@
       <w:pPr>
         <w:spacing w:after="200" w:before="0"/>
       </w:pPr>
-      <w:hyperlink w:history="1" r:id="rIdqat605bztsbthu2s5pzay">
+      <w:hyperlink w:history="1" r:id="rIdqc8mpgs69081mpbhytliz">
         <w:r>
           <w:rPr>
             <w:rFonts w:ascii="DM Sans" w:cs="DM Sans" w:eastAsia="DM Sans" w:hAnsi="DM Sans"/>
@@ -145,7 +145,7 @@
         </w:rPr>
         <w:t xml:space="preserve"> · </w:t>
       </w:r>
-      <w:hyperlink w:history="1" r:id="rIdpdgphmadvx6b8fp3tscdy">
+      <w:hyperlink w:history="1" r:id="rIdf8kimhh7tumuiepzu2ulh">
         <w:r>
           <w:rPr>
             <w:rFonts w:ascii="DM Sans" w:cs="DM Sans" w:eastAsia="DM Sans" w:hAnsi="DM Sans"/>
@@ -174,7 +174,7 @@
         </w:rPr>
         <w:t xml:space="preserve"> · </w:t>
       </w:r>
-      <w:hyperlink w:history="1" r:id="rIdrggnmgr6ywcvgtjxden0q">
+      <w:hyperlink w:history="1" r:id="rIde0x9hkxs3cw8-lwp9vwlq">
         <w:r>
           <w:rPr>
             <w:rFonts w:ascii="DM Sans" w:cs="DM Sans" w:eastAsia="DM Sans" w:hAnsi="DM Sans"/>
@@ -235,7 +235,7 @@
         <w:keepNext/>
         <w:spacing w:after="0" w:before="0"/>
       </w:pPr>
-      <w:hyperlink w:history="1" r:id="rIdaq4ryu10ew4ffhns4az9_">
+      <w:hyperlink w:history="1" r:id="rIdwzxya78f9lzvgc3ojyrce">
         <w:r>
           <w:rPr>
             <w:rFonts w:ascii="DM Sans" w:cs="DM Sans" w:eastAsia="DM Sans" w:hAnsi="DM Sans"/>
@@ -653,7 +653,7 @@
         <w:keepNext/>
         <w:spacing w:after="0" w:before="200"/>
       </w:pPr>
-      <w:hyperlink w:history="1" r:id="rIdfrpmyw_xkw0eyyfkvzcqg">
+      <w:hyperlink w:history="1" r:id="rIddztug6cpxbxzhzkjn7xdu">
         <w:r>
           <w:rPr>
             <w:rFonts w:ascii="DM Sans" w:cs="DM Sans" w:eastAsia="DM Sans" w:hAnsi="DM Sans"/>
@@ -965,7 +965,7 @@
         </w:rPr>
         <w:t xml:space="preserve">Product consulting for </w:t>
       </w:r>
-      <w:hyperlink w:history="1" r:id="rIdxrywvlej89qvqjavadmfi">
+      <w:hyperlink w:history="1" r:id="rIdxgujrberotshpts9elivp">
         <w:r>
           <w:rPr>
             <w:rFonts w:ascii="DM Sans" w:cs="DM Sans" w:eastAsia="DM Sans" w:hAnsi="DM Sans"/>
@@ -994,7 +994,7 @@
         </w:rPr>
         <w:t xml:space="preserve"> (SaaS, music industry); developed content strategy for </w:t>
       </w:r>
-      <w:hyperlink w:history="1" r:id="rId3jb2vwxwdltfywdbbex34">
+      <w:hyperlink w:history="1" r:id="rIdx0ekq2lfturc98qk0imkm">
         <w:r>
           <w:rPr>
             <w:rFonts w:ascii="DM Sans" w:cs="DM Sans" w:eastAsia="DM Sans" w:hAnsi="DM Sans"/>
@@ -1029,7 +1029,7 @@
         <w:keepNext/>
         <w:spacing w:after="0" w:before="200"/>
       </w:pPr>
-      <w:hyperlink w:history="1" r:id="rIdc5ma1q7ntwzjvax_fzhgg">
+      <w:hyperlink w:history="1" r:id="rIdfciy5y4tl2b6wf1gy0mma">
         <w:r>
           <w:rPr>
             <w:rFonts w:ascii="DM Sans" w:cs="DM Sans" w:eastAsia="DM Sans" w:hAnsi="DM Sans"/>
@@ -1240,7 +1240,7 @@
         <w:keepNext/>
         <w:spacing w:after="0" w:before="200"/>
       </w:pPr>
-      <w:hyperlink w:history="1" r:id="rIdnmert8d055gd6hjsm2ntv">
+      <w:hyperlink w:history="1" r:id="rId_dvqphg0mkrvyewhaja-r">
         <w:r>
           <w:rPr>
             <w:rFonts w:ascii="DM Sans" w:cs="DM Sans" w:eastAsia="DM Sans" w:hAnsi="DM Sans"/>
@@ -1401,7 +1401,7 @@
         <w:keepNext/>
         <w:spacing w:after="0" w:before="200"/>
       </w:pPr>
-      <w:hyperlink w:history="1" r:id="rIdeqtbrgppdh8j1179hlpvg">
+      <w:hyperlink w:history="1" r:id="rIduazci_q71xprnh9z1978x">
         <w:r>
           <w:rPr>
             <w:rFonts w:ascii="DM Sans" w:cs="DM Sans" w:eastAsia="DM Sans" w:hAnsi="DM Sans"/>
@@ -1962,7 +1962,7 @@
         <w:keepNext/>
         <w:spacing w:after="60" w:before="0"/>
       </w:pPr>
-      <w:hyperlink w:history="1" r:id="rIdsbdmp1cuifqobqo9clkef">
+      <w:hyperlink w:history="1" r:id="rIdgccv4kaqyu50qal1ypjje">
         <w:r>
           <w:rPr>
             <w:rFonts w:ascii="DM Sans" w:cs="DM Sans" w:eastAsia="DM Sans" w:hAnsi="DM Sans"/>
@@ -1975,7 +1975,7 @@
             <w:szCs w:val="24"/>
             <w:u w:val="single" w:color="000000"/>
           </w:rPr>
-          <w:t xml:space="preserve">Basecamp Coffee—Find your ritual</w:t>
+          <w:t xml:space="preserve">Architecture under contract</w:t>
         </w:r>
       </w:hyperlink>
     </w:p>
@@ -1994,7 +1994,7 @@
           <w:sz w:val="21"/>
           <w:szCs w:val="21"/>
         </w:rPr>
-        <w:t xml:space="preserve">An interactive coffee-personality quiz exploring product discovery, conversational UX, and lightweight personalization for a fictional specialty roaster. Built end-to-end with Claude Code, Next.js, and Vercel.</w:t>
+        <w:t xml:space="preserve">One architectural rule that keeps three integrations online when their upstreams break. Polite-client posture for the one with no API, TMDB enrichment for two. Sequel to Building this site.</w:t>
       </w:r>
     </w:p>
     <w:p>
@@ -2002,7 +2002,7 @@
         <w:keepNext/>
         <w:spacing w:after="60" w:before="200"/>
       </w:pPr>
-      <w:hyperlink w:history="1" r:id="rId_iuxzxcd5j5hk2hqdl2qr">
+      <w:hyperlink w:history="1" r:id="rId7l3-qdklhaehpgcib9aql">
         <w:r>
           <w:rPr>
             <w:rFonts w:ascii="DM Sans" w:cs="DM Sans" w:eastAsia="DM Sans" w:hAnsi="DM Sans"/>
@@ -2172,7 +2172,7 @@
       </w:pBdr>
       <w:spacing w:after="80" w:before="40"/>
     </w:pPr>
-    <w:hyperlink w:history="1" r:id="rIdtj1xe1t-tkdam7bwvn6rh">
+    <w:hyperlink w:history="1" r:id="rId6mci_qu8aupgmku6xr6jz">
       <w:r>
         <w:rPr>
           <w:rFonts w:ascii="DM Sans" w:cs="DM Sans" w:eastAsia="DM Sans" w:hAnsi="DM Sans"/>
@@ -2197,7 +2197,7 @@
       </w:rPr>
       <w:t xml:space="preserve"> · </w:t>
     </w:r>
-    <w:hyperlink w:history="1" r:id="rIdmru2jhy5crsq01waoxngm">
+    <w:hyperlink w:history="1" r:id="rIdlwzu3ugpez1-_h1zutlvj">
       <w:r>
         <w:rPr>
           <w:rFonts w:ascii="DM Sans" w:cs="DM Sans" w:eastAsia="DM Sans" w:hAnsi="DM Sans"/>
@@ -2248,7 +2248,7 @@
       </w:rPr>
       <w:t xml:space="preserve"> · </w:t>
     </w:r>
-    <w:hyperlink w:history="1" r:id="rIdjwersjcddd1jjjskdljem">
+    <w:hyperlink w:history="1" r:id="rIdi6wq81kbsno7fcmvh3yye">
       <w:r>
         <w:rPr>
           <w:rFonts w:ascii="DM Sans" w:cs="DM Sans" w:eastAsia="DM Sans" w:hAnsi="DM Sans"/>
@@ -2273,7 +2273,7 @@
       </w:rPr>
       <w:t xml:space="preserve"> · </w:t>
     </w:r>
-    <w:hyperlink w:history="1" r:id="rId6pfurzvqagmlypqirb_ek">
+    <w:hyperlink w:history="1" r:id="rIdozht-ke9h6ahkxuukbjjk">
       <w:r>
         <w:rPr>
           <w:rFonts w:ascii="DM Sans" w:cs="DM Sans" w:eastAsia="DM Sans" w:hAnsi="DM Sans"/>
@@ -2298,7 +2298,7 @@
       </w:rPr>
       <w:t xml:space="preserve"> · </w:t>
     </w:r>
-    <w:hyperlink w:history="1" r:id="rIdl9tebyun3qxp1x2pffasb">
+    <w:hyperlink w:history="1" r:id="rIdkubvacyybf9sjhkqjqxsm">
       <w:r>
         <w:rPr>
           <w:rFonts w:ascii="DM Sans" w:cs="DM Sans" w:eastAsia="DM Sans" w:hAnsi="DM Sans"/>

--- a/public/resume/malcolm-xavier-resume-template.docx
+++ b/public/resume/malcolm-xavier-resume-template.docx
@@ -40,7 +40,7 @@
       <w:pPr>
         <w:spacing w:after="40" w:before="0"/>
       </w:pPr>
-      <w:hyperlink w:history="1" r:id="rIddedwsxprtfn1ywljxyrjm">
+      <w:hyperlink w:history="1" r:id="rIddmi7uejicohf4ipe4weu_">
         <w:r>
           <w:rPr>
             <w:rFonts w:ascii="DM Sans" w:cs="DM Sans" w:eastAsia="DM Sans" w:hAnsi="DM Sans"/>
@@ -69,7 +69,7 @@
         </w:rPr>
         <w:t xml:space="preserve"> · </w:t>
       </w:r>
-      <w:hyperlink w:history="1" r:id="rId5ikzo1zo83xuiv86mtwhc">
+      <w:hyperlink w:history="1" r:id="rIdgenwcyivdpb1_fu_3b1cw">
         <w:r>
           <w:rPr>
             <w:rFonts w:ascii="DM Sans" w:cs="DM Sans" w:eastAsia="DM Sans" w:hAnsi="DM Sans"/>
@@ -116,7 +116,7 @@
       <w:pPr>
         <w:spacing w:after="200" w:before="0"/>
       </w:pPr>
-      <w:hyperlink w:history="1" r:id="rIdqc8mpgs69081mpbhytliz">
+      <w:hyperlink w:history="1" r:id="rId3oexyyi_zajhaznkd3evn">
         <w:r>
           <w:rPr>
             <w:rFonts w:ascii="DM Sans" w:cs="DM Sans" w:eastAsia="DM Sans" w:hAnsi="DM Sans"/>
@@ -145,7 +145,7 @@
         </w:rPr>
         <w:t xml:space="preserve"> · </w:t>
       </w:r>
-      <w:hyperlink w:history="1" r:id="rIdf8kimhh7tumuiepzu2ulh">
+      <w:hyperlink w:history="1" r:id="rIdlyzhf__x7c3o2mrvpn0g7">
         <w:r>
           <w:rPr>
             <w:rFonts w:ascii="DM Sans" w:cs="DM Sans" w:eastAsia="DM Sans" w:hAnsi="DM Sans"/>
@@ -174,7 +174,7 @@
         </w:rPr>
         <w:t xml:space="preserve"> · </w:t>
       </w:r>
-      <w:hyperlink w:history="1" r:id="rIde0x9hkxs3cw8-lwp9vwlq">
+      <w:hyperlink w:history="1" r:id="rIdtwjc66jwagqw3lnisbfoc">
         <w:r>
           <w:rPr>
             <w:rFonts w:ascii="DM Sans" w:cs="DM Sans" w:eastAsia="DM Sans" w:hAnsi="DM Sans"/>
@@ -235,7 +235,7 @@
         <w:keepNext/>
         <w:spacing w:after="0" w:before="0"/>
       </w:pPr>
-      <w:hyperlink w:history="1" r:id="rIdwzxya78f9lzvgc3ojyrce">
+      <w:hyperlink w:history="1" r:id="rIdh2ebl82vbe-f6lbqyfwo3">
         <w:r>
           <w:rPr>
             <w:rFonts w:ascii="DM Sans" w:cs="DM Sans" w:eastAsia="DM Sans" w:hAnsi="DM Sans"/>
@@ -653,7 +653,7 @@
         <w:keepNext/>
         <w:spacing w:after="0" w:before="200"/>
       </w:pPr>
-      <w:hyperlink w:history="1" r:id="rIddztug6cpxbxzhzkjn7xdu">
+      <w:hyperlink w:history="1" r:id="rId8cfc1hlz4pyyul9bltbum">
         <w:r>
           <w:rPr>
             <w:rFonts w:ascii="DM Sans" w:cs="DM Sans" w:eastAsia="DM Sans" w:hAnsi="DM Sans"/>
@@ -965,7 +965,7 @@
         </w:rPr>
         <w:t xml:space="preserve">Product consulting for </w:t>
       </w:r>
-      <w:hyperlink w:history="1" r:id="rIdxgujrberotshpts9elivp">
+      <w:hyperlink w:history="1" r:id="rIdnxydujev-ndce7z2btaum">
         <w:r>
           <w:rPr>
             <w:rFonts w:ascii="DM Sans" w:cs="DM Sans" w:eastAsia="DM Sans" w:hAnsi="DM Sans"/>
@@ -994,7 +994,7 @@
         </w:rPr>
         <w:t xml:space="preserve"> (SaaS, music industry); developed content strategy for </w:t>
       </w:r>
-      <w:hyperlink w:history="1" r:id="rIdx0ekq2lfturc98qk0imkm">
+      <w:hyperlink w:history="1" r:id="rIdpnrfnsvnfqphatifcetux">
         <w:r>
           <w:rPr>
             <w:rFonts w:ascii="DM Sans" w:cs="DM Sans" w:eastAsia="DM Sans" w:hAnsi="DM Sans"/>
@@ -1029,7 +1029,7 @@
         <w:keepNext/>
         <w:spacing w:after="0" w:before="200"/>
       </w:pPr>
-      <w:hyperlink w:history="1" r:id="rIdfciy5y4tl2b6wf1gy0mma">
+      <w:hyperlink w:history="1" r:id="rIdja20ttmtrpyp9ec9dqfbo">
         <w:r>
           <w:rPr>
             <w:rFonts w:ascii="DM Sans" w:cs="DM Sans" w:eastAsia="DM Sans" w:hAnsi="DM Sans"/>
@@ -1240,7 +1240,7 @@
         <w:keepNext/>
         <w:spacing w:after="0" w:before="200"/>
       </w:pPr>
-      <w:hyperlink w:history="1" r:id="rId_dvqphg0mkrvyewhaja-r">
+      <w:hyperlink w:history="1" r:id="rIdqlv6m7fwflughdlxsuvvk">
         <w:r>
           <w:rPr>
             <w:rFonts w:ascii="DM Sans" w:cs="DM Sans" w:eastAsia="DM Sans" w:hAnsi="DM Sans"/>
@@ -1401,7 +1401,7 @@
         <w:keepNext/>
         <w:spacing w:after="0" w:before="200"/>
       </w:pPr>
-      <w:hyperlink w:history="1" r:id="rIduazci_q71xprnh9z1978x">
+      <w:hyperlink w:history="1" r:id="rIdntfjb8vnc21xkmgazoiul">
         <w:r>
           <w:rPr>
             <w:rFonts w:ascii="DM Sans" w:cs="DM Sans" w:eastAsia="DM Sans" w:hAnsi="DM Sans"/>
@@ -1962,7 +1962,47 @@
         <w:keepNext/>
         <w:spacing w:after="60" w:before="0"/>
       </w:pPr>
-      <w:hyperlink w:history="1" r:id="rIdgccv4kaqyu50qal1ypjje">
+      <w:hyperlink w:history="1" r:id="rIdmewp64yzi42cfo0w9sfod">
+        <w:r>
+          <w:rPr>
+            <w:rFonts w:ascii="DM Sans" w:cs="DM Sans" w:eastAsia="DM Sans" w:hAnsi="DM Sans"/>
+            <w:b/>
+            <w:bCs/>
+            <w:i w:val="false"/>
+            <w:iCs w:val="false"/>
+            <w:color w:val="000000"/>
+            <w:sz w:val="24"/>
+            <w:szCs w:val="24"/>
+            <w:u w:val="single" w:color="000000"/>
+          </w:rPr>
+          <w:t xml:space="preserve">Building my personal website, malxavi.com</w:t>
+        </w:r>
+      </w:hyperlink>
+    </w:p>
+    <w:p>
+      <w:pPr>
+        <w:spacing w:after="40" w:before="0"/>
+      </w:pPr>
+      <w:r>
+        <w:rPr>
+          <w:rFonts w:ascii="DM Sans" w:cs="DM Sans" w:eastAsia="DM Sans" w:hAnsi="DM Sans"/>
+          <w:b w:val="false"/>
+          <w:bCs w:val="false"/>
+          <w:i w:val="false"/>
+          <w:iCs w:val="false"/>
+          <w:color w:val="000000"/>
+          <w:sz w:val="21"/>
+          <w:szCs w:val="21"/>
+        </w:rPr>
+        <w:t xml:space="preserve">A meta case study on shipping my personal website with Claude Code as build partner. Architecture bets, production incidents, and what AI-native PM work looks like when the human stays in the loop.</w:t>
+      </w:r>
+    </w:p>
+    <w:p>
+      <w:pPr>
+        <w:keepNext/>
+        <w:spacing w:after="60" w:before="200"/>
+      </w:pPr>
+      <w:hyperlink w:history="1" r:id="rIdofenorv3zsdqy7lzvhajz">
         <w:r>
           <w:rPr>
             <w:rFonts w:ascii="DM Sans" w:cs="DM Sans" w:eastAsia="DM Sans" w:hAnsi="DM Sans"/>
@@ -1994,47 +2034,7 @@
           <w:sz w:val="21"/>
           <w:szCs w:val="21"/>
         </w:rPr>
-        <w:t xml:space="preserve">One architectural rule that keeps three integrations online when their upstreams break. Polite-client posture for the one with no API, TMDB enrichment for two. Sequel to Building this site.</w:t>
-      </w:r>
-    </w:p>
-    <w:p>
-      <w:pPr>
-        <w:keepNext/>
-        <w:spacing w:after="60" w:before="200"/>
-      </w:pPr>
-      <w:hyperlink w:history="1" r:id="rId7l3-qdklhaehpgcib9aql">
-        <w:r>
-          <w:rPr>
-            <w:rFonts w:ascii="DM Sans" w:cs="DM Sans" w:eastAsia="DM Sans" w:hAnsi="DM Sans"/>
-            <w:b/>
-            <w:bCs/>
-            <w:i w:val="false"/>
-            <w:iCs w:val="false"/>
-            <w:color w:val="000000"/>
-            <w:sz w:val="24"/>
-            <w:szCs w:val="24"/>
-            <w:u w:val="single" w:color="000000"/>
-          </w:rPr>
-          <w:t xml:space="preserve">Building my personal website, malxavi.com</w:t>
-        </w:r>
-      </w:hyperlink>
-    </w:p>
-    <w:p>
-      <w:pPr>
-        <w:spacing w:after="40" w:before="0"/>
-      </w:pPr>
-      <w:r>
-        <w:rPr>
-          <w:rFonts w:ascii="DM Sans" w:cs="DM Sans" w:eastAsia="DM Sans" w:hAnsi="DM Sans"/>
-          <w:b w:val="false"/>
-          <w:bCs w:val="false"/>
-          <w:i w:val="false"/>
-          <w:iCs w:val="false"/>
-          <w:color w:val="000000"/>
-          <w:sz w:val="21"/>
-          <w:szCs w:val="21"/>
-        </w:rPr>
-        <w:t xml:space="preserve">A meta case study on shipping my personal website with Claude Code as build partner. Architecture bets, production incidents, and what AI-native PM work looks like when the human stays in the loop.</w:t>
+        <w:t xml:space="preserve">One architectural rule that keeps three integrations online when their upstreams break. Polite-client posture for the one with no API, TMDB enrichment for two. Sequel to building my personal website.</w:t>
       </w:r>
     </w:p>
     <w:sectPr>
@@ -2172,7 +2172,7 @@
       </w:pBdr>
       <w:spacing w:after="80" w:before="40"/>
     </w:pPr>
-    <w:hyperlink w:history="1" r:id="rId6mci_qu8aupgmku6xr6jz">
+    <w:hyperlink w:history="1" r:id="rIdtvdgzw6egeiu_0f-14r_h">
       <w:r>
         <w:rPr>
           <w:rFonts w:ascii="DM Sans" w:cs="DM Sans" w:eastAsia="DM Sans" w:hAnsi="DM Sans"/>
@@ -2197,7 +2197,7 @@
       </w:rPr>
       <w:t xml:space="preserve"> · </w:t>
     </w:r>
-    <w:hyperlink w:history="1" r:id="rIdlwzu3ugpez1-_h1zutlvj">
+    <w:hyperlink w:history="1" r:id="rIdolpek2-mdm9tccaycourb">
       <w:r>
         <w:rPr>
           <w:rFonts w:ascii="DM Sans" w:cs="DM Sans" w:eastAsia="DM Sans" w:hAnsi="DM Sans"/>
@@ -2248,7 +2248,7 @@
       </w:rPr>
       <w:t xml:space="preserve"> · </w:t>
     </w:r>
-    <w:hyperlink w:history="1" r:id="rIdi6wq81kbsno7fcmvh3yye">
+    <w:hyperlink w:history="1" r:id="rId5ldarihfg-65cs4eatafy">
       <w:r>
         <w:rPr>
           <w:rFonts w:ascii="DM Sans" w:cs="DM Sans" w:eastAsia="DM Sans" w:hAnsi="DM Sans"/>
@@ -2273,7 +2273,7 @@
       </w:rPr>
       <w:t xml:space="preserve"> · </w:t>
     </w:r>
-    <w:hyperlink w:history="1" r:id="rIdozht-ke9h6ahkxuukbjjk">
+    <w:hyperlink w:history="1" r:id="rIdxtmbweqs-gbnehg5kkmje">
       <w:r>
         <w:rPr>
           <w:rFonts w:ascii="DM Sans" w:cs="DM Sans" w:eastAsia="DM Sans" w:hAnsi="DM Sans"/>
@@ -2298,7 +2298,7 @@
       </w:rPr>
       <w:t xml:space="preserve"> · </w:t>
     </w:r>
-    <w:hyperlink w:history="1" r:id="rIdkubvacyybf9sjhkqjqxsm">
+    <w:hyperlink w:history="1" r:id="rIdrdnuaa4dxuwebms6o9im1">
       <w:r>
         <w:rPr>
           <w:rFonts w:ascii="DM Sans" w:cs="DM Sans" w:eastAsia="DM Sans" w:hAnsi="DM Sans"/>

--- a/public/resume/malcolm-xavier-resume-template.docx
+++ b/public/resume/malcolm-xavier-resume-template.docx
@@ -40,7 +40,7 @@
       <w:pPr>
         <w:spacing w:after="40" w:before="0"/>
       </w:pPr>
-      <w:hyperlink w:history="1" r:id="rIddmi7uejicohf4ipe4weu_">
+      <w:hyperlink w:history="1" r:id="rId721jryhwlc1zvkhq4g9ja">
         <w:r>
           <w:rPr>
             <w:rFonts w:ascii="DM Sans" w:cs="DM Sans" w:eastAsia="DM Sans" w:hAnsi="DM Sans"/>
@@ -69,7 +69,7 @@
         </w:rPr>
         <w:t xml:space="preserve"> · </w:t>
       </w:r>
-      <w:hyperlink w:history="1" r:id="rIdgenwcyivdpb1_fu_3b1cw">
+      <w:hyperlink w:history="1" r:id="rIdl6zeflpzuwwvzrx46xj3j">
         <w:r>
           <w:rPr>
             <w:rFonts w:ascii="DM Sans" w:cs="DM Sans" w:eastAsia="DM Sans" w:hAnsi="DM Sans"/>
@@ -116,7 +116,7 @@
       <w:pPr>
         <w:spacing w:after="200" w:before="0"/>
       </w:pPr>
-      <w:hyperlink w:history="1" r:id="rId3oexyyi_zajhaznkd3evn">
+      <w:hyperlink w:history="1" r:id="rIduuadqbvt5kxoxxkd6_e-n">
         <w:r>
           <w:rPr>
             <w:rFonts w:ascii="DM Sans" w:cs="DM Sans" w:eastAsia="DM Sans" w:hAnsi="DM Sans"/>
@@ -145,7 +145,7 @@
         </w:rPr>
         <w:t xml:space="preserve"> · </w:t>
       </w:r>
-      <w:hyperlink w:history="1" r:id="rIdlyzhf__x7c3o2mrvpn0g7">
+      <w:hyperlink w:history="1" r:id="rIdas8otaxwbdb3t67zc1nau">
         <w:r>
           <w:rPr>
             <w:rFonts w:ascii="DM Sans" w:cs="DM Sans" w:eastAsia="DM Sans" w:hAnsi="DM Sans"/>
@@ -174,7 +174,7 @@
         </w:rPr>
         <w:t xml:space="preserve"> · </w:t>
       </w:r>
-      <w:hyperlink w:history="1" r:id="rIdtwjc66jwagqw3lnisbfoc">
+      <w:hyperlink w:history="1" r:id="rIdagj5qmaginpsg0njuefws">
         <w:r>
           <w:rPr>
             <w:rFonts w:ascii="DM Sans" w:cs="DM Sans" w:eastAsia="DM Sans" w:hAnsi="DM Sans"/>
@@ -235,7 +235,7 @@
         <w:keepNext/>
         <w:spacing w:after="0" w:before="0"/>
       </w:pPr>
-      <w:hyperlink w:history="1" r:id="rIdh2ebl82vbe-f6lbqyfwo3">
+      <w:hyperlink w:history="1" r:id="rIdoefaqs60ozqubfvbveoj4">
         <w:r>
           <w:rPr>
             <w:rFonts w:ascii="DM Sans" w:cs="DM Sans" w:eastAsia="DM Sans" w:hAnsi="DM Sans"/>
@@ -313,7 +313,7 @@
           <w:sz w:val="21"/>
           <w:szCs w:val="21"/>
         </w:rPr>
-        <w:t xml:space="preserve">America's largest publisher (formerly Dotdash Meredith). Scaled growth/MarTech platform for a network of 40+ brands and 22M+ users.</w:t>
+        <w:t xml:space="preserve">“America's largest publisher” (formerly Dotdash Meredith). Scaled growth/MarTech platform for a network of 40+ brands and 22M+ users.</w:t>
       </w:r>
     </w:p>
     <w:p>
@@ -653,7 +653,7 @@
         <w:keepNext/>
         <w:spacing w:after="0" w:before="200"/>
       </w:pPr>
-      <w:hyperlink w:history="1" r:id="rId8cfc1hlz4pyyul9bltbum">
+      <w:hyperlink w:history="1" r:id="rIda1s4teuyjqhg-neh1qbvj">
         <w:r>
           <w:rPr>
             <w:rFonts w:ascii="DM Sans" w:cs="DM Sans" w:eastAsia="DM Sans" w:hAnsi="DM Sans"/>
@@ -965,7 +965,7 @@
         </w:rPr>
         <w:t xml:space="preserve">Product consulting for </w:t>
       </w:r>
-      <w:hyperlink w:history="1" r:id="rIdnxydujev-ndce7z2btaum">
+      <w:hyperlink w:history="1" r:id="rIdyq-sg-178s3czi1kb9ujz">
         <w:r>
           <w:rPr>
             <w:rFonts w:ascii="DM Sans" w:cs="DM Sans" w:eastAsia="DM Sans" w:hAnsi="DM Sans"/>
@@ -994,7 +994,7 @@
         </w:rPr>
         <w:t xml:space="preserve"> (SaaS, music industry); developed content strategy for </w:t>
       </w:r>
-      <w:hyperlink w:history="1" r:id="rIdpnrfnsvnfqphatifcetux">
+      <w:hyperlink w:history="1" r:id="rIdeihxkd5pbvb_7ibpis10b">
         <w:r>
           <w:rPr>
             <w:rFonts w:ascii="DM Sans" w:cs="DM Sans" w:eastAsia="DM Sans" w:hAnsi="DM Sans"/>
@@ -1029,7 +1029,7 @@
         <w:keepNext/>
         <w:spacing w:after="0" w:before="200"/>
       </w:pPr>
-      <w:hyperlink w:history="1" r:id="rIdja20ttmtrpyp9ec9dqfbo">
+      <w:hyperlink w:history="1" r:id="rIdr4sdx71buhfdkqydqws1y">
         <w:r>
           <w:rPr>
             <w:rFonts w:ascii="DM Sans" w:cs="DM Sans" w:eastAsia="DM Sans" w:hAnsi="DM Sans"/>
@@ -1240,7 +1240,7 @@
         <w:keepNext/>
         <w:spacing w:after="0" w:before="200"/>
       </w:pPr>
-      <w:hyperlink w:history="1" r:id="rIdqlv6m7fwflughdlxsuvvk">
+      <w:hyperlink w:history="1" r:id="rIda2to2frfcrnemf06lufya">
         <w:r>
           <w:rPr>
             <w:rFonts w:ascii="DM Sans" w:cs="DM Sans" w:eastAsia="DM Sans" w:hAnsi="DM Sans"/>
@@ -1401,7 +1401,7 @@
         <w:keepNext/>
         <w:spacing w:after="0" w:before="200"/>
       </w:pPr>
-      <w:hyperlink w:history="1" r:id="rIdntfjb8vnc21xkmgazoiul">
+      <w:hyperlink w:history="1" r:id="rId7zxdiququlc1mdbhn_2e4">
         <w:r>
           <w:rPr>
             <w:rFonts w:ascii="DM Sans" w:cs="DM Sans" w:eastAsia="DM Sans" w:hAnsi="DM Sans"/>
@@ -1962,7 +1962,7 @@
         <w:keepNext/>
         <w:spacing w:after="60" w:before="0"/>
       </w:pPr>
-      <w:hyperlink w:history="1" r:id="rIdmewp64yzi42cfo0w9sfod">
+      <w:hyperlink w:history="1" r:id="rId6f2s0qialb2wpejpugqod">
         <w:r>
           <w:rPr>
             <w:rFonts w:ascii="DM Sans" w:cs="DM Sans" w:eastAsia="DM Sans" w:hAnsi="DM Sans"/>
@@ -2002,7 +2002,7 @@
         <w:keepNext/>
         <w:spacing w:after="60" w:before="200"/>
       </w:pPr>
-      <w:hyperlink w:history="1" r:id="rIdofenorv3zsdqy7lzvhajz">
+      <w:hyperlink w:history="1" r:id="rIdfhxsr8p-_dekjuciyhwww">
         <w:r>
           <w:rPr>
             <w:rFonts w:ascii="DM Sans" w:cs="DM Sans" w:eastAsia="DM Sans" w:hAnsi="DM Sans"/>
@@ -2172,7 +2172,7 @@
       </w:pBdr>
       <w:spacing w:after="80" w:before="40"/>
     </w:pPr>
-    <w:hyperlink w:history="1" r:id="rIdtvdgzw6egeiu_0f-14r_h">
+    <w:hyperlink w:history="1" r:id="rIdpovi9plefsnlvnnjcshgk">
       <w:r>
         <w:rPr>
           <w:rFonts w:ascii="DM Sans" w:cs="DM Sans" w:eastAsia="DM Sans" w:hAnsi="DM Sans"/>
@@ -2197,7 +2197,7 @@
       </w:rPr>
       <w:t xml:space="preserve"> · </w:t>
     </w:r>
-    <w:hyperlink w:history="1" r:id="rIdolpek2-mdm9tccaycourb">
+    <w:hyperlink w:history="1" r:id="rId_e02if2wcxntuhdqgbhre">
       <w:r>
         <w:rPr>
           <w:rFonts w:ascii="DM Sans" w:cs="DM Sans" w:eastAsia="DM Sans" w:hAnsi="DM Sans"/>
@@ -2248,7 +2248,7 @@
       </w:rPr>
       <w:t xml:space="preserve"> · </w:t>
     </w:r>
-    <w:hyperlink w:history="1" r:id="rId5ldarihfg-65cs4eatafy">
+    <w:hyperlink w:history="1" r:id="rIdbefptwhbqowd5vlbsqwkn">
       <w:r>
         <w:rPr>
           <w:rFonts w:ascii="DM Sans" w:cs="DM Sans" w:eastAsia="DM Sans" w:hAnsi="DM Sans"/>
@@ -2273,7 +2273,7 @@
       </w:rPr>
       <w:t xml:space="preserve"> · </w:t>
     </w:r>
-    <w:hyperlink w:history="1" r:id="rIdxtmbweqs-gbnehg5kkmje">
+    <w:hyperlink w:history="1" r:id="rIdmd-jsr1d6r9_duqli0hb9">
       <w:r>
         <w:rPr>
           <w:rFonts w:ascii="DM Sans" w:cs="DM Sans" w:eastAsia="DM Sans" w:hAnsi="DM Sans"/>
@@ -2298,7 +2298,7 @@
       </w:rPr>
       <w:t xml:space="preserve"> · </w:t>
     </w:r>
-    <w:hyperlink w:history="1" r:id="rIdrdnuaa4dxuwebms6o9im1">
+    <w:hyperlink w:history="1" r:id="rIdcwza6hjhy30bfcf0kkhqo">
       <w:r>
         <w:rPr>
           <w:rFonts w:ascii="DM Sans" w:cs="DM Sans" w:eastAsia="DM Sans" w:hAnsi="DM Sans"/>

--- a/public/resume/malcolm-xavier-resume-template.docx
+++ b/public/resume/malcolm-xavier-resume-template.docx
@@ -40,7 +40,7 @@
       <w:pPr>
         <w:spacing w:after="40" w:before="0"/>
       </w:pPr>
-      <w:hyperlink w:history="1" r:id="rId721jryhwlc1zvkhq4g9ja">
+      <w:hyperlink w:history="1" r:id="rIdtbb-8gzqc6guwqxqwr79y">
         <w:r>
           <w:rPr>
             <w:rFonts w:ascii="DM Sans" w:cs="DM Sans" w:eastAsia="DM Sans" w:hAnsi="DM Sans"/>
@@ -69,7 +69,7 @@
         </w:rPr>
         <w:t xml:space="preserve"> · </w:t>
       </w:r>
-      <w:hyperlink w:history="1" r:id="rIdl6zeflpzuwwvzrx46xj3j">
+      <w:hyperlink w:history="1" r:id="rId04akxuao00siro-5rw91j">
         <w:r>
           <w:rPr>
             <w:rFonts w:ascii="DM Sans" w:cs="DM Sans" w:eastAsia="DM Sans" w:hAnsi="DM Sans"/>
@@ -116,7 +116,7 @@
       <w:pPr>
         <w:spacing w:after="200" w:before="0"/>
       </w:pPr>
-      <w:hyperlink w:history="1" r:id="rIduuadqbvt5kxoxxkd6_e-n">
+      <w:hyperlink w:history="1" r:id="rId8ffdlugm-apjj3eycuqzg">
         <w:r>
           <w:rPr>
             <w:rFonts w:ascii="DM Sans" w:cs="DM Sans" w:eastAsia="DM Sans" w:hAnsi="DM Sans"/>
@@ -145,7 +145,7 @@
         </w:rPr>
         <w:t xml:space="preserve"> · </w:t>
       </w:r>
-      <w:hyperlink w:history="1" r:id="rIdas8otaxwbdb3t67zc1nau">
+      <w:hyperlink w:history="1" r:id="rId6mb3ypds1yub6olpv1wyy">
         <w:r>
           <w:rPr>
             <w:rFonts w:ascii="DM Sans" w:cs="DM Sans" w:eastAsia="DM Sans" w:hAnsi="DM Sans"/>
@@ -174,7 +174,7 @@
         </w:rPr>
         <w:t xml:space="preserve"> · </w:t>
       </w:r>
-      <w:hyperlink w:history="1" r:id="rIdagj5qmaginpsg0njuefws">
+      <w:hyperlink w:history="1" r:id="rId77_rkftibprsltgc4xa58">
         <w:r>
           <w:rPr>
             <w:rFonts w:ascii="DM Sans" w:cs="DM Sans" w:eastAsia="DM Sans" w:hAnsi="DM Sans"/>
@@ -235,7 +235,237 @@
         <w:keepNext/>
         <w:spacing w:after="0" w:before="0"/>
       </w:pPr>
-      <w:hyperlink w:history="1" r:id="rIdoefaqs60ozqubfvbveoj4">
+      <w:r>
+        <w:rPr>
+          <w:rFonts w:ascii="DM Sans" w:cs="DM Sans" w:eastAsia="DM Sans" w:hAnsi="DM Sans"/>
+          <w:b/>
+          <w:bCs/>
+          <w:i w:val="false"/>
+          <w:iCs w:val="false"/>
+          <w:color w:val="000000"/>
+          <w:sz w:val="24"/>
+          <w:szCs w:val="24"/>
+        </w:rPr>
+        <w:t xml:space="preserve">Malcolm Xavier Consulting</w:t>
+      </w:r>
+      <w:r>
+        <w:rPr>
+          <w:rFonts w:ascii="DM Sans" w:cs="DM Sans" w:eastAsia="DM Sans" w:hAnsi="DM Sans"/>
+          <w:b w:val="false"/>
+          <w:bCs w:val="false"/>
+          <w:i w:val="false"/>
+          <w:iCs w:val="false"/>
+          <w:color w:val="000000"/>
+          <w:sz w:val="24"/>
+          <w:szCs w:val="24"/>
+        </w:rPr>
+        <w:t xml:space="preserve"> — Remote</w:t>
+      </w:r>
+    </w:p>
+    <w:p>
+      <w:pPr>
+        <w:keepNext/>
+        <w:spacing w:after="60" w:before="0"/>
+      </w:pPr>
+      <w:r>
+        <w:rPr>
+          <w:rFonts w:ascii="DM Sans" w:cs="DM Sans" w:eastAsia="DM Sans" w:hAnsi="DM Sans"/>
+          <w:b/>
+          <w:bCs/>
+          <w:i w:val="false"/>
+          <w:iCs w:val="false"/>
+          <w:color w:val="000000"/>
+          <w:sz w:val="21"/>
+          <w:szCs w:val="21"/>
+        </w:rPr>
+        <w:t xml:space="preserve">Principal Consultant</w:t>
+      </w:r>
+      <w:r>
+        <w:rPr>
+          <w:rFonts w:ascii="DM Sans" w:cs="DM Sans" w:eastAsia="DM Sans" w:hAnsi="DM Sans"/>
+          <w:b w:val="false"/>
+          <w:bCs w:val="false"/>
+          <w:i w:val="false"/>
+          <w:iCs w:val="false"/>
+          <w:color w:val="000000"/>
+          <w:sz w:val="21"/>
+          <w:szCs w:val="21"/>
+        </w:rPr>
+        <w:t xml:space="preserve"> — Feb 2022 – Present</w:t>
+      </w:r>
+    </w:p>
+    <w:p>
+      <w:pPr>
+        <w:keepNext/>
+        <w:spacing w:after="80" w:before="0"/>
+      </w:pPr>
+      <w:r>
+        <w:rPr>
+          <w:rFonts w:ascii="DM Sans" w:cs="DM Sans" w:eastAsia="DM Sans" w:hAnsi="DM Sans"/>
+          <w:b w:val="false"/>
+          <w:bCs w:val="false"/>
+          <w:i/>
+          <w:iCs/>
+          <w:color w:val="000000"/>
+          <w:sz w:val="21"/>
+          <w:szCs w:val="21"/>
+        </w:rPr>
+        <w:t xml:space="preserve">Independent product, data, and content-strategy practice—growth systems, MarTech and customer data platforms, privacy-aware data governance, and AI-native product and content operations.</w:t>
+      </w:r>
+    </w:p>
+    <w:p>
+      <w:pPr>
+        <w:pStyle w:val="ListParagraph"/>
+        <w:keepNext/>
+        <w:numPr>
+          <w:ilvl w:val="0"/>
+          <w:numId w:val="1"/>
+        </w:numPr>
+        <w:spacing w:after="40" w:before="0"/>
+        <w:ind w:left="288"/>
+      </w:pPr>
+      <w:r>
+        <w:rPr>
+          <w:rFonts w:ascii="DM Sans" w:cs="DM Sans" w:eastAsia="DM Sans" w:hAnsi="DM Sans"/>
+          <w:b w:val="false"/>
+          <w:bCs w:val="false"/>
+          <w:i w:val="false"/>
+          <w:iCs w:val="false"/>
+          <w:color w:val="000000"/>
+          <w:sz w:val="21"/>
+          <w:szCs w:val="21"/>
+        </w:rPr>
+        <w:t xml:space="preserve">Build and operate my own products—malxavi.com and the editorial operation behind my published writing—on an AI-native setup, with agentic workflows in the loop from roadmap to ship</w:t>
+      </w:r>
+    </w:p>
+    <w:p>
+      <w:pPr>
+        <w:pStyle w:val="ListParagraph"/>
+        <w:keepNext/>
+        <w:numPr>
+          <w:ilvl w:val="0"/>
+          <w:numId w:val="1"/>
+        </w:numPr>
+        <w:spacing w:after="40" w:before="0"/>
+        <w:ind w:left="288"/>
+      </w:pPr>
+      <w:hyperlink w:history="1" r:id="rIdvufl4nzvahkr-c6a6kszn">
+        <w:r>
+          <w:rPr>
+            <w:rFonts w:ascii="DM Sans" w:cs="DM Sans" w:eastAsia="DM Sans" w:hAnsi="DM Sans"/>
+            <w:b w:val="false"/>
+            <w:bCs w:val="false"/>
+            <w:i w:val="false"/>
+            <w:iCs w:val="false"/>
+            <w:color w:val="000000"/>
+            <w:sz w:val="21"/>
+            <w:szCs w:val="21"/>
+            <w:u w:val="single" w:color="000000"/>
+          </w:rPr>
+          <w:t xml:space="preserve">Fleet</w:t>
+        </w:r>
+      </w:hyperlink>
+      <w:r>
+        <w:rPr>
+          <w:rFonts w:ascii="DM Sans" w:cs="DM Sans" w:eastAsia="DM Sans" w:hAnsi="DM Sans"/>
+          <w:b w:val="false"/>
+          <w:bCs w:val="false"/>
+          <w:i w:val="false"/>
+          <w:iCs w:val="false"/>
+          <w:color w:val="000000"/>
+          <w:sz w:val="21"/>
+          <w:szCs w:val="21"/>
+        </w:rPr>
+        <w:t xml:space="preserve"> (2026–present): AI training and evaluation—prompting techniques, evaluation rubrics, and agent-behavior assessment for simulated-environment research</w:t>
+      </w:r>
+    </w:p>
+    <w:p>
+      <w:pPr>
+        <w:pStyle w:val="ListParagraph"/>
+        <w:keepNext/>
+        <w:numPr>
+          <w:ilvl w:val="0"/>
+          <w:numId w:val="1"/>
+        </w:numPr>
+        <w:spacing w:after="40" w:before="0"/>
+        <w:ind w:left="288"/>
+      </w:pPr>
+      <w:hyperlink w:history="1" r:id="rIditzi9fyjqtg-w9owis8hr">
+        <w:r>
+          <w:rPr>
+            <w:rFonts w:ascii="DM Sans" w:cs="DM Sans" w:eastAsia="DM Sans" w:hAnsi="DM Sans"/>
+            <w:b w:val="false"/>
+            <w:bCs w:val="false"/>
+            <w:i w:val="false"/>
+            <w:iCs w:val="false"/>
+            <w:color w:val="000000"/>
+            <w:sz w:val="21"/>
+            <w:szCs w:val="21"/>
+            <w:u w:val="single" w:color="000000"/>
+          </w:rPr>
+          <w:t xml:space="preserve">DataAnnotation</w:t>
+        </w:r>
+      </w:hyperlink>
+      <w:r>
+        <w:rPr>
+          <w:rFonts w:ascii="DM Sans" w:cs="DM Sans" w:eastAsia="DM Sans" w:hAnsi="DM Sans"/>
+          <w:b w:val="false"/>
+          <w:bCs w:val="false"/>
+          <w:i w:val="false"/>
+          <w:iCs w:val="false"/>
+          <w:color w:val="000000"/>
+          <w:sz w:val="21"/>
+          <w:szCs w:val="21"/>
+        </w:rPr>
+        <w:t xml:space="preserve"> (2023–2026): LLM and agent training—CoT and meta-prompting, evaluation rubrics and criteria, and peer review of model outputs</w:t>
+      </w:r>
+    </w:p>
+    <w:p>
+      <w:pPr>
+        <w:pStyle w:val="ListParagraph"/>
+        <w:numPr>
+          <w:ilvl w:val="0"/>
+          <w:numId w:val="1"/>
+        </w:numPr>
+        <w:spacing w:after="40" w:before="0"/>
+        <w:ind w:left="288"/>
+      </w:pPr>
+      <w:hyperlink w:history="1" r:id="rIdttl2u4seivypp69cbtksm">
+        <w:r>
+          <w:rPr>
+            <w:rFonts w:ascii="DM Sans" w:cs="DM Sans" w:eastAsia="DM Sans" w:hAnsi="DM Sans"/>
+            <w:b w:val="false"/>
+            <w:bCs w:val="false"/>
+            <w:i w:val="false"/>
+            <w:iCs w:val="false"/>
+            <w:color w:val="000000"/>
+            <w:sz w:val="21"/>
+            <w:szCs w:val="21"/>
+            <w:u w:val="single" w:color="000000"/>
+          </w:rPr>
+          <w:t xml:space="preserve">Artist Growth</w:t>
+        </w:r>
+      </w:hyperlink>
+      <w:r>
+        <w:rPr>
+          <w:rFonts w:ascii="DM Sans" w:cs="DM Sans" w:eastAsia="DM Sans" w:hAnsi="DM Sans"/>
+          <w:b w:val="false"/>
+          <w:bCs w:val="false"/>
+          <w:i w:val="false"/>
+          <w:iCs w:val="false"/>
+          <w:color w:val="000000"/>
+          <w:sz w:val="21"/>
+          <w:szCs w:val="21"/>
+        </w:rPr>
+        <w:t xml:space="preserve"> (2022): product operations and GDPR/CCPA compliance for music-industry SaaS</w:t>
+      </w:r>
+    </w:p>
+    <w:p>
+      <w:pPr>
+        <w:keepNext/>
+        <w:spacing w:after="0" w:before="200"/>
+      </w:pPr>
+      <w:hyperlink w:history="1" r:id="rIdtkkkygueuitk0jw-zztgu">
         <w:r>
           <w:rPr>
             <w:rFonts w:ascii="DM Sans" w:cs="DM Sans" w:eastAsia="DM Sans" w:hAnsi="DM Sans"/>
@@ -482,178 +712,45 @@
     </w:p>
     <w:p>
       <w:pPr>
-        <w:pStyle w:val="ListParagraph"/>
-        <w:numPr>
-          <w:ilvl w:val="0"/>
-          <w:numId w:val="1"/>
-        </w:numPr>
-        <w:spacing w:after="40" w:before="0"/>
-        <w:ind w:left="288"/>
-      </w:pPr>
-      <w:r>
-        <w:rPr>
-          <w:rFonts w:ascii="DM Sans" w:cs="DM Sans" w:eastAsia="DM Sans" w:hAnsi="DM Sans"/>
-          <w:b w:val="false"/>
-          <w:bCs w:val="false"/>
-          <w:i w:val="false"/>
-          <w:iCs w:val="false"/>
-          <w:color w:val="000000"/>
-          <w:sz w:val="21"/>
-          <w:szCs w:val="21"/>
-        </w:rPr>
-        <w:t xml:space="preserve">Concurrently developed LLM prompt engineering and RAG workflow expertise (see freelance Prompt Engineer role, below)</w:t>
-      </w:r>
+        <w:spacing w:after="0" w:before="90"/>
+        <w:ind w:left="288"/>
+      </w:pPr>
+      <w:r>
+        <w:rPr>
+          <w:rFonts w:ascii="DM Sans" w:cs="DM Sans" w:eastAsia="DM Sans" w:hAnsi="DM Sans"/>
+          <w:b w:val="false"/>
+          <w:bCs w:val="false"/>
+          <w:i w:val="false"/>
+          <w:iCs w:val="false"/>
+          <w:color w:val="000000"/>
+          <w:sz w:val="21"/>
+          <w:szCs w:val="21"/>
+        </w:rPr>
+        <w:t xml:space="preserve">Case study: </w:t>
+      </w:r>
+      <w:hyperlink w:history="1" r:id="rIdylpajvgi9yc0kmyu868q_">
+        <w:r>
+          <w:rPr>
+            <w:rFonts w:ascii="DM Sans" w:cs="DM Sans" w:eastAsia="DM Sans" w:hAnsi="DM Sans"/>
+            <w:b w:val="false"/>
+            <w:bCs w:val="false"/>
+            <w:i/>
+            <w:iCs/>
+            <w:color w:val="000000"/>
+            <w:sz w:val="21"/>
+            <w:szCs w:val="21"/>
+            <w:u w:val="single" w:color="000000"/>
+          </w:rPr>
+          <w:t xml:space="preserve">Infrastructure enables personalization</w:t>
+        </w:r>
+      </w:hyperlink>
     </w:p>
     <w:p>
       <w:pPr>
         <w:keepNext/>
         <w:spacing w:after="0" w:before="200"/>
       </w:pPr>
-      <w:r>
-        <w:rPr>
-          <w:rFonts w:ascii="DM Sans" w:cs="DM Sans" w:eastAsia="DM Sans" w:hAnsi="DM Sans"/>
-          <w:b/>
-          <w:bCs/>
-          <w:i w:val="false"/>
-          <w:iCs w:val="false"/>
-          <w:color w:val="000000"/>
-          <w:sz w:val="24"/>
-          <w:szCs w:val="24"/>
-        </w:rPr>
-        <w:t xml:space="preserve">Freelance</w:t>
-      </w:r>
-    </w:p>
-    <w:p>
-      <w:pPr>
-        <w:keepNext/>
-        <w:spacing w:after="60" w:before="0"/>
-      </w:pPr>
-      <w:r>
-        <w:rPr>
-          <w:rFonts w:ascii="DM Sans" w:cs="DM Sans" w:eastAsia="DM Sans" w:hAnsi="DM Sans"/>
-          <w:b/>
-          <w:bCs/>
-          <w:i w:val="false"/>
-          <w:iCs w:val="false"/>
-          <w:color w:val="000000"/>
-          <w:sz w:val="21"/>
-          <w:szCs w:val="21"/>
-        </w:rPr>
-        <w:t xml:space="preserve">Prompt Engineer</w:t>
-      </w:r>
-      <w:r>
-        <w:rPr>
-          <w:rFonts w:ascii="DM Sans" w:cs="DM Sans" w:eastAsia="DM Sans" w:hAnsi="DM Sans"/>
-          <w:b w:val="false"/>
-          <w:bCs w:val="false"/>
-          <w:i w:val="false"/>
-          <w:iCs w:val="false"/>
-          <w:color w:val="000000"/>
-          <w:sz w:val="21"/>
-          <w:szCs w:val="21"/>
-        </w:rPr>
-        <w:t xml:space="preserve"> — Sep 2023 – Oct 2025</w:t>
-      </w:r>
-    </w:p>
-    <w:p>
-      <w:pPr>
-        <w:keepNext/>
-        <w:spacing w:after="80" w:before="0"/>
-      </w:pPr>
-      <w:r>
-        <w:rPr>
-          <w:rFonts w:ascii="DM Sans" w:cs="DM Sans" w:eastAsia="DM Sans" w:hAnsi="DM Sans"/>
-          <w:b w:val="false"/>
-          <w:bCs w:val="false"/>
-          <w:i/>
-          <w:iCs/>
-          <w:color w:val="000000"/>
-          <w:sz w:val="21"/>
-          <w:szCs w:val="21"/>
-        </w:rPr>
-        <w:t xml:space="preserve">Trained LLM models (GPT-5, Gemini 2.5 Pro, etc.) across various agentic and RAG use cases.</w:t>
-      </w:r>
-    </w:p>
-    <w:p>
-      <w:pPr>
-        <w:pStyle w:val="ListParagraph"/>
-        <w:keepNext/>
-        <w:numPr>
-          <w:ilvl w:val="0"/>
-          <w:numId w:val="1"/>
-        </w:numPr>
-        <w:spacing w:after="40" w:before="0"/>
-        <w:ind w:left="288"/>
-      </w:pPr>
-      <w:r>
-        <w:rPr>
-          <w:rFonts w:ascii="DM Sans" w:cs="DM Sans" w:eastAsia="DM Sans" w:hAnsi="DM Sans"/>
-          <w:b w:val="false"/>
-          <w:bCs w:val="false"/>
-          <w:i w:val="false"/>
-          <w:iCs w:val="false"/>
-          <w:color w:val="000000"/>
-          <w:sz w:val="21"/>
-          <w:szCs w:val="21"/>
-        </w:rPr>
-        <w:t xml:space="preserve">Applied prompting techniques (CoT, meta-prompting, etc.) to fine-tune models for legal use cases</w:t>
-      </w:r>
-    </w:p>
-    <w:p>
-      <w:pPr>
-        <w:pStyle w:val="ListParagraph"/>
-        <w:keepNext/>
-        <w:numPr>
-          <w:ilvl w:val="0"/>
-          <w:numId w:val="1"/>
-        </w:numPr>
-        <w:spacing w:after="40" w:before="0"/>
-        <w:ind w:left="288"/>
-      </w:pPr>
-      <w:r>
-        <w:rPr>
-          <w:rFonts w:ascii="DM Sans" w:cs="DM Sans" w:eastAsia="DM Sans" w:hAnsi="DM Sans"/>
-          <w:b w:val="false"/>
-          <w:bCs w:val="false"/>
-          <w:i w:val="false"/>
-          <w:iCs w:val="false"/>
-          <w:color w:val="000000"/>
-          <w:sz w:val="21"/>
-          <w:szCs w:val="21"/>
-        </w:rPr>
-        <w:t xml:space="preserve">Developed and used complex criteria and rubrics to evaluate LLM and agent performance</w:t>
-      </w:r>
-    </w:p>
-    <w:p>
-      <w:pPr>
-        <w:pStyle w:val="ListParagraph"/>
-        <w:numPr>
-          <w:ilvl w:val="0"/>
-          <w:numId w:val="1"/>
-        </w:numPr>
-        <w:spacing w:after="40" w:before="0"/>
-        <w:ind w:left="288"/>
-      </w:pPr>
-      <w:r>
-        <w:rPr>
-          <w:rFonts w:ascii="DM Sans" w:cs="DM Sans" w:eastAsia="DM Sans" w:hAnsi="DM Sans"/>
-          <w:b w:val="false"/>
-          <w:bCs w:val="false"/>
-          <w:i w:val="false"/>
-          <w:iCs w:val="false"/>
-          <w:color w:val="000000"/>
-          <w:sz w:val="21"/>
-          <w:szCs w:val="21"/>
-        </w:rPr>
-        <w:t xml:space="preserve">Peer-reviewed and revised work submissions to maintain optimal model performance</w:t>
-      </w:r>
-    </w:p>
-    <w:p>
-      <w:pPr>
-        <w:keepNext/>
-        <w:spacing w:after="0" w:before="200"/>
-      </w:pPr>
-      <w:hyperlink w:history="1" r:id="rIda1s4teuyjqhg-neh1qbvj">
+      <w:hyperlink w:history="1" r:id="rIdilqemheecjjn9ms_w96af">
         <w:r>
           <w:rPr>
             <w:rFonts w:ascii="DM Sans" w:cs="DM Sans" w:eastAsia="DM Sans" w:hAnsi="DM Sans"/>
@@ -876,6 +973,7 @@
     <w:p>
       <w:pPr>
         <w:pStyle w:val="ListParagraph"/>
+        <w:keepNext/>
         <w:numPr>
           <w:ilvl w:val="0"/>
           <w:numId w:val="1"/>
@@ -899,73 +997,23 @@
     </w:p>
     <w:p>
       <w:pPr>
-        <w:keepNext/>
-        <w:spacing w:after="0" w:before="200"/>
-      </w:pPr>
-      <w:r>
-        <w:rPr>
-          <w:rFonts w:ascii="DM Sans" w:cs="DM Sans" w:eastAsia="DM Sans" w:hAnsi="DM Sans"/>
-          <w:b/>
-          <w:bCs/>
-          <w:i w:val="false"/>
-          <w:iCs w:val="false"/>
-          <w:color w:val="000000"/>
-          <w:sz w:val="24"/>
-          <w:szCs w:val="24"/>
-        </w:rPr>
-        <w:t xml:space="preserve">Independent Consulting</w:t>
-      </w:r>
-    </w:p>
-    <w:p>
-      <w:pPr>
-        <w:keepNext/>
-        <w:spacing w:after="60" w:before="0"/>
-      </w:pPr>
-      <w:r>
-        <w:rPr>
-          <w:rFonts w:ascii="DM Sans" w:cs="DM Sans" w:eastAsia="DM Sans" w:hAnsi="DM Sans"/>
-          <w:b/>
-          <w:bCs/>
-          <w:i w:val="false"/>
-          <w:iCs w:val="false"/>
-          <w:color w:val="000000"/>
-          <w:sz w:val="21"/>
-          <w:szCs w:val="21"/>
-        </w:rPr>
-        <w:t xml:space="preserve">Product &amp; Data Consultant</w:t>
-      </w:r>
-      <w:r>
-        <w:rPr>
-          <w:rFonts w:ascii="DM Sans" w:cs="DM Sans" w:eastAsia="DM Sans" w:hAnsi="DM Sans"/>
-          <w:b w:val="false"/>
-          <w:bCs w:val="false"/>
-          <w:i w:val="false"/>
-          <w:iCs w:val="false"/>
-          <w:color w:val="000000"/>
-          <w:sz w:val="21"/>
-          <w:szCs w:val="21"/>
-        </w:rPr>
-        <w:t xml:space="preserve"> — Feb 2022 – Oct 2022</w:t>
-      </w:r>
-    </w:p>
-    <w:p>
-      <w:pPr>
-        <w:spacing w:after="80" w:before="0"/>
-      </w:pPr>
-      <w:r>
-        <w:rPr>
-          <w:rFonts w:ascii="DM Sans" w:cs="DM Sans" w:eastAsia="DM Sans" w:hAnsi="DM Sans"/>
-          <w:b w:val="false"/>
-          <w:bCs w:val="false"/>
-          <w:i/>
-          <w:iCs/>
-          <w:color w:val="000000"/>
-          <w:sz w:val="21"/>
-          <w:szCs w:val="21"/>
-        </w:rPr>
-        <w:t xml:space="preserve">Product consulting for </w:t>
-      </w:r>
-      <w:hyperlink w:history="1" r:id="rIdyq-sg-178s3czi1kb9ujz">
+        <w:spacing w:after="0" w:before="90"/>
+        <w:ind w:left="288"/>
+      </w:pPr>
+      <w:r>
+        <w:rPr>
+          <w:rFonts w:ascii="DM Sans" w:cs="DM Sans" w:eastAsia="DM Sans" w:hAnsi="DM Sans"/>
+          <w:b w:val="false"/>
+          <w:bCs w:val="false"/>
+          <w:i w:val="false"/>
+          <w:iCs w:val="false"/>
+          <w:color w:val="000000"/>
+          <w:sz w:val="21"/>
+          <w:szCs w:val="21"/>
+        </w:rPr>
+        <w:t xml:space="preserve">Case study: </w:t>
+      </w:r>
+      <w:hyperlink w:history="1" r:id="rIdolnlxoxbplbg0p80a93sc">
         <w:r>
           <w:rPr>
             <w:rFonts w:ascii="DM Sans" w:cs="DM Sans" w:eastAsia="DM Sans" w:hAnsi="DM Sans"/>
@@ -978,58 +1026,16 @@
             <w:szCs w:val="21"/>
             <w:u w:val="single" w:color="000000"/>
           </w:rPr>
-          <w:t xml:space="preserve">Artist Growth</w:t>
+          <w:t xml:space="preserve">Data platforms: quality over quantity</w:t>
         </w:r>
       </w:hyperlink>
-      <w:r>
-        <w:rPr>
-          <w:rFonts w:ascii="DM Sans" w:cs="DM Sans" w:eastAsia="DM Sans" w:hAnsi="DM Sans"/>
-          <w:b w:val="false"/>
-          <w:bCs w:val="false"/>
-          <w:i/>
-          <w:iCs/>
-          <w:color w:val="000000"/>
-          <w:sz w:val="21"/>
-          <w:szCs w:val="21"/>
-        </w:rPr>
-        <w:t xml:space="preserve"> (SaaS, music industry); developed content strategy for </w:t>
-      </w:r>
-      <w:hyperlink w:history="1" r:id="rIdeihxkd5pbvb_7ibpis10b">
-        <w:r>
-          <w:rPr>
-            <w:rFonts w:ascii="DM Sans" w:cs="DM Sans" w:eastAsia="DM Sans" w:hAnsi="DM Sans"/>
-            <w:b w:val="false"/>
-            <w:bCs w:val="false"/>
-            <w:i/>
-            <w:iCs/>
-            <w:color w:val="000000"/>
-            <w:sz w:val="21"/>
-            <w:szCs w:val="21"/>
-            <w:u w:val="single" w:color="000000"/>
-          </w:rPr>
-          <w:t xml:space="preserve">New England Foundation for the Arts</w:t>
-        </w:r>
-      </w:hyperlink>
-      <w:r>
-        <w:rPr>
-          <w:rFonts w:ascii="DM Sans" w:cs="DM Sans" w:eastAsia="DM Sans" w:hAnsi="DM Sans"/>
-          <w:b w:val="false"/>
-          <w:bCs w:val="false"/>
-          <w:i/>
-          <w:iCs/>
-          <w:color w:val="000000"/>
-          <w:sz w:val="21"/>
-          <w:szCs w:val="21"/>
-        </w:rPr>
-        <w:t xml:space="preserve">; and developed analytics architecture/data strategy for private client.</w:t>
-      </w:r>
     </w:p>
     <w:p>
       <w:pPr>
         <w:keepNext/>
         <w:spacing w:after="0" w:before="200"/>
       </w:pPr>
-      <w:hyperlink w:history="1" r:id="rIdr4sdx71buhfdkqydqws1y">
+      <w:hyperlink w:history="1" r:id="rIdsnbsjzo_a_-y0rtyoi9sm">
         <w:r>
           <w:rPr>
             <w:rFonts w:ascii="DM Sans" w:cs="DM Sans" w:eastAsia="DM Sans" w:hAnsi="DM Sans"/>
@@ -1214,6 +1220,7 @@
     <w:p>
       <w:pPr>
         <w:pStyle w:val="ListParagraph"/>
+        <w:keepNext/>
         <w:numPr>
           <w:ilvl w:val="0"/>
           <w:numId w:val="1"/>
@@ -1237,10 +1244,45 @@
     </w:p>
     <w:p>
       <w:pPr>
+        <w:spacing w:after="0" w:before="90"/>
+        <w:ind w:left="288"/>
+      </w:pPr>
+      <w:r>
+        <w:rPr>
+          <w:rFonts w:ascii="DM Sans" w:cs="DM Sans" w:eastAsia="DM Sans" w:hAnsi="DM Sans"/>
+          <w:b w:val="false"/>
+          <w:bCs w:val="false"/>
+          <w:i w:val="false"/>
+          <w:iCs w:val="false"/>
+          <w:color w:val="000000"/>
+          <w:sz w:val="21"/>
+          <w:szCs w:val="21"/>
+        </w:rPr>
+        <w:t xml:space="preserve">Case study: </w:t>
+      </w:r>
+      <w:hyperlink w:history="1" r:id="rId0wslp-lgtnolfn8bzr_7b">
+        <w:r>
+          <w:rPr>
+            <w:rFonts w:ascii="DM Sans" w:cs="DM Sans" w:eastAsia="DM Sans" w:hAnsi="DM Sans"/>
+            <w:b w:val="false"/>
+            <w:bCs w:val="false"/>
+            <w:i/>
+            <w:iCs/>
+            <w:color w:val="000000"/>
+            <w:sz w:val="21"/>
+            <w:szCs w:val="21"/>
+            <w:u w:val="single" w:color="000000"/>
+          </w:rPr>
+          <w:t xml:space="preserve">Steering leading indicators</w:t>
+        </w:r>
+      </w:hyperlink>
+    </w:p>
+    <w:p>
+      <w:pPr>
         <w:keepNext/>
         <w:spacing w:after="0" w:before="200"/>
       </w:pPr>
-      <w:hyperlink w:history="1" r:id="rIda2to2frfcrnemf06lufya">
+      <w:hyperlink w:history="1" r:id="rIdmtrbnsanqpsj2a7ovrpjo">
         <w:r>
           <w:rPr>
             <w:rFonts w:ascii="DM Sans" w:cs="DM Sans" w:eastAsia="DM Sans" w:hAnsi="DM Sans"/>
@@ -1401,7 +1443,7 @@
         <w:keepNext/>
         <w:spacing w:after="0" w:before="200"/>
       </w:pPr>
-      <w:hyperlink w:history="1" r:id="rId7zxdiququlc1mdbhn_2e4">
+      <w:hyperlink w:history="1" r:id="rIddjf-uoewb-upcefmcg3tk">
         <w:r>
           <w:rPr>
             <w:rFonts w:ascii="DM Sans" w:cs="DM Sans" w:eastAsia="DM Sans" w:hAnsi="DM Sans"/>
@@ -1645,7 +1687,7 @@
           <w:sz w:val="21"/>
           <w:szCs w:val="21"/>
         </w:rPr>
-        <w:t xml:space="preserve">Applied privacy law and IP strategy frameworks to PM work in data platforms, AI personalization, and user-data governance.</w:t>
+        <w:t xml:space="preserve">Applied privacy law frameworks to PM work in data platforms, AI personalization, and user-data governance.</w:t>
       </w:r>
     </w:p>
     <w:p>
@@ -1671,31 +1713,6 @@
           <w:szCs w:val="21"/>
         </w:rPr>
         <w:t xml:space="preserve">Teaching Assistant: Negotiations Skills and Strategies (Professor Lynn Cohn)</w:t>
-      </w:r>
-    </w:p>
-    <w:p>
-      <w:pPr>
-        <w:pStyle w:val="ListParagraph"/>
-        <w:keepNext/>
-        <w:numPr>
-          <w:ilvl w:val="0"/>
-          <w:numId w:val="1"/>
-        </w:numPr>
-        <w:spacing w:after="40" w:before="0"/>
-        <w:ind w:left="288"/>
-      </w:pPr>
-      <w:r>
-        <w:rPr>
-          <w:rFonts w:ascii="DM Sans" w:cs="DM Sans" w:eastAsia="DM Sans" w:hAnsi="DM Sans"/>
-          <w:b w:val="false"/>
-          <w:bCs w:val="false"/>
-          <w:i w:val="false"/>
-          <w:iCs w:val="false"/>
-          <w:color w:val="000000"/>
-          <w:sz w:val="21"/>
-          <w:szCs w:val="21"/>
-        </w:rPr>
-        <w:t xml:space="preserve">Relevant courses: Privacy Law and Regulation; IP Strategy and Management</w:t>
       </w:r>
     </w:p>
     <w:p>
@@ -1719,8 +1736,24 @@
           <w:sz w:val="21"/>
           <w:szCs w:val="21"/>
         </w:rPr>
-        <w:t xml:space="preserve">Presentation: "The Revolution Will Not Be Live Streamed: Privacy Law in the Social Media Era"</w:t>
-      </w:r>
+        <w:t xml:space="preserve">Presentation: </w:t>
+      </w:r>
+      <w:hyperlink w:history="1" r:id="rIdt883meurdftixphdh45xf">
+        <w:r>
+          <w:rPr>
+            <w:rFonts w:ascii="DM Sans" w:cs="DM Sans" w:eastAsia="DM Sans" w:hAnsi="DM Sans"/>
+            <w:b w:val="false"/>
+            <w:bCs w:val="false"/>
+            <w:i w:val="false"/>
+            <w:iCs w:val="false"/>
+            <w:color w:val="000000"/>
+            <w:sz w:val="21"/>
+            <w:szCs w:val="21"/>
+            <w:u w:val="single" w:color="000000"/>
+          </w:rPr>
+          <w:t xml:space="preserve">"The Revolution Will Not Be Live Streamed: Privacy Law in the Social Media Era"</w:t>
+        </w:r>
+      </w:hyperlink>
     </w:p>
     <w:p>
       <w:pPr>
@@ -1845,8 +1878,24 @@
           <w:sz w:val="21"/>
           <w:szCs w:val="21"/>
         </w:rPr>
-        <w:t xml:space="preserve">Presentation: "Oceans Rise, Properties Fall"</w:t>
-      </w:r>
+        <w:t xml:space="preserve">Presentation: </w:t>
+      </w:r>
+      <w:hyperlink w:history="1" r:id="rIdakxlxu5wz4ffqzd3m1coa">
+        <w:r>
+          <w:rPr>
+            <w:rFonts w:ascii="DM Sans" w:cs="DM Sans" w:eastAsia="DM Sans" w:hAnsi="DM Sans"/>
+            <w:b w:val="false"/>
+            <w:bCs w:val="false"/>
+            <w:i w:val="false"/>
+            <w:iCs w:val="false"/>
+            <w:color w:val="000000"/>
+            <w:sz w:val="21"/>
+            <w:szCs w:val="21"/>
+            <w:u w:val="single" w:color="000000"/>
+          </w:rPr>
+          <w:t xml:space="preserve">"Oceans Rise, Properties Fall"</w:t>
+        </w:r>
+      </w:hyperlink>
     </w:p>
     <w:p>
       <w:pPr>
@@ -1962,7 +2011,7 @@
         <w:keepNext/>
         <w:spacing w:after="60" w:before="0"/>
       </w:pPr>
-      <w:hyperlink w:history="1" r:id="rId6f2s0qialb2wpejpugqod">
+      <w:hyperlink w:history="1" r:id="rIdn38rujoucjib2zp9n1ewz">
         <w:r>
           <w:rPr>
             <w:rFonts w:ascii="DM Sans" w:cs="DM Sans" w:eastAsia="DM Sans" w:hAnsi="DM Sans"/>
@@ -1994,7 +2043,7 @@
           <w:sz w:val="21"/>
           <w:szCs w:val="21"/>
         </w:rPr>
-        <w:t xml:space="preserve">A meta case study on shipping my personal website with Claude Code as build partner. Architecture bets, production incidents, and what AI-native PM work looks like when the human stays in the loop.</w:t>
+        <w:t xml:space="preserve">Shipping this site with Claude Code as build partner—architecture bets, production incidents, and what AI-native PM work looks like with a human in the loop.</w:t>
       </w:r>
     </w:p>
     <w:p>
@@ -2002,7 +2051,7 @@
         <w:keepNext/>
         <w:spacing w:after="60" w:before="200"/>
       </w:pPr>
-      <w:hyperlink w:history="1" r:id="rIdfhxsr8p-_dekjuciyhwww">
+      <w:hyperlink w:history="1" r:id="rIdgzbc1ib2s_eo-d7ckvwqj">
         <w:r>
           <w:rPr>
             <w:rFonts w:ascii="DM Sans" w:cs="DM Sans" w:eastAsia="DM Sans" w:hAnsi="DM Sans"/>
@@ -2034,7 +2083,7 @@
           <w:sz w:val="21"/>
           <w:szCs w:val="21"/>
         </w:rPr>
-        <w:t xml:space="preserve">One architectural rule that keeps three integrations online when their upstreams break. Polite-client posture for the one with no API, TMDB enrichment for two. Sequel to building my personal website.</w:t>
+        <w:t xml:space="preserve">One architectural rule that keeps three integrations online when their upstreams break—polite-client posture for the one with no API, enrichment for the rest.</w:t>
       </w:r>
     </w:p>
     <w:sectPr>
@@ -2172,7 +2221,7 @@
       </w:pBdr>
       <w:spacing w:after="80" w:before="40"/>
     </w:pPr>
-    <w:hyperlink w:history="1" r:id="rIdpovi9plefsnlvnnjcshgk">
+    <w:hyperlink w:history="1" r:id="rIdpg6pmmq7pww26dm5vgbzg">
       <w:r>
         <w:rPr>
           <w:rFonts w:ascii="DM Sans" w:cs="DM Sans" w:eastAsia="DM Sans" w:hAnsi="DM Sans"/>
@@ -2197,7 +2246,7 @@
       </w:rPr>
       <w:t xml:space="preserve"> · </w:t>
     </w:r>
-    <w:hyperlink w:history="1" r:id="rId_e02if2wcxntuhdqgbhre">
+    <w:hyperlink w:history="1" r:id="rId-vz4qss-bykrsubntcayr">
       <w:r>
         <w:rPr>
           <w:rFonts w:ascii="DM Sans" w:cs="DM Sans" w:eastAsia="DM Sans" w:hAnsi="DM Sans"/>
@@ -2248,7 +2297,7 @@
       </w:rPr>
       <w:t xml:space="preserve"> · </w:t>
     </w:r>
-    <w:hyperlink w:history="1" r:id="rIdbefptwhbqowd5vlbsqwkn">
+    <w:hyperlink w:history="1" r:id="rIdwn10mpbyuyjhypzx5k7xh">
       <w:r>
         <w:rPr>
           <w:rFonts w:ascii="DM Sans" w:cs="DM Sans" w:eastAsia="DM Sans" w:hAnsi="DM Sans"/>
@@ -2273,7 +2322,7 @@
       </w:rPr>
       <w:t xml:space="preserve"> · </w:t>
     </w:r>
-    <w:hyperlink w:history="1" r:id="rIdmd-jsr1d6r9_duqli0hb9">
+    <w:hyperlink w:history="1" r:id="rIdupyqt2d1q94nymmneul9e">
       <w:r>
         <w:rPr>
           <w:rFonts w:ascii="DM Sans" w:cs="DM Sans" w:eastAsia="DM Sans" w:hAnsi="DM Sans"/>
@@ -2298,7 +2347,7 @@
       </w:rPr>
       <w:t xml:space="preserve"> · </w:t>
     </w:r>
-    <w:hyperlink w:history="1" r:id="rIdcwza6hjhy30bfcf0kkhqo">
+    <w:hyperlink w:history="1" r:id="rIdclucnz9lecu4t1pk1oydh">
       <w:r>
         <w:rPr>
           <w:rFonts w:ascii="DM Sans" w:cs="DM Sans" w:eastAsia="DM Sans" w:hAnsi="DM Sans"/>

--- a/public/resume/malcolm-xavier-resume-template.docx
+++ b/public/resume/malcolm-xavier-resume-template.docx
@@ -33,14 +33,14 @@
           <w:sz w:val="21"/>
           <w:szCs w:val="21"/>
         </w:rPr>
-        <w:t xml:space="preserve">Senior Product Manager · Growth and Data Platform · Media, Publishing, and Streaming · AI-Native</w:t>
-      </w:r>
-    </w:p>
-    <w:p>
-      <w:pPr>
-        <w:spacing w:after="40" w:before="0"/>
-      </w:pPr>
-      <w:hyperlink w:history="1" r:id="rIdtbb-8gzqc6guwqxqwr79y">
+        <w:t xml:space="preserve">Senior Product Manager · Growth, MarTech, and Customer Data Platforms · AI-Native Operations · Media, Publishing, and Streaming</w:t>
+      </w:r>
+    </w:p>
+    <w:p>
+      <w:pPr>
+        <w:spacing w:after="40" w:before="0"/>
+      </w:pPr>
+      <w:hyperlink w:history="1" r:id="rIdkqo1a6eqv-zntjdqdj5bj">
         <w:r>
           <w:rPr>
             <w:rFonts w:ascii="DM Sans" w:cs="DM Sans" w:eastAsia="DM Sans" w:hAnsi="DM Sans"/>
@@ -69,7 +69,7 @@
         </w:rPr>
         <w:t xml:space="preserve"> · </w:t>
       </w:r>
-      <w:hyperlink w:history="1" r:id="rId04akxuao00siro-5rw91j">
+      <w:hyperlink w:history="1" r:id="rIdjss1_1ux2yicwcwifogj6">
         <w:r>
           <w:rPr>
             <w:rFonts w:ascii="DM Sans" w:cs="DM Sans" w:eastAsia="DM Sans" w:hAnsi="DM Sans"/>
@@ -116,7 +116,7 @@
       <w:pPr>
         <w:spacing w:after="200" w:before="0"/>
       </w:pPr>
-      <w:hyperlink w:history="1" r:id="rId8ffdlugm-apjj3eycuqzg">
+      <w:hyperlink w:history="1" r:id="rId3swrcpju6ipz0_pbr67eu">
         <w:r>
           <w:rPr>
             <w:rFonts w:ascii="DM Sans" w:cs="DM Sans" w:eastAsia="DM Sans" w:hAnsi="DM Sans"/>
@@ -145,7 +145,7 @@
         </w:rPr>
         <w:t xml:space="preserve"> · </w:t>
       </w:r>
-      <w:hyperlink w:history="1" r:id="rId6mb3ypds1yub6olpv1wyy">
+      <w:hyperlink w:history="1" r:id="rIdtytjyxggrljonccqxxfnt">
         <w:r>
           <w:rPr>
             <w:rFonts w:ascii="DM Sans" w:cs="DM Sans" w:eastAsia="DM Sans" w:hAnsi="DM Sans"/>
@@ -174,7 +174,7 @@
         </w:rPr>
         <w:t xml:space="preserve"> · </w:t>
       </w:r>
-      <w:hyperlink w:history="1" r:id="rId77_rkftibprsltgc4xa58">
+      <w:hyperlink w:history="1" r:id="rIdemy-vmsahveirbnecmq5j">
         <w:r>
           <w:rPr>
             <w:rFonts w:ascii="DM Sans" w:cs="DM Sans" w:eastAsia="DM Sans" w:hAnsi="DM Sans"/>
@@ -206,7 +206,7 @@
           <w:sz w:val="21"/>
           <w:szCs w:val="21"/>
         </w:rPr>
-        <w:t xml:space="preserve">Senior Product Manager with 7+ years scaling growth and data platforms across consumer and B2B SaaS products. Built and operated MarTech infrastructure for 22M+ users across 40+ brands, driving 33% YoY email revenue growth. Applied an MS in Law (focused on data privacy and IP) to data governance and compliance-related roadmap tradeoffs. Operationalized AI-native discovery/delivery loops, including roadmapping, outcome measurement, and documentation.</w:t>
+        <w:t xml:space="preserve">Senior Product Manager with 7+ years scaling growth, marketing, and data platforms in media, publishing, and B2B SaaS. Built and operated MarTech infrastructure for 22M+ users across 40+ brands, driving 33% YoY email revenue growth. Applied an MS in Law (focused on data privacy and IP) to data governance and compliance-related roadmap tradeoffs. Architects AI-native discovery and delivery loops—roadmapping, outcome measurement, and documentation.</w:t>
       </w:r>
     </w:p>
     <w:p>
@@ -349,7 +349,7 @@
         <w:spacing w:after="40" w:before="0"/>
         <w:ind w:left="288"/>
       </w:pPr>
-      <w:hyperlink w:history="1" r:id="rIdvufl4nzvahkr-c6a6kszn">
+      <w:hyperlink w:history="1" r:id="rId5mxclha94_56fnfbdy6vq">
         <w:r>
           <w:rPr>
             <w:rFonts w:ascii="DM Sans" w:cs="DM Sans" w:eastAsia="DM Sans" w:hAnsi="DM Sans"/>
@@ -390,7 +390,7 @@
         <w:spacing w:after="40" w:before="0"/>
         <w:ind w:left="288"/>
       </w:pPr>
-      <w:hyperlink w:history="1" r:id="rIditzi9fyjqtg-w9owis8hr">
+      <w:hyperlink w:history="1" r:id="rId28r53qx-2-ksgdvnom7yh">
         <w:r>
           <w:rPr>
             <w:rFonts w:ascii="DM Sans" w:cs="DM Sans" w:eastAsia="DM Sans" w:hAnsi="DM Sans"/>
@@ -430,7 +430,7 @@
         <w:spacing w:after="40" w:before="0"/>
         <w:ind w:left="288"/>
       </w:pPr>
-      <w:hyperlink w:history="1" r:id="rIdttl2u4seivypp69cbtksm">
+      <w:hyperlink w:history="1" r:id="rId3vnnd02ehmdmwfukjca38">
         <w:r>
           <w:rPr>
             <w:rFonts w:ascii="DM Sans" w:cs="DM Sans" w:eastAsia="DM Sans" w:hAnsi="DM Sans"/>
@@ -465,7 +465,7 @@
         <w:keepNext/>
         <w:spacing w:after="0" w:before="200"/>
       </w:pPr>
-      <w:hyperlink w:history="1" r:id="rIdtkkkygueuitk0jw-zztgu">
+      <w:hyperlink w:history="1" r:id="rIdnvnliylamvrbr6zl19z3f">
         <w:r>
           <w:rPr>
             <w:rFonts w:ascii="DM Sans" w:cs="DM Sans" w:eastAsia="DM Sans" w:hAnsi="DM Sans"/>
@@ -728,7 +728,7 @@
         </w:rPr>
         <w:t xml:space="preserve">Case study: </w:t>
       </w:r>
-      <w:hyperlink w:history="1" r:id="rIdylpajvgi9yc0kmyu868q_">
+      <w:hyperlink w:history="1" r:id="rIdb-jce6f6eicwoc46m1zsg">
         <w:r>
           <w:rPr>
             <w:rFonts w:ascii="DM Sans" w:cs="DM Sans" w:eastAsia="DM Sans" w:hAnsi="DM Sans"/>
@@ -750,7 +750,7 @@
         <w:keepNext/>
         <w:spacing w:after="0" w:before="200"/>
       </w:pPr>
-      <w:hyperlink w:history="1" r:id="rIdilqemheecjjn9ms_w96af">
+      <w:hyperlink w:history="1" r:id="rIdppt1-fnofppg8b72euyzn">
         <w:r>
           <w:rPr>
             <w:rFonts w:ascii="DM Sans" w:cs="DM Sans" w:eastAsia="DM Sans" w:hAnsi="DM Sans"/>
@@ -1013,7 +1013,7 @@
         </w:rPr>
         <w:t xml:space="preserve">Case study: </w:t>
       </w:r>
-      <w:hyperlink w:history="1" r:id="rIdolnlxoxbplbg0p80a93sc">
+      <w:hyperlink w:history="1" r:id="rId6yltpbdqgkgpg4wcb2_o8">
         <w:r>
           <w:rPr>
             <w:rFonts w:ascii="DM Sans" w:cs="DM Sans" w:eastAsia="DM Sans" w:hAnsi="DM Sans"/>
@@ -1035,7 +1035,7 @@
         <w:keepNext/>
         <w:spacing w:after="0" w:before="200"/>
       </w:pPr>
-      <w:hyperlink w:history="1" r:id="rIdsnbsjzo_a_-y0rtyoi9sm">
+      <w:hyperlink w:history="1" r:id="rIdy2x4_nmk12mls1avsajgi">
         <w:r>
           <w:rPr>
             <w:rFonts w:ascii="DM Sans" w:cs="DM Sans" w:eastAsia="DM Sans" w:hAnsi="DM Sans"/>
@@ -1260,7 +1260,7 @@
         </w:rPr>
         <w:t xml:space="preserve">Case study: </w:t>
       </w:r>
-      <w:hyperlink w:history="1" r:id="rId0wslp-lgtnolfn8bzr_7b">
+      <w:hyperlink w:history="1" r:id="rIdpi9adxoaxauetcrcc6hrx">
         <w:r>
           <w:rPr>
             <w:rFonts w:ascii="DM Sans" w:cs="DM Sans" w:eastAsia="DM Sans" w:hAnsi="DM Sans"/>
@@ -1282,7 +1282,7 @@
         <w:keepNext/>
         <w:spacing w:after="0" w:before="200"/>
       </w:pPr>
-      <w:hyperlink w:history="1" r:id="rIdmtrbnsanqpsj2a7ovrpjo">
+      <w:hyperlink w:history="1" r:id="rIdvr5eotxm_ddnomksx-ka7">
         <w:r>
           <w:rPr>
             <w:rFonts w:ascii="DM Sans" w:cs="DM Sans" w:eastAsia="DM Sans" w:hAnsi="DM Sans"/>
@@ -1443,7 +1443,7 @@
         <w:keepNext/>
         <w:spacing w:after="0" w:before="200"/>
       </w:pPr>
-      <w:hyperlink w:history="1" r:id="rIddjf-uoewb-upcefmcg3tk">
+      <w:hyperlink w:history="1" r:id="rIdbcx8e01ffju-qhblcdtft">
         <w:r>
           <w:rPr>
             <w:rFonts w:ascii="DM Sans" w:cs="DM Sans" w:eastAsia="DM Sans" w:hAnsi="DM Sans"/>
@@ -1738,7 +1738,7 @@
         </w:rPr>
         <w:t xml:space="preserve">Presentation: </w:t>
       </w:r>
-      <w:hyperlink w:history="1" r:id="rIdt883meurdftixphdh45xf">
+      <w:hyperlink w:history="1" r:id="rIdb5oxb-_0wvmotbozpqoso">
         <w:r>
           <w:rPr>
             <w:rFonts w:ascii="DM Sans" w:cs="DM Sans" w:eastAsia="DM Sans" w:hAnsi="DM Sans"/>
@@ -1880,7 +1880,7 @@
         </w:rPr>
         <w:t xml:space="preserve">Presentation: </w:t>
       </w:r>
-      <w:hyperlink w:history="1" r:id="rIdakxlxu5wz4ffqzd3m1coa">
+      <w:hyperlink w:history="1" r:id="rIdof0kdtaie-nnn61gtj6cv">
         <w:r>
           <w:rPr>
             <w:rFonts w:ascii="DM Sans" w:cs="DM Sans" w:eastAsia="DM Sans" w:hAnsi="DM Sans"/>
@@ -2011,7 +2011,7 @@
         <w:keepNext/>
         <w:spacing w:after="60" w:before="0"/>
       </w:pPr>
-      <w:hyperlink w:history="1" r:id="rIdn38rujoucjib2zp9n1ewz">
+      <w:hyperlink w:history="1" r:id="rIdswdnunhhgc0otdskuurmb">
         <w:r>
           <w:rPr>
             <w:rFonts w:ascii="DM Sans" w:cs="DM Sans" w:eastAsia="DM Sans" w:hAnsi="DM Sans"/>
@@ -2051,7 +2051,7 @@
         <w:keepNext/>
         <w:spacing w:after="60" w:before="200"/>
       </w:pPr>
-      <w:hyperlink w:history="1" r:id="rIdgzbc1ib2s_eo-d7ckvwqj">
+      <w:hyperlink w:history="1" r:id="rIdkrjuf9esck6d3suvwts23">
         <w:r>
           <w:rPr>
             <w:rFonts w:ascii="DM Sans" w:cs="DM Sans" w:eastAsia="DM Sans" w:hAnsi="DM Sans"/>
@@ -2211,7 +2211,7 @@
         <w:sz w:val="18"/>
         <w:szCs w:val="18"/>
       </w:rPr>
-      <w:t xml:space="preserve">Senior Product Manager · Growth and Data Platform · Media, Publishing, and Streaming · AI-Native</w:t>
+      <w:t xml:space="preserve">Senior Product Manager · Growth, MarTech, and Customer Data Platforms · AI-Native Operations · Media, Publishing, and Streaming</w:t>
     </w:r>
   </w:p>
   <w:p>
@@ -2221,7 +2221,7 @@
       </w:pBdr>
       <w:spacing w:after="80" w:before="40"/>
     </w:pPr>
-    <w:hyperlink w:history="1" r:id="rIdpg6pmmq7pww26dm5vgbzg">
+    <w:hyperlink w:history="1" r:id="rIdfbkbfa24ihkk7irosu2pt">
       <w:r>
         <w:rPr>
           <w:rFonts w:ascii="DM Sans" w:cs="DM Sans" w:eastAsia="DM Sans" w:hAnsi="DM Sans"/>
@@ -2246,7 +2246,7 @@
       </w:rPr>
       <w:t xml:space="preserve"> · </w:t>
     </w:r>
-    <w:hyperlink w:history="1" r:id="rId-vz4qss-bykrsubntcayr">
+    <w:hyperlink w:history="1" r:id="rId9srgzfo_pjsnn6prgjtgq">
       <w:r>
         <w:rPr>
           <w:rFonts w:ascii="DM Sans" w:cs="DM Sans" w:eastAsia="DM Sans" w:hAnsi="DM Sans"/>
@@ -2297,7 +2297,7 @@
       </w:rPr>
       <w:t xml:space="preserve"> · </w:t>
     </w:r>
-    <w:hyperlink w:history="1" r:id="rIdwn10mpbyuyjhypzx5k7xh">
+    <w:hyperlink w:history="1" r:id="rIdznkjpxwegqeanl-tbl2fu">
       <w:r>
         <w:rPr>
           <w:rFonts w:ascii="DM Sans" w:cs="DM Sans" w:eastAsia="DM Sans" w:hAnsi="DM Sans"/>
@@ -2322,7 +2322,7 @@
       </w:rPr>
       <w:t xml:space="preserve"> · </w:t>
     </w:r>
-    <w:hyperlink w:history="1" r:id="rIdupyqt2d1q94nymmneul9e">
+    <w:hyperlink w:history="1" r:id="rIdu9kmcbmszcamx6hvnnhmf">
       <w:r>
         <w:rPr>
           <w:rFonts w:ascii="DM Sans" w:cs="DM Sans" w:eastAsia="DM Sans" w:hAnsi="DM Sans"/>
@@ -2347,7 +2347,7 @@
       </w:rPr>
       <w:t xml:space="preserve"> · </w:t>
     </w:r>
-    <w:hyperlink w:history="1" r:id="rIdclucnz9lecu4t1pk1oydh">
+    <w:hyperlink w:history="1" r:id="rIdmbmhqjcjfduuue5rtdfyv">
       <w:r>
         <w:rPr>
           <w:rFonts w:ascii="DM Sans" w:cs="DM Sans" w:eastAsia="DM Sans" w:hAnsi="DM Sans"/>

--- a/public/resume/malcolm-xavier-resume-template.docx
+++ b/public/resume/malcolm-xavier-resume-template.docx
@@ -33,14 +33,14 @@
           <w:sz w:val="21"/>
           <w:szCs w:val="21"/>
         </w:rPr>
-        <w:t xml:space="preserve">Senior Product Manager · Growth, MarTech, and Customer Data Platforms · AI-Native Operations · Media, Publishing, and Streaming</w:t>
-      </w:r>
-    </w:p>
-    <w:p>
-      <w:pPr>
-        <w:spacing w:after="40" w:before="0"/>
-      </w:pPr>
-      <w:hyperlink w:history="1" r:id="rIdkqo1a6eqv-zntjdqdj5bj">
+        <w:t xml:space="preserve">Senior Product Manager · Growth, MarTech, and Customer Data Platforms · AI-Native Operations</w:t>
+      </w:r>
+    </w:p>
+    <w:p>
+      <w:pPr>
+        <w:spacing w:after="40" w:before="0"/>
+      </w:pPr>
+      <w:hyperlink w:history="1" r:id="rIdyvq1wuegfbj4w1ripa579">
         <w:r>
           <w:rPr>
             <w:rFonts w:ascii="DM Sans" w:cs="DM Sans" w:eastAsia="DM Sans" w:hAnsi="DM Sans"/>
@@ -69,7 +69,7 @@
         </w:rPr>
         <w:t xml:space="preserve"> · </w:t>
       </w:r>
-      <w:hyperlink w:history="1" r:id="rIdjss1_1ux2yicwcwifogj6">
+      <w:hyperlink w:history="1" r:id="rIdr-ykbexs3qses4llay8ca">
         <w:r>
           <w:rPr>
             <w:rFonts w:ascii="DM Sans" w:cs="DM Sans" w:eastAsia="DM Sans" w:hAnsi="DM Sans"/>
@@ -116,7 +116,7 @@
       <w:pPr>
         <w:spacing w:after="200" w:before="0"/>
       </w:pPr>
-      <w:hyperlink w:history="1" r:id="rId3swrcpju6ipz0_pbr67eu">
+      <w:hyperlink w:history="1" r:id="rIddi_ckoqtx4b36pfgrg4a9">
         <w:r>
           <w:rPr>
             <w:rFonts w:ascii="DM Sans" w:cs="DM Sans" w:eastAsia="DM Sans" w:hAnsi="DM Sans"/>
@@ -145,7 +145,7 @@
         </w:rPr>
         <w:t xml:space="preserve"> · </w:t>
       </w:r>
-      <w:hyperlink w:history="1" r:id="rIdtytjyxggrljonccqxxfnt">
+      <w:hyperlink w:history="1" r:id="rIdx_du5niyestcgghm3qc4o">
         <w:r>
           <w:rPr>
             <w:rFonts w:ascii="DM Sans" w:cs="DM Sans" w:eastAsia="DM Sans" w:hAnsi="DM Sans"/>
@@ -174,7 +174,7 @@
         </w:rPr>
         <w:t xml:space="preserve"> · </w:t>
       </w:r>
-      <w:hyperlink w:history="1" r:id="rIdemy-vmsahveirbnecmq5j">
+      <w:hyperlink w:history="1" r:id="rIdr0mcx7blnbi8odzgvwgv0">
         <w:r>
           <w:rPr>
             <w:rFonts w:ascii="DM Sans" w:cs="DM Sans" w:eastAsia="DM Sans" w:hAnsi="DM Sans"/>
@@ -349,7 +349,7 @@
         <w:spacing w:after="40" w:before="0"/>
         <w:ind w:left="288"/>
       </w:pPr>
-      <w:hyperlink w:history="1" r:id="rId5mxclha94_56fnfbdy6vq">
+      <w:hyperlink w:history="1" r:id="rIdfxyj6gjy-5z9rnt1iowfr">
         <w:r>
           <w:rPr>
             <w:rFonts w:ascii="DM Sans" w:cs="DM Sans" w:eastAsia="DM Sans" w:hAnsi="DM Sans"/>
@@ -390,7 +390,7 @@
         <w:spacing w:after="40" w:before="0"/>
         <w:ind w:left="288"/>
       </w:pPr>
-      <w:hyperlink w:history="1" r:id="rId28r53qx-2-ksgdvnom7yh">
+      <w:hyperlink w:history="1" r:id="rIdj32hpa1lkpffovcqbzn7r">
         <w:r>
           <w:rPr>
             <w:rFonts w:ascii="DM Sans" w:cs="DM Sans" w:eastAsia="DM Sans" w:hAnsi="DM Sans"/>
@@ -430,7 +430,7 @@
         <w:spacing w:after="40" w:before="0"/>
         <w:ind w:left="288"/>
       </w:pPr>
-      <w:hyperlink w:history="1" r:id="rId3vnnd02ehmdmwfukjca38">
+      <w:hyperlink w:history="1" r:id="rIdwztemkigxwgdtgraqjqc8">
         <w:r>
           <w:rPr>
             <w:rFonts w:ascii="DM Sans" w:cs="DM Sans" w:eastAsia="DM Sans" w:hAnsi="DM Sans"/>
@@ -465,7 +465,7 @@
         <w:keepNext/>
         <w:spacing w:after="0" w:before="200"/>
       </w:pPr>
-      <w:hyperlink w:history="1" r:id="rIdnvnliylamvrbr6zl19z3f">
+      <w:hyperlink w:history="1" r:id="rIdrarphrspktlio1eoidv1x">
         <w:r>
           <w:rPr>
             <w:rFonts w:ascii="DM Sans" w:cs="DM Sans" w:eastAsia="DM Sans" w:hAnsi="DM Sans"/>
@@ -728,7 +728,7 @@
         </w:rPr>
         <w:t xml:space="preserve">Case study: </w:t>
       </w:r>
-      <w:hyperlink w:history="1" r:id="rIdb-jce6f6eicwoc46m1zsg">
+      <w:hyperlink w:history="1" r:id="rIdkf2br7hvz17ikaxpjny4a">
         <w:r>
           <w:rPr>
             <w:rFonts w:ascii="DM Sans" w:cs="DM Sans" w:eastAsia="DM Sans" w:hAnsi="DM Sans"/>
@@ -750,7 +750,7 @@
         <w:keepNext/>
         <w:spacing w:after="0" w:before="200"/>
       </w:pPr>
-      <w:hyperlink w:history="1" r:id="rIdppt1-fnofppg8b72euyzn">
+      <w:hyperlink w:history="1" r:id="rIdj2wwihd0fto94cib-n7tx">
         <w:r>
           <w:rPr>
             <w:rFonts w:ascii="DM Sans" w:cs="DM Sans" w:eastAsia="DM Sans" w:hAnsi="DM Sans"/>
@@ -1013,7 +1013,7 @@
         </w:rPr>
         <w:t xml:space="preserve">Case study: </w:t>
       </w:r>
-      <w:hyperlink w:history="1" r:id="rId6yltpbdqgkgpg4wcb2_o8">
+      <w:hyperlink w:history="1" r:id="rIdxhclfaehwixju8l61ti19">
         <w:r>
           <w:rPr>
             <w:rFonts w:ascii="DM Sans" w:cs="DM Sans" w:eastAsia="DM Sans" w:hAnsi="DM Sans"/>
@@ -1035,7 +1035,7 @@
         <w:keepNext/>
         <w:spacing w:after="0" w:before="200"/>
       </w:pPr>
-      <w:hyperlink w:history="1" r:id="rIdy2x4_nmk12mls1avsajgi">
+      <w:hyperlink w:history="1" r:id="rIdzjcph9b-m5qlafcwgmzdp">
         <w:r>
           <w:rPr>
             <w:rFonts w:ascii="DM Sans" w:cs="DM Sans" w:eastAsia="DM Sans" w:hAnsi="DM Sans"/>
@@ -1260,7 +1260,7 @@
         </w:rPr>
         <w:t xml:space="preserve">Case study: </w:t>
       </w:r>
-      <w:hyperlink w:history="1" r:id="rIdpi9adxoaxauetcrcc6hrx">
+      <w:hyperlink w:history="1" r:id="rIdzwbjqyo5aeqgxge35lzx5">
         <w:r>
           <w:rPr>
             <w:rFonts w:ascii="DM Sans" w:cs="DM Sans" w:eastAsia="DM Sans" w:hAnsi="DM Sans"/>
@@ -1282,7 +1282,7 @@
         <w:keepNext/>
         <w:spacing w:after="0" w:before="200"/>
       </w:pPr>
-      <w:hyperlink w:history="1" r:id="rIdvr5eotxm_ddnomksx-ka7">
+      <w:hyperlink w:history="1" r:id="rIdfxghcirod_7uikq7pjifw">
         <w:r>
           <w:rPr>
             <w:rFonts w:ascii="DM Sans" w:cs="DM Sans" w:eastAsia="DM Sans" w:hAnsi="DM Sans"/>
@@ -1443,7 +1443,7 @@
         <w:keepNext/>
         <w:spacing w:after="0" w:before="200"/>
       </w:pPr>
-      <w:hyperlink w:history="1" r:id="rIdbcx8e01ffju-qhblcdtft">
+      <w:hyperlink w:history="1" r:id="rIdsn4w6s_ps2h3pzclbzbuy">
         <w:r>
           <w:rPr>
             <w:rFonts w:ascii="DM Sans" w:cs="DM Sans" w:eastAsia="DM Sans" w:hAnsi="DM Sans"/>
@@ -1738,7 +1738,7 @@
         </w:rPr>
         <w:t xml:space="preserve">Presentation: </w:t>
       </w:r>
-      <w:hyperlink w:history="1" r:id="rIdb5oxb-_0wvmotbozpqoso">
+      <w:hyperlink w:history="1" r:id="rIdptkrwtv1a96zrulfcpogk">
         <w:r>
           <w:rPr>
             <w:rFonts w:ascii="DM Sans" w:cs="DM Sans" w:eastAsia="DM Sans" w:hAnsi="DM Sans"/>
@@ -1880,7 +1880,7 @@
         </w:rPr>
         <w:t xml:space="preserve">Presentation: </w:t>
       </w:r>
-      <w:hyperlink w:history="1" r:id="rIdof0kdtaie-nnn61gtj6cv">
+      <w:hyperlink w:history="1" r:id="rId3m7xeh46znv__poiii3ue">
         <w:r>
           <w:rPr>
             <w:rFonts w:ascii="DM Sans" w:cs="DM Sans" w:eastAsia="DM Sans" w:hAnsi="DM Sans"/>
@@ -2011,7 +2011,7 @@
         <w:keepNext/>
         <w:spacing w:after="60" w:before="0"/>
       </w:pPr>
-      <w:hyperlink w:history="1" r:id="rIdswdnunhhgc0otdskuurmb">
+      <w:hyperlink w:history="1" r:id="rIdcm2lomj11vucbluop7ned">
         <w:r>
           <w:rPr>
             <w:rFonts w:ascii="DM Sans" w:cs="DM Sans" w:eastAsia="DM Sans" w:hAnsi="DM Sans"/>
@@ -2051,7 +2051,7 @@
         <w:keepNext/>
         <w:spacing w:after="60" w:before="200"/>
       </w:pPr>
-      <w:hyperlink w:history="1" r:id="rIdkrjuf9esck6d3suvwts23">
+      <w:hyperlink w:history="1" r:id="rIdmccyzl611c2vgmy00box1">
         <w:r>
           <w:rPr>
             <w:rFonts w:ascii="DM Sans" w:cs="DM Sans" w:eastAsia="DM Sans" w:hAnsi="DM Sans"/>
@@ -2211,7 +2211,7 @@
         <w:sz w:val="18"/>
         <w:szCs w:val="18"/>
       </w:rPr>
-      <w:t xml:space="preserve">Senior Product Manager · Growth, MarTech, and Customer Data Platforms · AI-Native Operations · Media, Publishing, and Streaming</w:t>
+      <w:t xml:space="preserve">Senior Product Manager · Growth, MarTech, and Customer Data Platforms · AI-Native Operations</w:t>
     </w:r>
   </w:p>
   <w:p>
@@ -2221,7 +2221,7 @@
       </w:pBdr>
       <w:spacing w:after="80" w:before="40"/>
     </w:pPr>
-    <w:hyperlink w:history="1" r:id="rIdfbkbfa24ihkk7irosu2pt">
+    <w:hyperlink w:history="1" r:id="rIdokpxmjdn1l9kjen1mswgb">
       <w:r>
         <w:rPr>
           <w:rFonts w:ascii="DM Sans" w:cs="DM Sans" w:eastAsia="DM Sans" w:hAnsi="DM Sans"/>
@@ -2246,7 +2246,7 @@
       </w:rPr>
       <w:t xml:space="preserve"> · </w:t>
     </w:r>
-    <w:hyperlink w:history="1" r:id="rId9srgzfo_pjsnn6prgjtgq">
+    <w:hyperlink w:history="1" r:id="rIdswdrn1vafy8lenslbj7mx">
       <w:r>
         <w:rPr>
           <w:rFonts w:ascii="DM Sans" w:cs="DM Sans" w:eastAsia="DM Sans" w:hAnsi="DM Sans"/>
@@ -2297,7 +2297,7 @@
       </w:rPr>
       <w:t xml:space="preserve"> · </w:t>
     </w:r>
-    <w:hyperlink w:history="1" r:id="rIdznkjpxwegqeanl-tbl2fu">
+    <w:hyperlink w:history="1" r:id="rIdkulqw8zjghuj1siwvy9w1">
       <w:r>
         <w:rPr>
           <w:rFonts w:ascii="DM Sans" w:cs="DM Sans" w:eastAsia="DM Sans" w:hAnsi="DM Sans"/>
@@ -2322,7 +2322,7 @@
       </w:rPr>
       <w:t xml:space="preserve"> · </w:t>
     </w:r>
-    <w:hyperlink w:history="1" r:id="rIdu9kmcbmszcamx6hvnnhmf">
+    <w:hyperlink w:history="1" r:id="rIdisce-bo5n-fmmbcuspuq2">
       <w:r>
         <w:rPr>
           <w:rFonts w:ascii="DM Sans" w:cs="DM Sans" w:eastAsia="DM Sans" w:hAnsi="DM Sans"/>
@@ -2347,7 +2347,7 @@
       </w:rPr>
       <w:t xml:space="preserve"> · </w:t>
     </w:r>
-    <w:hyperlink w:history="1" r:id="rIdmbmhqjcjfduuue5rtdfyv">
+    <w:hyperlink w:history="1" r:id="rIdvngv8lhcfpwrgra0w40ai">
       <w:r>
         <w:rPr>
           <w:rFonts w:ascii="DM Sans" w:cs="DM Sans" w:eastAsia="DM Sans" w:hAnsi="DM Sans"/>

--- a/public/resume/malcolm-xavier-resume-template.docx
+++ b/public/resume/malcolm-xavier-resume-template.docx
@@ -40,7 +40,7 @@
       <w:pPr>
         <w:spacing w:after="40" w:before="0"/>
       </w:pPr>
-      <w:hyperlink w:history="1" r:id="rIdyvq1wuegfbj4w1ripa579">
+      <w:hyperlink w:history="1" r:id="rIdwb2telgiy-ptlfiocqgux">
         <w:r>
           <w:rPr>
             <w:rFonts w:ascii="DM Sans" w:cs="DM Sans" w:eastAsia="DM Sans" w:hAnsi="DM Sans"/>
@@ -69,7 +69,7 @@
         </w:rPr>
         <w:t xml:space="preserve"> · </w:t>
       </w:r>
-      <w:hyperlink w:history="1" r:id="rIdr-ykbexs3qses4llay8ca">
+      <w:hyperlink w:history="1" r:id="rIdjephystb9gyrpvimm56rq">
         <w:r>
           <w:rPr>
             <w:rFonts w:ascii="DM Sans" w:cs="DM Sans" w:eastAsia="DM Sans" w:hAnsi="DM Sans"/>
@@ -116,7 +116,7 @@
       <w:pPr>
         <w:spacing w:after="200" w:before="0"/>
       </w:pPr>
-      <w:hyperlink w:history="1" r:id="rIddi_ckoqtx4b36pfgrg4a9">
+      <w:hyperlink w:history="1" r:id="rId-ldh3zh8tfzd18kdc6fs-">
         <w:r>
           <w:rPr>
             <w:rFonts w:ascii="DM Sans" w:cs="DM Sans" w:eastAsia="DM Sans" w:hAnsi="DM Sans"/>
@@ -145,7 +145,7 @@
         </w:rPr>
         <w:t xml:space="preserve"> · </w:t>
       </w:r>
-      <w:hyperlink w:history="1" r:id="rIdx_du5niyestcgghm3qc4o">
+      <w:hyperlink w:history="1" r:id="rIdpxvfc-dqpuencgnrv7lav">
         <w:r>
           <w:rPr>
             <w:rFonts w:ascii="DM Sans" w:cs="DM Sans" w:eastAsia="DM Sans" w:hAnsi="DM Sans"/>
@@ -174,7 +174,7 @@
         </w:rPr>
         <w:t xml:space="preserve"> · </w:t>
       </w:r>
-      <w:hyperlink w:history="1" r:id="rIdr0mcx7blnbi8odzgvwgv0">
+      <w:hyperlink w:history="1" r:id="rIduhp3lheyfsuiixqom85lc">
         <w:r>
           <w:rPr>
             <w:rFonts w:ascii="DM Sans" w:cs="DM Sans" w:eastAsia="DM Sans" w:hAnsi="DM Sans"/>
@@ -206,7 +206,7 @@
           <w:sz w:val="21"/>
           <w:szCs w:val="21"/>
         </w:rPr>
-        <w:t xml:space="preserve">Senior Product Manager with 7+ years scaling growth, marketing, and data platforms in media, publishing, and B2B SaaS. Built and operated MarTech infrastructure for 22M+ users across 40+ brands, driving 33% YoY email revenue growth. Applied an MS in Law (focused on data privacy and IP) to data governance and compliance-related roadmap tradeoffs. Architects AI-native discovery and delivery loops—roadmapping, outcome measurement, and documentation.</w:t>
+        <w:t xml:space="preserve">Senior Product Manager with 7+ years scaling growth, marketing, and data platforms in media, publishing, and B2B SaaS. Built and operated MarTech infrastructure for 22M+ users across 40+ brands, driving 33% YoY email revenue growth. Applied an MS in Law (focused on data privacy and IP) to data governance and compliance-related roadmap tradeoffs. Architects AI-native discovery and delivery loops, with three years of hands-on LLM and agent training and evaluation.</w:t>
       </w:r>
     </w:p>
     <w:p>
@@ -310,7 +310,7 @@
           <w:sz w:val="21"/>
           <w:szCs w:val="21"/>
         </w:rPr>
-        <w:t xml:space="preserve">Independent product, data, and content-strategy practice—growth systems, MarTech and customer data platforms, privacy-aware data governance, and AI-native product and content operations.</w:t>
+        <w:t xml:space="preserve">Independent product, data, and content-strategy practice—growth systems, MarTech and customer data platforms, privacy-aware data governance, AI-native operations, and AI training and evaluation.</w:t>
       </w:r>
     </w:p>
     <w:p>
@@ -335,7 +335,36 @@
           <w:sz w:val="21"/>
           <w:szCs w:val="21"/>
         </w:rPr>
-        <w:t xml:space="preserve">Build and operate my own products—malxavi.com and the editorial operation behind my published writing—on an AI-native setup, with agentic workflows in the loop from roadmap to ship</w:t>
+        <w:t xml:space="preserve">Build and operate </w:t>
+      </w:r>
+      <w:hyperlink w:history="1" r:id="rIdamek7nkquxg38vztzhqfp">
+        <w:r>
+          <w:rPr>
+            <w:rFonts w:ascii="DM Sans" w:cs="DM Sans" w:eastAsia="DM Sans" w:hAnsi="DM Sans"/>
+            <w:b w:val="false"/>
+            <w:bCs w:val="false"/>
+            <w:i w:val="false"/>
+            <w:iCs w:val="false"/>
+            <w:color w:val="000000"/>
+            <w:sz w:val="21"/>
+            <w:szCs w:val="21"/>
+            <w:u w:val="single" w:color="000000"/>
+          </w:rPr>
+          <w:t xml:space="preserve">The Booth</w:t>
+        </w:r>
+      </w:hyperlink>
+      <w:r>
+        <w:rPr>
+          <w:rFonts w:ascii="DM Sans" w:cs="DM Sans" w:eastAsia="DM Sans" w:hAnsi="DM Sans"/>
+          <w:b w:val="false"/>
+          <w:bCs w:val="false"/>
+          <w:i w:val="false"/>
+          <w:iCs w:val="false"/>
+          <w:color w:val="000000"/>
+          <w:sz w:val="21"/>
+          <w:szCs w:val="21"/>
+        </w:rPr>
+        <w:t xml:space="preserve"> on Claude Code, the AI-native system I plan and ship my own work from: one prioritized day across six workstreams, agents that run unattended on a schedule, and every automated write logged and reversible</w:t>
       </w:r>
     </w:p>
     <w:p>
@@ -349,7 +378,32 @@
         <w:spacing w:after="40" w:before="0"/>
         <w:ind w:left="288"/>
       </w:pPr>
-      <w:hyperlink w:history="1" r:id="rIdfxyj6gjy-5z9rnt1iowfr">
+      <w:r>
+        <w:rPr>
+          <w:rFonts w:ascii="DM Sans" w:cs="DM Sans" w:eastAsia="DM Sans" w:hAnsi="DM Sans"/>
+          <w:b w:val="false"/>
+          <w:bCs w:val="false"/>
+          <w:i w:val="false"/>
+          <w:iCs w:val="false"/>
+          <w:color w:val="000000"/>
+          <w:sz w:val="21"/>
+          <w:szCs w:val="21"/>
+        </w:rPr>
+        <w:t xml:space="preserve">Set the privacy rules for The Booth's automation: the jobs that can reach the internet can't reach personal data</w:t>
+      </w:r>
+    </w:p>
+    <w:p>
+      <w:pPr>
+        <w:pStyle w:val="ListParagraph"/>
+        <w:keepNext/>
+        <w:numPr>
+          <w:ilvl w:val="0"/>
+          <w:numId w:val="1"/>
+        </w:numPr>
+        <w:spacing w:after="40" w:before="0"/>
+        <w:ind w:left="288"/>
+      </w:pPr>
+      <w:hyperlink w:history="1" r:id="rIdmqiwvsdutq3lsjfhso79d">
         <w:r>
           <w:rPr>
             <w:rFonts w:ascii="DM Sans" w:cs="DM Sans" w:eastAsia="DM Sans" w:hAnsi="DM Sans"/>
@@ -376,7 +430,7 @@
           <w:sz w:val="21"/>
           <w:szCs w:val="21"/>
         </w:rPr>
-        <w:t xml:space="preserve"> (2026–present): AI training and evaluation—prompting techniques, evaluation rubrics, and agent-behavior assessment for simulated-environment research</w:t>
+        <w:t xml:space="preserve"> (2026–present): AI training data—prompt development and change-logged sessions in simulated environments</w:t>
       </w:r>
     </w:p>
     <w:p>
@@ -390,7 +444,7 @@
         <w:spacing w:after="40" w:before="0"/>
         <w:ind w:left="288"/>
       </w:pPr>
-      <w:hyperlink w:history="1" r:id="rIdj32hpa1lkpffovcqbzn7r">
+      <w:hyperlink w:history="1" r:id="rIdau4vtaj7c8rxikciwj_ia">
         <w:r>
           <w:rPr>
             <w:rFonts w:ascii="DM Sans" w:cs="DM Sans" w:eastAsia="DM Sans" w:hAnsi="DM Sans"/>
@@ -417,7 +471,7 @@
           <w:sz w:val="21"/>
           <w:szCs w:val="21"/>
         </w:rPr>
-        <w:t xml:space="preserve"> (2023–2026): LLM and agent training—CoT and meta-prompting, evaluation rubrics and criteria, and peer review of model outputs</w:t>
+        <w:t xml:space="preserve"> (2023–2026): LLM and agent evaluation—prompts, including adversarial ones, plus criteria, rubrics, response grading, and peer review</w:t>
       </w:r>
     </w:p>
     <w:p>
@@ -430,7 +484,7 @@
         <w:spacing w:after="40" w:before="0"/>
         <w:ind w:left="288"/>
       </w:pPr>
-      <w:hyperlink w:history="1" r:id="rIdwztemkigxwgdtgraqjqc8">
+      <w:hyperlink w:history="1" r:id="rIdtkha98sloxvheuxfpfs3r">
         <w:r>
           <w:rPr>
             <w:rFonts w:ascii="DM Sans" w:cs="DM Sans" w:eastAsia="DM Sans" w:hAnsi="DM Sans"/>
@@ -465,7 +519,7 @@
         <w:keepNext/>
         <w:spacing w:after="0" w:before="200"/>
       </w:pPr>
-      <w:hyperlink w:history="1" r:id="rIdrarphrspktlio1eoidv1x">
+      <w:hyperlink w:history="1" r:id="rIdioaceca6ot4s7dbxm1frr">
         <w:r>
           <w:rPr>
             <w:rFonts w:ascii="DM Sans" w:cs="DM Sans" w:eastAsia="DM Sans" w:hAnsi="DM Sans"/>
@@ -728,7 +782,7 @@
         </w:rPr>
         <w:t xml:space="preserve">Case study: </w:t>
       </w:r>
-      <w:hyperlink w:history="1" r:id="rIdkf2br7hvz17ikaxpjny4a">
+      <w:hyperlink w:history="1" r:id="rId05zrdqqh7fcevgyc1vtnd">
         <w:r>
           <w:rPr>
             <w:rFonts w:ascii="DM Sans" w:cs="DM Sans" w:eastAsia="DM Sans" w:hAnsi="DM Sans"/>
@@ -750,7 +804,7 @@
         <w:keepNext/>
         <w:spacing w:after="0" w:before="200"/>
       </w:pPr>
-      <w:hyperlink w:history="1" r:id="rIdj2wwihd0fto94cib-n7tx">
+      <w:hyperlink w:history="1" r:id="rIdgl9lbweuw_jk2dwxopbdz">
         <w:r>
           <w:rPr>
             <w:rFonts w:ascii="DM Sans" w:cs="DM Sans" w:eastAsia="DM Sans" w:hAnsi="DM Sans"/>
@@ -1013,7 +1067,7 @@
         </w:rPr>
         <w:t xml:space="preserve">Case study: </w:t>
       </w:r>
-      <w:hyperlink w:history="1" r:id="rIdxhclfaehwixju8l61ti19">
+      <w:hyperlink w:history="1" r:id="rIdronuwct2nal8jeqmf411r">
         <w:r>
           <w:rPr>
             <w:rFonts w:ascii="DM Sans" w:cs="DM Sans" w:eastAsia="DM Sans" w:hAnsi="DM Sans"/>
@@ -1035,7 +1089,7 @@
         <w:keepNext/>
         <w:spacing w:after="0" w:before="200"/>
       </w:pPr>
-      <w:hyperlink w:history="1" r:id="rIdzjcph9b-m5qlafcwgmzdp">
+      <w:hyperlink w:history="1" r:id="rId8qw9ekl-azgtb7vuc60ak">
         <w:r>
           <w:rPr>
             <w:rFonts w:ascii="DM Sans" w:cs="DM Sans" w:eastAsia="DM Sans" w:hAnsi="DM Sans"/>
@@ -1260,7 +1314,7 @@
         </w:rPr>
         <w:t xml:space="preserve">Case study: </w:t>
       </w:r>
-      <w:hyperlink w:history="1" r:id="rIdzwbjqyo5aeqgxge35lzx5">
+      <w:hyperlink w:history="1" r:id="rIdviivhogunl0szv60udef8">
         <w:r>
           <w:rPr>
             <w:rFonts w:ascii="DM Sans" w:cs="DM Sans" w:eastAsia="DM Sans" w:hAnsi="DM Sans"/>
@@ -1282,7 +1336,7 @@
         <w:keepNext/>
         <w:spacing w:after="0" w:before="200"/>
       </w:pPr>
-      <w:hyperlink w:history="1" r:id="rIdfxghcirod_7uikq7pjifw">
+      <w:hyperlink w:history="1" r:id="rIdmwjpyvmnv7v7xwsqtmozv">
         <w:r>
           <w:rPr>
             <w:rFonts w:ascii="DM Sans" w:cs="DM Sans" w:eastAsia="DM Sans" w:hAnsi="DM Sans"/>
@@ -1443,7 +1497,7 @@
         <w:keepNext/>
         <w:spacing w:after="0" w:before="200"/>
       </w:pPr>
-      <w:hyperlink w:history="1" r:id="rIdsn4w6s_ps2h3pzclbzbuy">
+      <w:hyperlink w:history="1" r:id="rIdvn0iohuo7qq-1dkamcwdo">
         <w:r>
           <w:rPr>
             <w:rFonts w:ascii="DM Sans" w:cs="DM Sans" w:eastAsia="DM Sans" w:hAnsi="DM Sans"/>
@@ -1738,7 +1792,7 @@
         </w:rPr>
         <w:t xml:space="preserve">Presentation: </w:t>
       </w:r>
-      <w:hyperlink w:history="1" r:id="rIdptkrwtv1a96zrulfcpogk">
+      <w:hyperlink w:history="1" r:id="rIdmsn8rueafytevuejsyffx">
         <w:r>
           <w:rPr>
             <w:rFonts w:ascii="DM Sans" w:cs="DM Sans" w:eastAsia="DM Sans" w:hAnsi="DM Sans"/>
@@ -1880,7 +1934,7 @@
         </w:rPr>
         <w:t xml:space="preserve">Presentation: </w:t>
       </w:r>
-      <w:hyperlink w:history="1" r:id="rId3m7xeh46znv__poiii3ue">
+      <w:hyperlink w:history="1" r:id="rId2pgrrz3tijaspwiis8jvz">
         <w:r>
           <w:rPr>
             <w:rFonts w:ascii="DM Sans" w:cs="DM Sans" w:eastAsia="DM Sans" w:hAnsi="DM Sans"/>
@@ -2011,7 +2065,7 @@
         <w:keepNext/>
         <w:spacing w:after="60" w:before="0"/>
       </w:pPr>
-      <w:hyperlink w:history="1" r:id="rIdcm2lomj11vucbluop7ned">
+      <w:hyperlink w:history="1" r:id="rIdhlbkvq8tduknm4psdr0bg">
         <w:r>
           <w:rPr>
             <w:rFonts w:ascii="DM Sans" w:cs="DM Sans" w:eastAsia="DM Sans" w:hAnsi="DM Sans"/>
@@ -2051,7 +2105,7 @@
         <w:keepNext/>
         <w:spacing w:after="60" w:before="200"/>
       </w:pPr>
-      <w:hyperlink w:history="1" r:id="rIdmccyzl611c2vgmy00box1">
+      <w:hyperlink w:history="1" r:id="rIdbvf7fupq9gtt9egwvq12j">
         <w:r>
           <w:rPr>
             <w:rFonts w:ascii="DM Sans" w:cs="DM Sans" w:eastAsia="DM Sans" w:hAnsi="DM Sans"/>
@@ -2221,7 +2275,7 @@
       </w:pBdr>
       <w:spacing w:after="80" w:before="40"/>
     </w:pPr>
-    <w:hyperlink w:history="1" r:id="rIdokpxmjdn1l9kjen1mswgb">
+    <w:hyperlink w:history="1" r:id="rId6y2lkzuyg4ffowc1zwujl">
       <w:r>
         <w:rPr>
           <w:rFonts w:ascii="DM Sans" w:cs="DM Sans" w:eastAsia="DM Sans" w:hAnsi="DM Sans"/>
@@ -2246,7 +2300,7 @@
       </w:rPr>
       <w:t xml:space="preserve"> · </w:t>
     </w:r>
-    <w:hyperlink w:history="1" r:id="rIdswdrn1vafy8lenslbj7mx">
+    <w:hyperlink w:history="1" r:id="rIdxpuuc5e1n9fazq1wjghbh">
       <w:r>
         <w:rPr>
           <w:rFonts w:ascii="DM Sans" w:cs="DM Sans" w:eastAsia="DM Sans" w:hAnsi="DM Sans"/>
@@ -2297,7 +2351,7 @@
       </w:rPr>
       <w:t xml:space="preserve"> · </w:t>
     </w:r>
-    <w:hyperlink w:history="1" r:id="rIdkulqw8zjghuj1siwvy9w1">
+    <w:hyperlink w:history="1" r:id="rId3vb4zngflkgnxkdqwkxiy">
       <w:r>
         <w:rPr>
           <w:rFonts w:ascii="DM Sans" w:cs="DM Sans" w:eastAsia="DM Sans" w:hAnsi="DM Sans"/>
@@ -2322,7 +2376,7 @@
       </w:rPr>
       <w:t xml:space="preserve"> · </w:t>
     </w:r>
-    <w:hyperlink w:history="1" r:id="rIdisce-bo5n-fmmbcuspuq2">
+    <w:hyperlink w:history="1" r:id="rIdobutpgqdhzcajipynulbt">
       <w:r>
         <w:rPr>
           <w:rFonts w:ascii="DM Sans" w:cs="DM Sans" w:eastAsia="DM Sans" w:hAnsi="DM Sans"/>
@@ -2347,7 +2401,7 @@
       </w:rPr>
       <w:t xml:space="preserve"> · </w:t>
     </w:r>
-    <w:hyperlink w:history="1" r:id="rIdvngv8lhcfpwrgra0w40ai">
+    <w:hyperlink w:history="1" r:id="rIdz_n1npq7frpg9gw_6u4en">
       <w:r>
         <w:rPr>
           <w:rFonts w:ascii="DM Sans" w:cs="DM Sans" w:eastAsia="DM Sans" w:hAnsi="DM Sans"/>

--- a/public/resume/malcolm-xavier-resume-template.docx
+++ b/public/resume/malcolm-xavier-resume-template.docx
@@ -40,7 +40,7 @@
       <w:pPr>
         <w:spacing w:after="40" w:before="0"/>
       </w:pPr>
-      <w:hyperlink w:history="1" r:id="rIdwb2telgiy-ptlfiocqgux">
+      <w:hyperlink w:history="1" r:id="rIdnit4fjfk6qkzrzgtah17r">
         <w:r>
           <w:rPr>
             <w:rFonts w:ascii="DM Sans" w:cs="DM Sans" w:eastAsia="DM Sans" w:hAnsi="DM Sans"/>
@@ -69,7 +69,7 @@
         </w:rPr>
         <w:t xml:space="preserve"> · </w:t>
       </w:r>
-      <w:hyperlink w:history="1" r:id="rIdjephystb9gyrpvimm56rq">
+      <w:hyperlink w:history="1" r:id="rIdp5c9qr0xuiptxrlwvohyg">
         <w:r>
           <w:rPr>
             <w:rFonts w:ascii="DM Sans" w:cs="DM Sans" w:eastAsia="DM Sans" w:hAnsi="DM Sans"/>
@@ -116,7 +116,7 @@
       <w:pPr>
         <w:spacing w:after="200" w:before="0"/>
       </w:pPr>
-      <w:hyperlink w:history="1" r:id="rId-ldh3zh8tfzd18kdc6fs-">
+      <w:hyperlink w:history="1" r:id="rIduxy-5_pqz6tc0sm5t8aoz">
         <w:r>
           <w:rPr>
             <w:rFonts w:ascii="DM Sans" w:cs="DM Sans" w:eastAsia="DM Sans" w:hAnsi="DM Sans"/>
@@ -145,7 +145,7 @@
         </w:rPr>
         <w:t xml:space="preserve"> · </w:t>
       </w:r>
-      <w:hyperlink w:history="1" r:id="rIdpxvfc-dqpuencgnrv7lav">
+      <w:hyperlink w:history="1" r:id="rId8uaalyqtblr7slzns6tzf">
         <w:r>
           <w:rPr>
             <w:rFonts w:ascii="DM Sans" w:cs="DM Sans" w:eastAsia="DM Sans" w:hAnsi="DM Sans"/>
@@ -174,7 +174,7 @@
         </w:rPr>
         <w:t xml:space="preserve"> · </w:t>
       </w:r>
-      <w:hyperlink w:history="1" r:id="rIduhp3lheyfsuiixqom85lc">
+      <w:hyperlink w:history="1" r:id="rIddziulrik0szcird9e8bxi">
         <w:r>
           <w:rPr>
             <w:rFonts w:ascii="DM Sans" w:cs="DM Sans" w:eastAsia="DM Sans" w:hAnsi="DM Sans"/>
@@ -335,9 +335,9 @@
           <w:sz w:val="21"/>
           <w:szCs w:val="21"/>
         </w:rPr>
-        <w:t xml:space="preserve">Build and operate </w:t>
-      </w:r>
-      <w:hyperlink w:history="1" r:id="rIdamek7nkquxg38vztzhqfp">
+        <w:t xml:space="preserve">Build and operate the </w:t>
+      </w:r>
+      <w:hyperlink w:history="1" r:id="rIdnkb7ctutpojqdlqqptgif">
         <w:r>
           <w:rPr>
             <w:rFonts w:ascii="DM Sans" w:cs="DM Sans" w:eastAsia="DM Sans" w:hAnsi="DM Sans"/>
@@ -350,7 +350,7 @@
             <w:szCs w:val="21"/>
             <w:u w:val="single" w:color="000000"/>
           </w:rPr>
-          <w:t xml:space="preserve">The Booth</w:t>
+          <w:t xml:space="preserve">AI-native system</w:t>
         </w:r>
       </w:hyperlink>
       <w:r>
@@ -364,7 +364,7 @@
           <w:sz w:val="21"/>
           <w:szCs w:val="21"/>
         </w:rPr>
-        <w:t xml:space="preserve"> on Claude Code, the AI-native system I plan and ship my own work from: one prioritized day across six workstreams, agents that run unattended on a schedule, and every automated write logged and reversible</w:t>
+        <w:t xml:space="preserve"> I plan and ship my work from, on Claude Code: one prioritized day across six workstreams, scheduled agents, and every automated write logged and reversible</w:t>
       </w:r>
     </w:p>
     <w:p>
@@ -389,7 +389,7 @@
           <w:sz w:val="21"/>
           <w:szCs w:val="21"/>
         </w:rPr>
-        <w:t xml:space="preserve">Set the privacy rules for The Booth's automation: the jobs that can reach the internet can't reach personal data</w:t>
+        <w:t xml:space="preserve">Set the privacy rules for its automation: the jobs that can reach the internet can't reach personal data</w:t>
       </w:r>
     </w:p>
     <w:p>
@@ -403,7 +403,7 @@
         <w:spacing w:after="40" w:before="0"/>
         <w:ind w:left="288"/>
       </w:pPr>
-      <w:hyperlink w:history="1" r:id="rIdmqiwvsdutq3lsjfhso79d">
+      <w:hyperlink w:history="1" r:id="rIdza7orpcuiqetb_kdmx5bb">
         <w:r>
           <w:rPr>
             <w:rFonts w:ascii="DM Sans" w:cs="DM Sans" w:eastAsia="DM Sans" w:hAnsi="DM Sans"/>
@@ -444,7 +444,7 @@
         <w:spacing w:after="40" w:before="0"/>
         <w:ind w:left="288"/>
       </w:pPr>
-      <w:hyperlink w:history="1" r:id="rIdau4vtaj7c8rxikciwj_ia">
+      <w:hyperlink w:history="1" r:id="rIdxnfgmbv_xad4foyyhrvy1">
         <w:r>
           <w:rPr>
             <w:rFonts w:ascii="DM Sans" w:cs="DM Sans" w:eastAsia="DM Sans" w:hAnsi="DM Sans"/>
@@ -484,7 +484,7 @@
         <w:spacing w:after="40" w:before="0"/>
         <w:ind w:left="288"/>
       </w:pPr>
-      <w:hyperlink w:history="1" r:id="rIdtkha98sloxvheuxfpfs3r">
+      <w:hyperlink w:history="1" r:id="rIdcup-aeqyn7xjg8l3fsa4j">
         <w:r>
           <w:rPr>
             <w:rFonts w:ascii="DM Sans" w:cs="DM Sans" w:eastAsia="DM Sans" w:hAnsi="DM Sans"/>
@@ -519,7 +519,7 @@
         <w:keepNext/>
         <w:spacing w:after="0" w:before="200"/>
       </w:pPr>
-      <w:hyperlink w:history="1" r:id="rIdioaceca6ot4s7dbxm1frr">
+      <w:hyperlink w:history="1" r:id="rIddjlj2103howvbkh-qxbqi">
         <w:r>
           <w:rPr>
             <w:rFonts w:ascii="DM Sans" w:cs="DM Sans" w:eastAsia="DM Sans" w:hAnsi="DM Sans"/>
@@ -782,7 +782,7 @@
         </w:rPr>
         <w:t xml:space="preserve">Case study: </w:t>
       </w:r>
-      <w:hyperlink w:history="1" r:id="rId05zrdqqh7fcevgyc1vtnd">
+      <w:hyperlink w:history="1" r:id="rIdwl8nhorf1g6vxugyammxn">
         <w:r>
           <w:rPr>
             <w:rFonts w:ascii="DM Sans" w:cs="DM Sans" w:eastAsia="DM Sans" w:hAnsi="DM Sans"/>
@@ -804,7 +804,7 @@
         <w:keepNext/>
         <w:spacing w:after="0" w:before="200"/>
       </w:pPr>
-      <w:hyperlink w:history="1" r:id="rIdgl9lbweuw_jk2dwxopbdz">
+      <w:hyperlink w:history="1" r:id="rIda-_ldxpmtg4mkkjm_tg6_">
         <w:r>
           <w:rPr>
             <w:rFonts w:ascii="DM Sans" w:cs="DM Sans" w:eastAsia="DM Sans" w:hAnsi="DM Sans"/>
@@ -1067,7 +1067,7 @@
         </w:rPr>
         <w:t xml:space="preserve">Case study: </w:t>
       </w:r>
-      <w:hyperlink w:history="1" r:id="rIdronuwct2nal8jeqmf411r">
+      <w:hyperlink w:history="1" r:id="rIdij3qcbb2ua51mmepqxvqt">
         <w:r>
           <w:rPr>
             <w:rFonts w:ascii="DM Sans" w:cs="DM Sans" w:eastAsia="DM Sans" w:hAnsi="DM Sans"/>
@@ -1089,7 +1089,7 @@
         <w:keepNext/>
         <w:spacing w:after="0" w:before="200"/>
       </w:pPr>
-      <w:hyperlink w:history="1" r:id="rId8qw9ekl-azgtb7vuc60ak">
+      <w:hyperlink w:history="1" r:id="rIdiz7_l9jr_td2x4xegtj1h">
         <w:r>
           <w:rPr>
             <w:rFonts w:ascii="DM Sans" w:cs="DM Sans" w:eastAsia="DM Sans" w:hAnsi="DM Sans"/>
@@ -1314,7 +1314,7 @@
         </w:rPr>
         <w:t xml:space="preserve">Case study: </w:t>
       </w:r>
-      <w:hyperlink w:history="1" r:id="rIdviivhogunl0szv60udef8">
+      <w:hyperlink w:history="1" r:id="rIdjqphl2_4wqarax8y7mjpm">
         <w:r>
           <w:rPr>
             <w:rFonts w:ascii="DM Sans" w:cs="DM Sans" w:eastAsia="DM Sans" w:hAnsi="DM Sans"/>
@@ -1336,7 +1336,7 @@
         <w:keepNext/>
         <w:spacing w:after="0" w:before="200"/>
       </w:pPr>
-      <w:hyperlink w:history="1" r:id="rIdmwjpyvmnv7v7xwsqtmozv">
+      <w:hyperlink w:history="1" r:id="rIdxlturh2rzddptq2mgtrjm">
         <w:r>
           <w:rPr>
             <w:rFonts w:ascii="DM Sans" w:cs="DM Sans" w:eastAsia="DM Sans" w:hAnsi="DM Sans"/>
@@ -1497,7 +1497,7 @@
         <w:keepNext/>
         <w:spacing w:after="0" w:before="200"/>
       </w:pPr>
-      <w:hyperlink w:history="1" r:id="rIdvn0iohuo7qq-1dkamcwdo">
+      <w:hyperlink w:history="1" r:id="rIdx_pg7gdgshbtoc1tb5s6-">
         <w:r>
           <w:rPr>
             <w:rFonts w:ascii="DM Sans" w:cs="DM Sans" w:eastAsia="DM Sans" w:hAnsi="DM Sans"/>
@@ -1792,7 +1792,7 @@
         </w:rPr>
         <w:t xml:space="preserve">Presentation: </w:t>
       </w:r>
-      <w:hyperlink w:history="1" r:id="rIdmsn8rueafytevuejsyffx">
+      <w:hyperlink w:history="1" r:id="rId-rbsv_o3wl0zalugattfe">
         <w:r>
           <w:rPr>
             <w:rFonts w:ascii="DM Sans" w:cs="DM Sans" w:eastAsia="DM Sans" w:hAnsi="DM Sans"/>
@@ -1934,7 +1934,7 @@
         </w:rPr>
         <w:t xml:space="preserve">Presentation: </w:t>
       </w:r>
-      <w:hyperlink w:history="1" r:id="rId2pgrrz3tijaspwiis8jvz">
+      <w:hyperlink w:history="1" r:id="rId2j4iwbqlis609mr7wrjha">
         <w:r>
           <w:rPr>
             <w:rFonts w:ascii="DM Sans" w:cs="DM Sans" w:eastAsia="DM Sans" w:hAnsi="DM Sans"/>
@@ -2065,7 +2065,7 @@
         <w:keepNext/>
         <w:spacing w:after="60" w:before="0"/>
       </w:pPr>
-      <w:hyperlink w:history="1" r:id="rIdhlbkvq8tduknm4psdr0bg">
+      <w:hyperlink w:history="1" r:id="rId88l21gzeftu1twyflgcvs">
         <w:r>
           <w:rPr>
             <w:rFonts w:ascii="DM Sans" w:cs="DM Sans" w:eastAsia="DM Sans" w:hAnsi="DM Sans"/>
@@ -2105,7 +2105,7 @@
         <w:keepNext/>
         <w:spacing w:after="60" w:before="200"/>
       </w:pPr>
-      <w:hyperlink w:history="1" r:id="rIdbvf7fupq9gtt9egwvq12j">
+      <w:hyperlink w:history="1" r:id="rId3lk0qyb9fuaa-8_kxvq2y">
         <w:r>
           <w:rPr>
             <w:rFonts w:ascii="DM Sans" w:cs="DM Sans" w:eastAsia="DM Sans" w:hAnsi="DM Sans"/>
@@ -2275,7 +2275,7 @@
       </w:pBdr>
       <w:spacing w:after="80" w:before="40"/>
     </w:pPr>
-    <w:hyperlink w:history="1" r:id="rId6y2lkzuyg4ffowc1zwujl">
+    <w:hyperlink w:history="1" r:id="rIdhpm0rbolpwt8jwz9cxiig">
       <w:r>
         <w:rPr>
           <w:rFonts w:ascii="DM Sans" w:cs="DM Sans" w:eastAsia="DM Sans" w:hAnsi="DM Sans"/>
@@ -2300,7 +2300,7 @@
       </w:rPr>
       <w:t xml:space="preserve"> · </w:t>
     </w:r>
-    <w:hyperlink w:history="1" r:id="rIdxpuuc5e1n9fazq1wjghbh">
+    <w:hyperlink w:history="1" r:id="rIdxtcffthqf-_qpnluptfcw">
       <w:r>
         <w:rPr>
           <w:rFonts w:ascii="DM Sans" w:cs="DM Sans" w:eastAsia="DM Sans" w:hAnsi="DM Sans"/>
@@ -2351,7 +2351,7 @@
       </w:rPr>
       <w:t xml:space="preserve"> · </w:t>
     </w:r>
-    <w:hyperlink w:history="1" r:id="rId3vb4zngflkgnxkdqwkxiy">
+    <w:hyperlink w:history="1" r:id="rId-ijvzkifkejfcdbsc_ckb">
       <w:r>
         <w:rPr>
           <w:rFonts w:ascii="DM Sans" w:cs="DM Sans" w:eastAsia="DM Sans" w:hAnsi="DM Sans"/>
@@ -2376,7 +2376,7 @@
       </w:rPr>
       <w:t xml:space="preserve"> · </w:t>
     </w:r>
-    <w:hyperlink w:history="1" r:id="rIdobutpgqdhzcajipynulbt">
+    <w:hyperlink w:history="1" r:id="rIdtz5idh81juchbyxpg2xvk">
       <w:r>
         <w:rPr>
           <w:rFonts w:ascii="DM Sans" w:cs="DM Sans" w:eastAsia="DM Sans" w:hAnsi="DM Sans"/>
@@ -2401,7 +2401,7 @@
       </w:rPr>
       <w:t xml:space="preserve"> · </w:t>
     </w:r>
-    <w:hyperlink w:history="1" r:id="rIdz_n1npq7frpg9gw_6u4en">
+    <w:hyperlink w:history="1" r:id="rIdgk8wrdcermpib5ckrg9fc">
       <w:r>
         <w:rPr>
           <w:rFonts w:ascii="DM Sans" w:cs="DM Sans" w:eastAsia="DM Sans" w:hAnsi="DM Sans"/>

--- a/public/resume/malcolm-xavier-resume-template.docx
+++ b/public/resume/malcolm-xavier-resume-template.docx
@@ -40,7 +40,7 @@
       <w:pPr>
         <w:spacing w:after="40" w:before="0"/>
       </w:pPr>
-      <w:hyperlink w:history="1" r:id="rIdnit4fjfk6qkzrzgtah17r">
+      <w:hyperlink w:history="1" r:id="rIde3mlir8_isj5izevld9vo">
         <w:r>
           <w:rPr>
             <w:rFonts w:ascii="DM Sans" w:cs="DM Sans" w:eastAsia="DM Sans" w:hAnsi="DM Sans"/>
@@ -69,7 +69,7 @@
         </w:rPr>
         <w:t xml:space="preserve"> · </w:t>
       </w:r>
-      <w:hyperlink w:history="1" r:id="rIdp5c9qr0xuiptxrlwvohyg">
+      <w:hyperlink w:history="1" r:id="rIdy0x4fs97haag27mkdrujk">
         <w:r>
           <w:rPr>
             <w:rFonts w:ascii="DM Sans" w:cs="DM Sans" w:eastAsia="DM Sans" w:hAnsi="DM Sans"/>
@@ -116,7 +116,7 @@
       <w:pPr>
         <w:spacing w:after="200" w:before="0"/>
       </w:pPr>
-      <w:hyperlink w:history="1" r:id="rIduxy-5_pqz6tc0sm5t8aoz">
+      <w:hyperlink w:history="1" r:id="rIdewhlsskzhcvwe9qur6dte">
         <w:r>
           <w:rPr>
             <w:rFonts w:ascii="DM Sans" w:cs="DM Sans" w:eastAsia="DM Sans" w:hAnsi="DM Sans"/>
@@ -145,7 +145,7 @@
         </w:rPr>
         <w:t xml:space="preserve"> · </w:t>
       </w:r>
-      <w:hyperlink w:history="1" r:id="rId8uaalyqtblr7slzns6tzf">
+      <w:hyperlink w:history="1" r:id="rIdzn3iai6odmxveq73cl_x-">
         <w:r>
           <w:rPr>
             <w:rFonts w:ascii="DM Sans" w:cs="DM Sans" w:eastAsia="DM Sans" w:hAnsi="DM Sans"/>
@@ -174,7 +174,7 @@
         </w:rPr>
         <w:t xml:space="preserve"> · </w:t>
       </w:r>
-      <w:hyperlink w:history="1" r:id="rIddziulrik0szcird9e8bxi">
+      <w:hyperlink w:history="1" r:id="rIdayjd7lujiq2xgegev3fiq">
         <w:r>
           <w:rPr>
             <w:rFonts w:ascii="DM Sans" w:cs="DM Sans" w:eastAsia="DM Sans" w:hAnsi="DM Sans"/>
@@ -337,7 +337,7 @@
         </w:rPr>
         <w:t xml:space="preserve">Build and operate the </w:t>
       </w:r>
-      <w:hyperlink w:history="1" r:id="rIdnkb7ctutpojqdlqqptgif">
+      <w:hyperlink w:history="1" r:id="rIdbnvwd42qwjxpslzdytfoi">
         <w:r>
           <w:rPr>
             <w:rFonts w:ascii="DM Sans" w:cs="DM Sans" w:eastAsia="DM Sans" w:hAnsi="DM Sans"/>
@@ -403,7 +403,7 @@
         <w:spacing w:after="40" w:before="0"/>
         <w:ind w:left="288"/>
       </w:pPr>
-      <w:hyperlink w:history="1" r:id="rIdza7orpcuiqetb_kdmx5bb">
+      <w:hyperlink w:history="1" r:id="rIdwij-fr-8taa_-k11tl4pk">
         <w:r>
           <w:rPr>
             <w:rFonts w:ascii="DM Sans" w:cs="DM Sans" w:eastAsia="DM Sans" w:hAnsi="DM Sans"/>
@@ -444,7 +444,7 @@
         <w:spacing w:after="40" w:before="0"/>
         <w:ind w:left="288"/>
       </w:pPr>
-      <w:hyperlink w:history="1" r:id="rIdxnfgmbv_xad4foyyhrvy1">
+      <w:hyperlink w:history="1" r:id="rIdagehn22zni4h6rjvruzij">
         <w:r>
           <w:rPr>
             <w:rFonts w:ascii="DM Sans" w:cs="DM Sans" w:eastAsia="DM Sans" w:hAnsi="DM Sans"/>
@@ -484,7 +484,7 @@
         <w:spacing w:after="40" w:before="0"/>
         <w:ind w:left="288"/>
       </w:pPr>
-      <w:hyperlink w:history="1" r:id="rIdcup-aeqyn7xjg8l3fsa4j">
+      <w:hyperlink w:history="1" r:id="rIdmiyyo2_mdhl0kmaab2llz">
         <w:r>
           <w:rPr>
             <w:rFonts w:ascii="DM Sans" w:cs="DM Sans" w:eastAsia="DM Sans" w:hAnsi="DM Sans"/>
@@ -519,7 +519,7 @@
         <w:keepNext/>
         <w:spacing w:after="0" w:before="200"/>
       </w:pPr>
-      <w:hyperlink w:history="1" r:id="rIddjlj2103howvbkh-qxbqi">
+      <w:hyperlink w:history="1" r:id="rIdeauvimvgxfzsbrgfqwcjf">
         <w:r>
           <w:rPr>
             <w:rFonts w:ascii="DM Sans" w:cs="DM Sans" w:eastAsia="DM Sans" w:hAnsi="DM Sans"/>
@@ -597,7 +597,7 @@
           <w:sz w:val="21"/>
           <w:szCs w:val="21"/>
         </w:rPr>
-        <w:t xml:space="preserve">“America's largest publisher” (formerly Dotdash Meredith). Scaled growth/MarTech platform for a network of 40+ brands and 22M+ users.</w:t>
+        <w:t xml:space="preserve">“America's largest publisher” (formerly Dotdash Meredith). Scaled the growth and MarTech platform for 40+ brands and 22M+ users.</w:t>
       </w:r>
     </w:p>
     <w:p>
@@ -761,7 +761,7 @@
           <w:sz w:val="21"/>
           <w:szCs w:val="21"/>
         </w:rPr>
-        <w:t xml:space="preserve">Built models in SQL, BigQuery, and Connected Sheets to identify achievable outcomes that informed the AI-based personalization strategy</w:t>
+        <w:t xml:space="preserve">Built models in SQL, BigQuery, and Connected Sheets to size achievable outcomes that informed the AI-based personalization strategy</w:t>
       </w:r>
     </w:p>
     <w:p>
@@ -782,7 +782,7 @@
         </w:rPr>
         <w:t xml:space="preserve">Case study: </w:t>
       </w:r>
-      <w:hyperlink w:history="1" r:id="rIdwl8nhorf1g6vxugyammxn">
+      <w:hyperlink w:history="1" r:id="rIdz-_ais3ifdkkj5qroxixl">
         <w:r>
           <w:rPr>
             <w:rFonts w:ascii="DM Sans" w:cs="DM Sans" w:eastAsia="DM Sans" w:hAnsi="DM Sans"/>
@@ -804,7 +804,7 @@
         <w:keepNext/>
         <w:spacing w:after="0" w:before="200"/>
       </w:pPr>
-      <w:hyperlink w:history="1" r:id="rIda-_ldxpmtg4mkkjm_tg6_">
+      <w:hyperlink w:history="1" r:id="rIdtfoo69b0uuxslszcxywdy">
         <w:r>
           <w:rPr>
             <w:rFonts w:ascii="DM Sans" w:cs="DM Sans" w:eastAsia="DM Sans" w:hAnsi="DM Sans"/>
@@ -882,7 +882,7 @@
           <w:sz w:val="21"/>
           <w:szCs w:val="21"/>
         </w:rPr>
-        <w:t xml:space="preserve">SaaS reporting tool for PR professionals. Scaled the content platform; enabled search and monitoring features.</w:t>
+        <w:t xml:space="preserve">SaaS reporting tool for PR professionals. Scaled the content platform behind search and monitoring.</w:t>
       </w:r>
     </w:p>
     <w:p>
@@ -1067,7 +1067,7 @@
         </w:rPr>
         <w:t xml:space="preserve">Case study: </w:t>
       </w:r>
-      <w:hyperlink w:history="1" r:id="rIdij3qcbb2ua51mmepqxvqt">
+      <w:hyperlink w:history="1" r:id="rIddrtgobrmg0eprw8inrwyf">
         <w:r>
           <w:rPr>
             <w:rFonts w:ascii="DM Sans" w:cs="DM Sans" w:eastAsia="DM Sans" w:hAnsi="DM Sans"/>
@@ -1089,7 +1089,7 @@
         <w:keepNext/>
         <w:spacing w:after="0" w:before="200"/>
       </w:pPr>
-      <w:hyperlink w:history="1" r:id="rIdiz7_l9jr_td2x4xegtj1h">
+      <w:hyperlink w:history="1" r:id="rId3_cj9ja5ri6ixmrdkumfr">
         <w:r>
           <w:rPr>
             <w:rFonts w:ascii="DM Sans" w:cs="DM Sans" w:eastAsia="DM Sans" w:hAnsi="DM Sans"/>
@@ -1314,7 +1314,7 @@
         </w:rPr>
         <w:t xml:space="preserve">Case study: </w:t>
       </w:r>
-      <w:hyperlink w:history="1" r:id="rIdjqphl2_4wqarax8y7mjpm">
+      <w:hyperlink w:history="1" r:id="rIdtmqcqavnowrfg99nv_7mc">
         <w:r>
           <w:rPr>
             <w:rFonts w:ascii="DM Sans" w:cs="DM Sans" w:eastAsia="DM Sans" w:hAnsi="DM Sans"/>
@@ -1336,7 +1336,7 @@
         <w:keepNext/>
         <w:spacing w:after="0" w:before="200"/>
       </w:pPr>
-      <w:hyperlink w:history="1" r:id="rIdxlturh2rzddptq2mgtrjm">
+      <w:hyperlink w:history="1" r:id="rIdnvoahtm3m2zwntuj-qfk9">
         <w:r>
           <w:rPr>
             <w:rFonts w:ascii="DM Sans" w:cs="DM Sans" w:eastAsia="DM Sans" w:hAnsi="DM Sans"/>
@@ -1414,7 +1414,7 @@
           <w:sz w:val="21"/>
           <w:szCs w:val="21"/>
         </w:rPr>
-        <w:t xml:space="preserve">Web-development bootcamp (and The Grace Hopper Program). Scaled and optimized the enrollment system to exceed growth targets.</w:t>
+        <w:t xml:space="preserve">Web-development bootcamp (and The Grace Hopper Program). Owned the enrollment funnel end to end, scaling it past growth targets.</w:t>
       </w:r>
     </w:p>
     <w:p>
@@ -1497,7 +1497,7 @@
         <w:keepNext/>
         <w:spacing w:after="0" w:before="200"/>
       </w:pPr>
-      <w:hyperlink w:history="1" r:id="rIdx_pg7gdgshbtoc1tb5s6-">
+      <w:hyperlink w:history="1" r:id="rId_c79qdyuc5exn3t3e8dbz">
         <w:r>
           <w:rPr>
             <w:rFonts w:ascii="DM Sans" w:cs="DM Sans" w:eastAsia="DM Sans" w:hAnsi="DM Sans"/>
@@ -1792,7 +1792,7 @@
         </w:rPr>
         <w:t xml:space="preserve">Presentation: </w:t>
       </w:r>
-      <w:hyperlink w:history="1" r:id="rId-rbsv_o3wl0zalugattfe">
+      <w:hyperlink w:history="1" r:id="rId4zdgobihjx8cj0mqqaolh">
         <w:r>
           <w:rPr>
             <w:rFonts w:ascii="DM Sans" w:cs="DM Sans" w:eastAsia="DM Sans" w:hAnsi="DM Sans"/>
@@ -1934,7 +1934,7 @@
         </w:rPr>
         <w:t xml:space="preserve">Presentation: </w:t>
       </w:r>
-      <w:hyperlink w:history="1" r:id="rId2j4iwbqlis609mr7wrjha">
+      <w:hyperlink w:history="1" r:id="rIdchi7-ia3z6rnfsrvpfag2">
         <w:r>
           <w:rPr>
             <w:rFonts w:ascii="DM Sans" w:cs="DM Sans" w:eastAsia="DM Sans" w:hAnsi="DM Sans"/>
@@ -2065,7 +2065,7 @@
         <w:keepNext/>
         <w:spacing w:after="60" w:before="0"/>
       </w:pPr>
-      <w:hyperlink w:history="1" r:id="rId88l21gzeftu1twyflgcvs">
+      <w:hyperlink w:history="1" r:id="rIdkimcjqql4nbechwdw73ig">
         <w:r>
           <w:rPr>
             <w:rFonts w:ascii="DM Sans" w:cs="DM Sans" w:eastAsia="DM Sans" w:hAnsi="DM Sans"/>
@@ -2105,7 +2105,7 @@
         <w:keepNext/>
         <w:spacing w:after="60" w:before="200"/>
       </w:pPr>
-      <w:hyperlink w:history="1" r:id="rId3lk0qyb9fuaa-8_kxvq2y">
+      <w:hyperlink w:history="1" r:id="rIdneiw_yxqhautd_i4wzun3">
         <w:r>
           <w:rPr>
             <w:rFonts w:ascii="DM Sans" w:cs="DM Sans" w:eastAsia="DM Sans" w:hAnsi="DM Sans"/>
@@ -2275,7 +2275,7 @@
       </w:pBdr>
       <w:spacing w:after="80" w:before="40"/>
     </w:pPr>
-    <w:hyperlink w:history="1" r:id="rIdhpm0rbolpwt8jwz9cxiig">
+    <w:hyperlink w:history="1" r:id="rIdik5vq0bbefxbo_tsofqkh">
       <w:r>
         <w:rPr>
           <w:rFonts w:ascii="DM Sans" w:cs="DM Sans" w:eastAsia="DM Sans" w:hAnsi="DM Sans"/>
@@ -2300,7 +2300,7 @@
       </w:rPr>
       <w:t xml:space="preserve"> · </w:t>
     </w:r>
-    <w:hyperlink w:history="1" r:id="rIdxtcffthqf-_qpnluptfcw">
+    <w:hyperlink w:history="1" r:id="rIdvcghc4ebldq73yxni-hts">
       <w:r>
         <w:rPr>
           <w:rFonts w:ascii="DM Sans" w:cs="DM Sans" w:eastAsia="DM Sans" w:hAnsi="DM Sans"/>
@@ -2351,7 +2351,7 @@
       </w:rPr>
       <w:t xml:space="preserve"> · </w:t>
     </w:r>
-    <w:hyperlink w:history="1" r:id="rId-ijvzkifkejfcdbsc_ckb">
+    <w:hyperlink w:history="1" r:id="rIdgdtiyfqfstnwahfjlussj">
       <w:r>
         <w:rPr>
           <w:rFonts w:ascii="DM Sans" w:cs="DM Sans" w:eastAsia="DM Sans" w:hAnsi="DM Sans"/>
@@ -2376,7 +2376,7 @@
       </w:rPr>
       <w:t xml:space="preserve"> · </w:t>
     </w:r>
-    <w:hyperlink w:history="1" r:id="rIdtz5idh81juchbyxpg2xvk">
+    <w:hyperlink w:history="1" r:id="rIdhquztd-zdlie1seni9t95">
       <w:r>
         <w:rPr>
           <w:rFonts w:ascii="DM Sans" w:cs="DM Sans" w:eastAsia="DM Sans" w:hAnsi="DM Sans"/>
@@ -2401,7 +2401,7 @@
       </w:rPr>
       <w:t xml:space="preserve"> · </w:t>
     </w:r>
-    <w:hyperlink w:history="1" r:id="rIdgk8wrdcermpib5ckrg9fc">
+    <w:hyperlink w:history="1" r:id="rIdqn_rm_lx6b4cliqqm6v6g">
       <w:r>
         <w:rPr>
           <w:rFonts w:ascii="DM Sans" w:cs="DM Sans" w:eastAsia="DM Sans" w:hAnsi="DM Sans"/>

--- a/public/resume/malcolm-xavier-resume-template.docx
+++ b/public/resume/malcolm-xavier-resume-template.docx
@@ -40,7 +40,7 @@
       <w:pPr>
         <w:spacing w:after="40" w:before="0"/>
       </w:pPr>
-      <w:hyperlink w:history="1" r:id="rIde3mlir8_isj5izevld9vo">
+      <w:hyperlink w:history="1" r:id="rIdmhlji5os5q-78vg4dedr0">
         <w:r>
           <w:rPr>
             <w:rFonts w:ascii="DM Sans" w:cs="DM Sans" w:eastAsia="DM Sans" w:hAnsi="DM Sans"/>
@@ -69,7 +69,7 @@
         </w:rPr>
         <w:t xml:space="preserve"> · </w:t>
       </w:r>
-      <w:hyperlink w:history="1" r:id="rIdy0x4fs97haag27mkdrujk">
+      <w:hyperlink w:history="1" r:id="rId2gnnogdzhyxs9b03g3g-_">
         <w:r>
           <w:rPr>
             <w:rFonts w:ascii="DM Sans" w:cs="DM Sans" w:eastAsia="DM Sans" w:hAnsi="DM Sans"/>
@@ -116,7 +116,7 @@
       <w:pPr>
         <w:spacing w:after="200" w:before="0"/>
       </w:pPr>
-      <w:hyperlink w:history="1" r:id="rIdewhlsskzhcvwe9qur6dte">
+      <w:hyperlink w:history="1" r:id="rIduux4weldgsrp75ouk8dry">
         <w:r>
           <w:rPr>
             <w:rFonts w:ascii="DM Sans" w:cs="DM Sans" w:eastAsia="DM Sans" w:hAnsi="DM Sans"/>
@@ -145,7 +145,7 @@
         </w:rPr>
         <w:t xml:space="preserve"> · </w:t>
       </w:r>
-      <w:hyperlink w:history="1" r:id="rIdzn3iai6odmxveq73cl_x-">
+      <w:hyperlink w:history="1" r:id="rIdji8g5uxumbcje53fga2m4">
         <w:r>
           <w:rPr>
             <w:rFonts w:ascii="DM Sans" w:cs="DM Sans" w:eastAsia="DM Sans" w:hAnsi="DM Sans"/>
@@ -174,7 +174,7 @@
         </w:rPr>
         <w:t xml:space="preserve"> · </w:t>
       </w:r>
-      <w:hyperlink w:history="1" r:id="rIdayjd7lujiq2xgegev3fiq">
+      <w:hyperlink w:history="1" r:id="rIdysfrbhbr8fsrxm-2-p0kl">
         <w:r>
           <w:rPr>
             <w:rFonts w:ascii="DM Sans" w:cs="DM Sans" w:eastAsia="DM Sans" w:hAnsi="DM Sans"/>
@@ -337,7 +337,7 @@
         </w:rPr>
         <w:t xml:space="preserve">Build and operate the </w:t>
       </w:r>
-      <w:hyperlink w:history="1" r:id="rIdbnvwd42qwjxpslzdytfoi">
+      <w:hyperlink w:history="1" r:id="rIdclizac9u62-lq-cwpp49x">
         <w:r>
           <w:rPr>
             <w:rFonts w:ascii="DM Sans" w:cs="DM Sans" w:eastAsia="DM Sans" w:hAnsi="DM Sans"/>
@@ -403,7 +403,7 @@
         <w:spacing w:after="40" w:before="0"/>
         <w:ind w:left="288"/>
       </w:pPr>
-      <w:hyperlink w:history="1" r:id="rIdwij-fr-8taa_-k11tl4pk">
+      <w:hyperlink w:history="1" r:id="rIdenuptvv77yytpzcv0nzez">
         <w:r>
           <w:rPr>
             <w:rFonts w:ascii="DM Sans" w:cs="DM Sans" w:eastAsia="DM Sans" w:hAnsi="DM Sans"/>
@@ -444,7 +444,7 @@
         <w:spacing w:after="40" w:before="0"/>
         <w:ind w:left="288"/>
       </w:pPr>
-      <w:hyperlink w:history="1" r:id="rIdagehn22zni4h6rjvruzij">
+      <w:hyperlink w:history="1" r:id="rIdti4z-bg5lcwg52g2itynx">
         <w:r>
           <w:rPr>
             <w:rFonts w:ascii="DM Sans" w:cs="DM Sans" w:eastAsia="DM Sans" w:hAnsi="DM Sans"/>
@@ -484,7 +484,7 @@
         <w:spacing w:after="40" w:before="0"/>
         <w:ind w:left="288"/>
       </w:pPr>
-      <w:hyperlink w:history="1" r:id="rIdmiyyo2_mdhl0kmaab2llz">
+      <w:hyperlink w:history="1" r:id="rIdrypsrfiaulhy-fwizocdo">
         <w:r>
           <w:rPr>
             <w:rFonts w:ascii="DM Sans" w:cs="DM Sans" w:eastAsia="DM Sans" w:hAnsi="DM Sans"/>
@@ -519,7 +519,7 @@
         <w:keepNext/>
         <w:spacing w:after="0" w:before="200"/>
       </w:pPr>
-      <w:hyperlink w:history="1" r:id="rIdeauvimvgxfzsbrgfqwcjf">
+      <w:hyperlink w:history="1" r:id="rIdbe4ssyzzlvmlolydtdfv8">
         <w:r>
           <w:rPr>
             <w:rFonts w:ascii="DM Sans" w:cs="DM Sans" w:eastAsia="DM Sans" w:hAnsi="DM Sans"/>
@@ -660,7 +660,7 @@
           <w:sz w:val="21"/>
           <w:szCs w:val="21"/>
         </w:rPr>
-        <w:t xml:space="preserve">Partnered with data science to scale a recipe recommendation service and drive </w:t>
+        <w:t xml:space="preserve">Partnered with data science and operations to scale recipe recommendation service and drive </w:t>
       </w:r>
       <w:r>
         <w:rPr>
@@ -782,7 +782,7 @@
         </w:rPr>
         <w:t xml:space="preserve">Case study: </w:t>
       </w:r>
-      <w:hyperlink w:history="1" r:id="rIdz-_ais3ifdkkj5qroxixl">
+      <w:hyperlink w:history="1" r:id="rIdbtco32ruf-5udrn-60hra">
         <w:r>
           <w:rPr>
             <w:rFonts w:ascii="DM Sans" w:cs="DM Sans" w:eastAsia="DM Sans" w:hAnsi="DM Sans"/>
@@ -804,7 +804,7 @@
         <w:keepNext/>
         <w:spacing w:after="0" w:before="200"/>
       </w:pPr>
-      <w:hyperlink w:history="1" r:id="rIdtfoo69b0uuxslszcxywdy">
+      <w:hyperlink w:history="1" r:id="rIdgxl-zmnwn5b4dc6fjsldg">
         <w:r>
           <w:rPr>
             <w:rFonts w:ascii="DM Sans" w:cs="DM Sans" w:eastAsia="DM Sans" w:hAnsi="DM Sans"/>
@@ -1067,7 +1067,7 @@
         </w:rPr>
         <w:t xml:space="preserve">Case study: </w:t>
       </w:r>
-      <w:hyperlink w:history="1" r:id="rIddrtgobrmg0eprw8inrwyf">
+      <w:hyperlink w:history="1" r:id="rIdi23yegi7skckabakknx8d">
         <w:r>
           <w:rPr>
             <w:rFonts w:ascii="DM Sans" w:cs="DM Sans" w:eastAsia="DM Sans" w:hAnsi="DM Sans"/>
@@ -1089,7 +1089,7 @@
         <w:keepNext/>
         <w:spacing w:after="0" w:before="200"/>
       </w:pPr>
-      <w:hyperlink w:history="1" r:id="rId3_cj9ja5ri6ixmrdkumfr">
+      <w:hyperlink w:history="1" r:id="rIduhqob-gmaiujfjky9su2p">
         <w:r>
           <w:rPr>
             <w:rFonts w:ascii="DM Sans" w:cs="DM Sans" w:eastAsia="DM Sans" w:hAnsi="DM Sans"/>
@@ -1230,7 +1230,7 @@
           <w:sz w:val="21"/>
           <w:szCs w:val="21"/>
         </w:rPr>
-        <w:t xml:space="preserve">Implemented targeting features that </w:t>
+        <w:t xml:space="preserve">Implemented participant targeting that </w:t>
       </w:r>
       <w:r>
         <w:rPr>
@@ -1314,7 +1314,7 @@
         </w:rPr>
         <w:t xml:space="preserve">Case study: </w:t>
       </w:r>
-      <w:hyperlink w:history="1" r:id="rIdtmqcqavnowrfg99nv_7mc">
+      <w:hyperlink w:history="1" r:id="rId_zfzhecb54iyjqsr5a7a4">
         <w:r>
           <w:rPr>
             <w:rFonts w:ascii="DM Sans" w:cs="DM Sans" w:eastAsia="DM Sans" w:hAnsi="DM Sans"/>
@@ -1336,7 +1336,7 @@
         <w:keepNext/>
         <w:spacing w:after="0" w:before="200"/>
       </w:pPr>
-      <w:hyperlink w:history="1" r:id="rIdnvoahtm3m2zwntuj-qfk9">
+      <w:hyperlink w:history="1" r:id="rIdfbxalfvygejrqur54cu9j">
         <w:r>
           <w:rPr>
             <w:rFonts w:ascii="DM Sans" w:cs="DM Sans" w:eastAsia="DM Sans" w:hAnsi="DM Sans"/>
@@ -1465,7 +1465,7 @@
           <w:sz w:val="21"/>
           <w:szCs w:val="21"/>
         </w:rPr>
-        <w:t xml:space="preserve"> by scaling enrollment</w:t>
+        <w:t xml:space="preserve"> by operationalizing enrollment</w:t>
       </w:r>
     </w:p>
     <w:p>
@@ -1497,7 +1497,7 @@
         <w:keepNext/>
         <w:spacing w:after="0" w:before="200"/>
       </w:pPr>
-      <w:hyperlink w:history="1" r:id="rId_c79qdyuc5exn3t3e8dbz">
+      <w:hyperlink w:history="1" r:id="rIdrlzqh7ooidxso0d1zl8uh">
         <w:r>
           <w:rPr>
             <w:rFonts w:ascii="DM Sans" w:cs="DM Sans" w:eastAsia="DM Sans" w:hAnsi="DM Sans"/>
@@ -1792,7 +1792,7 @@
         </w:rPr>
         <w:t xml:space="preserve">Presentation: </w:t>
       </w:r>
-      <w:hyperlink w:history="1" r:id="rId4zdgobihjx8cj0mqqaolh">
+      <w:hyperlink w:history="1" r:id="rIdjw9n8isc4hc9oksfzrrtr">
         <w:r>
           <w:rPr>
             <w:rFonts w:ascii="DM Sans" w:cs="DM Sans" w:eastAsia="DM Sans" w:hAnsi="DM Sans"/>
@@ -1934,7 +1934,7 @@
         </w:rPr>
         <w:t xml:space="preserve">Presentation: </w:t>
       </w:r>
-      <w:hyperlink w:history="1" r:id="rIdchi7-ia3z6rnfsrvpfag2">
+      <w:hyperlink w:history="1" r:id="rIdewja0hydq8papc85ifb2z">
         <w:r>
           <w:rPr>
             <w:rFonts w:ascii="DM Sans" w:cs="DM Sans" w:eastAsia="DM Sans" w:hAnsi="DM Sans"/>
@@ -2065,7 +2065,7 @@
         <w:keepNext/>
         <w:spacing w:after="60" w:before="0"/>
       </w:pPr>
-      <w:hyperlink w:history="1" r:id="rIdkimcjqql4nbechwdw73ig">
+      <w:hyperlink w:history="1" r:id="rId2xi-n8pnx-2unpt2_st7n">
         <w:r>
           <w:rPr>
             <w:rFonts w:ascii="DM Sans" w:cs="DM Sans" w:eastAsia="DM Sans" w:hAnsi="DM Sans"/>
@@ -2105,7 +2105,7 @@
         <w:keepNext/>
         <w:spacing w:after="60" w:before="200"/>
       </w:pPr>
-      <w:hyperlink w:history="1" r:id="rIdneiw_yxqhautd_i4wzun3">
+      <w:hyperlink w:history="1" r:id="rIdq0mxpztmjclrn_zws5fvc">
         <w:r>
           <w:rPr>
             <w:rFonts w:ascii="DM Sans" w:cs="DM Sans" w:eastAsia="DM Sans" w:hAnsi="DM Sans"/>
@@ -2275,7 +2275,7 @@
       </w:pBdr>
       <w:spacing w:after="80" w:before="40"/>
     </w:pPr>
-    <w:hyperlink w:history="1" r:id="rIdik5vq0bbefxbo_tsofqkh">
+    <w:hyperlink w:history="1" r:id="rIdu3am4hxhn2hsun3o2xi8x">
       <w:r>
         <w:rPr>
           <w:rFonts w:ascii="DM Sans" w:cs="DM Sans" w:eastAsia="DM Sans" w:hAnsi="DM Sans"/>
@@ -2300,7 +2300,7 @@
       </w:rPr>
       <w:t xml:space="preserve"> · </w:t>
     </w:r>
-    <w:hyperlink w:history="1" r:id="rIdvcghc4ebldq73yxni-hts">
+    <w:hyperlink w:history="1" r:id="rIdhjclu6wyw7nblt9tv9rn4">
       <w:r>
         <w:rPr>
           <w:rFonts w:ascii="DM Sans" w:cs="DM Sans" w:eastAsia="DM Sans" w:hAnsi="DM Sans"/>
@@ -2351,7 +2351,7 @@
       </w:rPr>
       <w:t xml:space="preserve"> · </w:t>
     </w:r>
-    <w:hyperlink w:history="1" r:id="rIdgdtiyfqfstnwahfjlussj">
+    <w:hyperlink w:history="1" r:id="rIdx4egqyeqauhrnjxpdko_h">
       <w:r>
         <w:rPr>
           <w:rFonts w:ascii="DM Sans" w:cs="DM Sans" w:eastAsia="DM Sans" w:hAnsi="DM Sans"/>
@@ -2376,7 +2376,7 @@
       </w:rPr>
       <w:t xml:space="preserve"> · </w:t>
     </w:r>
-    <w:hyperlink w:history="1" r:id="rIdhquztd-zdlie1seni9t95">
+    <w:hyperlink w:history="1" r:id="rIdkp7cojybwno3nug4lc4ze">
       <w:r>
         <w:rPr>
           <w:rFonts w:ascii="DM Sans" w:cs="DM Sans" w:eastAsia="DM Sans" w:hAnsi="DM Sans"/>
@@ -2401,7 +2401,7 @@
       </w:rPr>
       <w:t xml:space="preserve"> · </w:t>
     </w:r>
-    <w:hyperlink w:history="1" r:id="rIdqn_rm_lx6b4cliqqm6v6g">
+    <w:hyperlink w:history="1" r:id="rIdsd1kmeum90colmzcojtap">
       <w:r>
         <w:rPr>
           <w:rFonts w:ascii="DM Sans" w:cs="DM Sans" w:eastAsia="DM Sans" w:hAnsi="DM Sans"/>
